--- a/李鑫-AI全栈开发工程师-社招简历.docx
+++ b/李鑫-AI全栈开发工程师-社招简历.docx
@@ -4,3653 +4,496 @@
   <w:body>
     <w:p>
       <w:pPr>
-        <w:pStyle w:val="Heading1"/>
-        <w:spacing w:after="180"/>
+        <w:jc w:val="center"/>
       </w:pPr>
       <w:r>
         <w:rPr>
-          <w:rFonts w:ascii="Microsoft YaHei" w:eastAsia="Microsoft YaHei" w:hAnsi="Microsoft YaHei" w:cs="Microsoft YaHei" w:hint="eastAsia"/>
-          <w:sz w:val="39"/>
-          <w:lang w:eastAsia="zh-CN"/>
+          <w:b/>
+          <w:sz w:val="36"/>
         </w:rPr>
-        <w:t>李 鑫</w:t>
+        <w:t>李鑫 - AI 全栈开发工程师（社招简历） 李 鑫</w:t>
+      </w:r>
+    </w:p>
+    <w:p>
+      <w:r>
+        <w:t>📱 18040309928 📧 lxx18040309928@163.com</w:t>
       </w:r>
     </w:p>
     <w:p>
       <w:r>
         <w:rPr>
-          <w:color w:val="666666"/>
-          <w:sz w:val="21"/>
+          <w:b/>
+          <w:sz w:val="24"/>
         </w:rPr>
+        <w:t>求职意向：AI 应用开发工程师 / AI 全栈工程师（AI 系统工程化落地 + 全栈开发）｜期望 30-35 万｜成都</w:t>
       </w:r>
+    </w:p>
+    <w:p>
+      <w:r>
+        <w:t>2700万+AI 调优结果明细</w:t>
+      </w:r>
+    </w:p>
+    <w:p>
+      <w:r>
+        <w:t>10亿+累计调优执行信息</w:t>
+      </w:r>
+    </w:p>
+    <w:p>
+      <w:r>
+        <w:t>46万+调优任务记录</w:t>
+      </w:r>
+    </w:p>
+    <w:p>
       <w:r>
         <w:rPr>
-          <w:color w:val="666666"/>
-          <w:sz w:val="21"/>
+          <w:b/>
         </w:rPr>
-        <w:t>📱 18040309928</w:t>
+        <w:t>19.6万+纳管无线设备规模</w:t>
       </w:r>
+    </w:p>
+    <w:p>
       <w:r>
         <w:rPr>
-          <w:color w:val="666666"/>
-          <w:sz w:val="21"/>
-        </w:rPr>
-      </w:r>
-      <w:r>
-        <w:rPr>
-          <w:color w:val="666666"/>
-          <w:sz w:val="21"/>
-        </w:rPr>
-        <w:t>📧 lxx18040309928@163.com</w:t>
-      </w:r>
-      <w:r>
-        <w:rPr>
-          <w:color w:val="666666"/>
-          <w:sz w:val="21"/>
-        </w:rPr>
-      </w:r>
-      <w:r/>
-    </w:p>
-    <w:p>
-      <w:pPr>
-        <w:spacing w:after="150"/>
-        <w:pBdr>
-          <w:left w:val="single" w:sz="24" w:space="0" w:color="1A1A1A"/>
-        </w:pBdr>
-        <w:shd w:val="clear" w:color="auto" w:fill="F5F7FA"/>
-      </w:pPr>
-      <w:r>
-        <w:rPr>
-          <w:color w:val="1A1A1A"/>
-          <w:sz w:val="21"/>
-        </w:rPr>
-      </w:r>
-      <w:r>
-        <w:rPr>
-          <w:rFonts w:ascii="Microsoft YaHei" w:eastAsia="Microsoft YaHei" w:hAnsi="Microsoft YaHei" w:cs="Microsoft YaHei" w:hint="eastAsia"/>
           <w:b/>
-          <w:color w:val="1A1A1A"/>
-          <w:sz w:val="21"/>
-          <w:lang w:eastAsia="zh-CN"/>
-        </w:rPr>
-        <w:t>求职意向</w:t>
-      </w:r>
-      <w:r>
-        <w:rPr>
-          <w:rFonts w:ascii="Microsoft YaHei" w:eastAsia="Microsoft YaHei" w:hAnsi="Microsoft YaHei" w:cs="Microsoft YaHei" w:hint="eastAsia"/>
-          <w:color w:val="1A1A1A"/>
-          <w:sz w:val="21"/>
-          <w:lang w:eastAsia="zh-CN"/>
-        </w:rPr>
-        <w:t>：AI 应用开发工程师 / AI 全栈工程师（AI 系统工程化落地 + 全栈开发）｜期望 30-35 万｜成都</w:t>
-      </w:r>
-      <w:r/>
-    </w:p>
-    <w:p>
-      <w:pPr>
-        <w:pStyle w:val="Heading2"/>
-      </w:pPr>
-      <w:r>
-        <w:rPr>
-          <w:rFonts w:ascii="Microsoft YaHei" w:eastAsia="Microsoft YaHei" w:hAnsi="Microsoft YaHei" w:cs="Microsoft YaHei" w:hint="eastAsia"/>
-          <w:color w:val="FFFFFF"/>
           <w:sz w:val="24"/>
-          <w:lang w:eastAsia="zh-CN"/>
         </w:rPr>
         <w:t>教 育 背 景</w:t>
       </w:r>
-      <w:r/>
-    </w:p>
-    <w:tbl>
-      <w:tblPr>
-        <w:tblW w:type="pct" w:w="5000"/>
-        <w:tblLook w:firstColumn="1" w:firstRow="1" w:lastColumn="0" w:lastRow="0" w:noHBand="0" w:noVBand="1" w:val="04A0"/>
-        <w:tblLayout w:type="autofit"/>
-      </w:tblPr>
-      <w:tblGrid>
-        <w:gridCol w:w="2160"/>
-        <w:gridCol w:w="2160"/>
-        <w:gridCol w:w="2160"/>
-        <w:gridCol w:w="2160"/>
-      </w:tblGrid>
-      <w:tr>
-        <w:tc>
-          <w:tcPr>
-            <w:tcW w:type="dxa" w:w="2160"/>
-            <w:tcBorders>
-              <w:top w:val="single" w:sz="6" w:space="0" w:color="DDDDDD"/>
-              <w:bottom w:val="single" w:sz="6" w:space="0" w:color="DDDDDD"/>
-              <w:left w:val="single" w:sz="6" w:space="0" w:color="DDDDDD"/>
-              <w:right w:val="single" w:sz="6" w:space="0" w:color="DDDDDD"/>
-            </w:tcBorders>
-            <w:shd w:val="clear" w:color="auto" w:fill="F5F5F5"/>
-            <w:vAlign w:val="center"/>
-            <w:tcMar>
-              <w:top w:w="150" w:type="dxa"/>
-              <w:bottom w:w="150" w:type="dxa"/>
-              <w:left w:w="180" w:type="dxa"/>
-              <w:right w:w="180" w:type="dxa"/>
-            </w:tcMar>
-          </w:tcPr>
-          <w:p>
-            <w:pPr>
-              <w:jc w:val="left"/>
-              <w:spacing w:line="240" w:lineRule="auto" w:before="60" w:after="60"/>
-            </w:pPr>
-            <w:r>
-              <w:rPr>
-                <w:b/>
-              </w:rPr>
-              <w:t>学校</w:t>
-            </w:r>
-          </w:p>
-        </w:tc>
-        <w:tc>
-          <w:tcPr>
-            <w:tcW w:type="dxa" w:w="2160"/>
-            <w:tcBorders>
-              <w:top w:val="single" w:sz="6" w:space="0" w:color="DDDDDD"/>
-              <w:bottom w:val="single" w:sz="6" w:space="0" w:color="DDDDDD"/>
-              <w:left w:val="single" w:sz="6" w:space="0" w:color="DDDDDD"/>
-              <w:right w:val="single" w:sz="6" w:space="0" w:color="DDDDDD"/>
-            </w:tcBorders>
-            <w:shd w:val="clear" w:color="auto" w:fill="F5F5F5"/>
-            <w:vAlign w:val="center"/>
-            <w:tcMar>
-              <w:top w:w="150" w:type="dxa"/>
-              <w:bottom w:w="150" w:type="dxa"/>
-              <w:left w:w="180" w:type="dxa"/>
-              <w:right w:w="180" w:type="dxa"/>
-            </w:tcMar>
-          </w:tcPr>
-          <w:p>
-            <w:pPr>
-              <w:jc w:val="left"/>
-              <w:spacing w:line="240" w:lineRule="auto" w:before="60" w:after="60"/>
-            </w:pPr>
-            <w:r>
-              <w:rPr>
-                <w:b/>
-              </w:rPr>
-              <w:t>专业</w:t>
-            </w:r>
-          </w:p>
-        </w:tc>
-        <w:tc>
-          <w:tcPr>
-            <w:tcW w:type="dxa" w:w="2160"/>
-            <w:tcBorders>
-              <w:top w:val="single" w:sz="6" w:space="0" w:color="DDDDDD"/>
-              <w:bottom w:val="single" w:sz="6" w:space="0" w:color="DDDDDD"/>
-              <w:left w:val="single" w:sz="6" w:space="0" w:color="DDDDDD"/>
-              <w:right w:val="single" w:sz="6" w:space="0" w:color="DDDDDD"/>
-            </w:tcBorders>
-            <w:shd w:val="clear" w:color="auto" w:fill="F5F5F5"/>
-            <w:vAlign w:val="center"/>
-            <w:tcMar>
-              <w:top w:w="150" w:type="dxa"/>
-              <w:bottom w:w="150" w:type="dxa"/>
-              <w:left w:w="180" w:type="dxa"/>
-              <w:right w:w="180" w:type="dxa"/>
-            </w:tcMar>
-          </w:tcPr>
-          <w:p>
-            <w:pPr>
-              <w:jc w:val="left"/>
-              <w:spacing w:line="240" w:lineRule="auto" w:before="60" w:after="60"/>
-            </w:pPr>
-            <w:r>
-              <w:rPr>
-                <w:b/>
-              </w:rPr>
-              <w:t>学历</w:t>
-            </w:r>
-          </w:p>
-        </w:tc>
-        <w:tc>
-          <w:tcPr>
-            <w:tcW w:type="dxa" w:w="2160"/>
-            <w:tcBorders>
-              <w:top w:val="single" w:sz="6" w:space="0" w:color="DDDDDD"/>
-              <w:bottom w:val="single" w:sz="6" w:space="0" w:color="DDDDDD"/>
-              <w:left w:val="single" w:sz="6" w:space="0" w:color="DDDDDD"/>
-              <w:right w:val="single" w:sz="6" w:space="0" w:color="DDDDDD"/>
-            </w:tcBorders>
-            <w:shd w:val="clear" w:color="auto" w:fill="F5F5F5"/>
-            <w:vAlign w:val="center"/>
-            <w:tcMar>
-              <w:top w:w="150" w:type="dxa"/>
-              <w:bottom w:w="150" w:type="dxa"/>
-              <w:left w:w="180" w:type="dxa"/>
-              <w:right w:w="180" w:type="dxa"/>
-            </w:tcMar>
-          </w:tcPr>
-          <w:p>
-            <w:pPr>
-              <w:jc w:val="left"/>
-              <w:spacing w:line="240" w:lineRule="auto" w:before="60" w:after="60"/>
-            </w:pPr>
-            <w:r>
-              <w:rPr>
-                <w:b/>
-              </w:rPr>
-              <w:t>时间</w:t>
-            </w:r>
-          </w:p>
-        </w:tc>
-      </w:tr>
-      <w:tr>
-        <w:tc>
-          <w:tcPr>
-            <w:tcW w:type="dxa" w:w="2160"/>
-            <w:tcBorders>
-              <w:top w:val="single" w:sz="6" w:space="0" w:color="DDDDDD"/>
-              <w:bottom w:val="single" w:sz="6" w:space="0" w:color="DDDDDD"/>
-              <w:left w:val="single" w:sz="6" w:space="0" w:color="DDDDDD"/>
-              <w:right w:val="single" w:sz="6" w:space="0" w:color="DDDDDD"/>
-            </w:tcBorders>
-            <w:vAlign w:val="center"/>
-            <w:tcMar>
-              <w:top w:w="150" w:type="dxa"/>
-              <w:bottom w:w="150" w:type="dxa"/>
-              <w:left w:w="180" w:type="dxa"/>
-              <w:right w:w="180" w:type="dxa"/>
-            </w:tcMar>
-          </w:tcPr>
-          <w:p>
-            <w:pPr>
-              <w:jc w:val="left"/>
-              <w:spacing w:line="240" w:lineRule="auto" w:before="60" w:after="60"/>
-            </w:pPr>
-            <w:r>
-              <w:t>重庆邮电大学（重庆市智能空地协同重点实验室）</w:t>
-            </w:r>
-          </w:p>
-        </w:tc>
-        <w:tc>
-          <w:tcPr>
-            <w:tcW w:type="dxa" w:w="2160"/>
-            <w:tcBorders>
-              <w:top w:val="single" w:sz="6" w:space="0" w:color="DDDDDD"/>
-              <w:bottom w:val="single" w:sz="6" w:space="0" w:color="DDDDDD"/>
-              <w:left w:val="single" w:sz="6" w:space="0" w:color="DDDDDD"/>
-              <w:right w:val="single" w:sz="6" w:space="0" w:color="DDDDDD"/>
-            </w:tcBorders>
-            <w:vAlign w:val="center"/>
-            <w:tcMar>
-              <w:top w:w="150" w:type="dxa"/>
-              <w:bottom w:w="150" w:type="dxa"/>
-              <w:left w:w="180" w:type="dxa"/>
-              <w:right w:w="180" w:type="dxa"/>
-            </w:tcMar>
-          </w:tcPr>
-          <w:p>
-            <w:pPr>
-              <w:jc w:val="left"/>
-              <w:spacing w:line="240" w:lineRule="auto" w:before="60" w:after="60"/>
-            </w:pPr>
-            <w:r>
-              <w:t>电子信息</w:t>
-            </w:r>
-          </w:p>
-        </w:tc>
-        <w:tc>
-          <w:tcPr>
-            <w:tcW w:type="dxa" w:w="2160"/>
-            <w:tcBorders>
-              <w:top w:val="single" w:sz="6" w:space="0" w:color="DDDDDD"/>
-              <w:bottom w:val="single" w:sz="6" w:space="0" w:color="DDDDDD"/>
-              <w:left w:val="single" w:sz="6" w:space="0" w:color="DDDDDD"/>
-              <w:right w:val="single" w:sz="6" w:space="0" w:color="DDDDDD"/>
-            </w:tcBorders>
-            <w:vAlign w:val="center"/>
-            <w:tcMar>
-              <w:top w:w="150" w:type="dxa"/>
-              <w:bottom w:w="150" w:type="dxa"/>
-              <w:left w:w="180" w:type="dxa"/>
-              <w:right w:w="180" w:type="dxa"/>
-            </w:tcMar>
-          </w:tcPr>
-          <w:p>
-            <w:pPr>
-              <w:jc w:val="left"/>
-              <w:spacing w:line="240" w:lineRule="auto" w:before="60" w:after="60"/>
-            </w:pPr>
-            <w:r>
-              <w:t>硕士</w:t>
-            </w:r>
-          </w:p>
-        </w:tc>
-        <w:tc>
-          <w:tcPr>
-            <w:tcW w:type="dxa" w:w="2160"/>
-            <w:tcBorders>
-              <w:top w:val="single" w:sz="6" w:space="0" w:color="DDDDDD"/>
-              <w:bottom w:val="single" w:sz="6" w:space="0" w:color="DDDDDD"/>
-              <w:left w:val="single" w:sz="6" w:space="0" w:color="DDDDDD"/>
-              <w:right w:val="single" w:sz="6" w:space="0" w:color="DDDDDD"/>
-            </w:tcBorders>
-            <w:vAlign w:val="center"/>
-            <w:tcMar>
-              <w:top w:w="150" w:type="dxa"/>
-              <w:bottom w:w="150" w:type="dxa"/>
-              <w:left w:w="180" w:type="dxa"/>
-              <w:right w:w="180" w:type="dxa"/>
-            </w:tcMar>
-          </w:tcPr>
-          <w:p>
-            <w:pPr>
-              <w:jc w:val="left"/>
-              <w:spacing w:line="240" w:lineRule="auto" w:before="60" w:after="60"/>
-            </w:pPr>
-            <w:r>
-              <w:t>2020.09 - 2023.06</w:t>
-            </w:r>
-          </w:p>
-        </w:tc>
-      </w:tr>
-      <w:tr>
-        <w:tc>
-          <w:tcPr>
-            <w:tcW w:type="dxa" w:w="2160"/>
-            <w:tcBorders>
-              <w:top w:val="single" w:sz="6" w:space="0" w:color="DDDDDD"/>
-              <w:bottom w:val="single" w:sz="6" w:space="0" w:color="DDDDDD"/>
-              <w:left w:val="single" w:sz="6" w:space="0" w:color="DDDDDD"/>
-              <w:right w:val="single" w:sz="6" w:space="0" w:color="DDDDDD"/>
-            </w:tcBorders>
-            <w:vAlign w:val="center"/>
-            <w:tcMar>
-              <w:top w:w="150" w:type="dxa"/>
-              <w:bottom w:w="150" w:type="dxa"/>
-              <w:left w:w="180" w:type="dxa"/>
-              <w:right w:w="180" w:type="dxa"/>
-            </w:tcMar>
-          </w:tcPr>
-          <w:p>
-            <w:pPr>
-              <w:jc w:val="left"/>
-              <w:spacing w:line="240" w:lineRule="auto" w:before="60" w:after="60"/>
-            </w:pPr>
-            <w:r>
-              <w:t>成都理工大学（双一流）</w:t>
-            </w:r>
-          </w:p>
-        </w:tc>
-        <w:tc>
-          <w:tcPr>
-            <w:tcW w:type="dxa" w:w="2160"/>
-            <w:tcBorders>
-              <w:top w:val="single" w:sz="6" w:space="0" w:color="DDDDDD"/>
-              <w:bottom w:val="single" w:sz="6" w:space="0" w:color="DDDDDD"/>
-              <w:left w:val="single" w:sz="6" w:space="0" w:color="DDDDDD"/>
-              <w:right w:val="single" w:sz="6" w:space="0" w:color="DDDDDD"/>
-            </w:tcBorders>
-            <w:vAlign w:val="center"/>
-            <w:tcMar>
-              <w:top w:w="150" w:type="dxa"/>
-              <w:bottom w:w="150" w:type="dxa"/>
-              <w:left w:w="180" w:type="dxa"/>
-              <w:right w:w="180" w:type="dxa"/>
-            </w:tcMar>
-          </w:tcPr>
-          <w:p>
-            <w:pPr>
-              <w:jc w:val="left"/>
-              <w:spacing w:line="240" w:lineRule="auto" w:before="60" w:after="60"/>
-            </w:pPr>
-            <w:r>
-              <w:t>电气工程及其自动化</w:t>
-            </w:r>
-          </w:p>
-        </w:tc>
-        <w:tc>
-          <w:tcPr>
-            <w:tcW w:type="dxa" w:w="2160"/>
-            <w:tcBorders>
-              <w:top w:val="single" w:sz="6" w:space="0" w:color="DDDDDD"/>
-              <w:bottom w:val="single" w:sz="6" w:space="0" w:color="DDDDDD"/>
-              <w:left w:val="single" w:sz="6" w:space="0" w:color="DDDDDD"/>
-              <w:right w:val="single" w:sz="6" w:space="0" w:color="DDDDDD"/>
-            </w:tcBorders>
-            <w:vAlign w:val="center"/>
-            <w:tcMar>
-              <w:top w:w="150" w:type="dxa"/>
-              <w:bottom w:w="150" w:type="dxa"/>
-              <w:left w:w="180" w:type="dxa"/>
-              <w:right w:w="180" w:type="dxa"/>
-            </w:tcMar>
-          </w:tcPr>
-          <w:p>
-            <w:pPr>
-              <w:jc w:val="left"/>
-              <w:spacing w:line="240" w:lineRule="auto" w:before="60" w:after="60"/>
-            </w:pPr>
-            <w:r>
-              <w:t>学士</w:t>
-            </w:r>
-          </w:p>
-        </w:tc>
-        <w:tc>
-          <w:tcPr>
-            <w:tcW w:type="dxa" w:w="2160"/>
-            <w:tcBorders>
-              <w:top w:val="single" w:sz="6" w:space="0" w:color="DDDDDD"/>
-              <w:bottom w:val="single" w:sz="6" w:space="0" w:color="DDDDDD"/>
-              <w:left w:val="single" w:sz="6" w:space="0" w:color="DDDDDD"/>
-              <w:right w:val="single" w:sz="6" w:space="0" w:color="DDDDDD"/>
-            </w:tcBorders>
-            <w:vAlign w:val="center"/>
-            <w:tcMar>
-              <w:top w:w="150" w:type="dxa"/>
-              <w:bottom w:w="150" w:type="dxa"/>
-              <w:left w:w="180" w:type="dxa"/>
-              <w:right w:w="180" w:type="dxa"/>
-            </w:tcMar>
-          </w:tcPr>
-          <w:p>
-            <w:pPr>
-              <w:jc w:val="left"/>
-              <w:spacing w:line="240" w:lineRule="auto" w:before="60" w:after="60"/>
-            </w:pPr>
-            <w:r>
-              <w:t>2016.09 - 2020.06</w:t>
-            </w:r>
-          </w:p>
-        </w:tc>
-      </w:tr>
-    </w:tbl>
-    <w:p>
-      <w:r/>
     </w:p>
     <w:p>
-      <w:pPr>
-        <w:pStyle w:val="Heading2"/>
-      </w:pPr>
+      <w:r>
+        <w:t>学校专业学历时间</w:t>
+      </w:r>
+    </w:p>
+    <w:p>
+      <w:r>
+        <w:t>重庆邮电大学（重庆市智能空地协同重点实验室）电子信息硕士2020.09 - 2023.06</w:t>
+      </w:r>
+    </w:p>
+    <w:p>
+      <w:r>
+        <w:t>成都理工大学（双一流）电气工程及其自动化学士2016.09 - 2020.06</w:t>
+      </w:r>
+    </w:p>
+    <w:p>
       <w:r>
         <w:rPr>
-          <w:rFonts w:ascii="Microsoft YaHei" w:eastAsia="Microsoft YaHei" w:hAnsi="Microsoft YaHei" w:cs="Microsoft YaHei" w:hint="eastAsia"/>
-          <w:color w:val="FFFFFF"/>
+          <w:b/>
           <w:sz w:val="24"/>
-          <w:lang w:eastAsia="zh-CN"/>
         </w:rPr>
         <w:t>工 作 经 历</w:t>
       </w:r>
-      <w:r/>
     </w:p>
     <w:p>
-      <w:pPr>
-        <w:pStyle w:val="Heading3"/>
-      </w:pPr>
       <w:r>
-        <w:rPr>
-          <w:rFonts w:ascii="Microsoft YaHei" w:eastAsia="Microsoft YaHei" w:hAnsi="Microsoft YaHei" w:cs="Microsoft YaHei" w:hint="eastAsia"/>
-          <w:color w:val="333333"/>
-          <w:sz w:val="22"/>
-          <w:lang w:eastAsia="zh-CN"/>
-        </w:rPr>
         <w:t>新华三技术有限公司（H3C） | 2023.07 - 至今（约3年）</w:t>
       </w:r>
     </w:p>
     <w:p>
-      <w:pPr>
-        <w:spacing w:before="75"/>
-      </w:pPr>
       <w:r>
-        <w:rPr>
-          <w:rFonts w:ascii="Microsoft YaHei" w:eastAsia="Microsoft YaHei" w:hAnsi="Microsoft YaHei" w:cs="Microsoft YaHei" w:hint="eastAsia"/>
-          <w:color w:val="666666"/>
-          <w:sz w:val="21"/>
-          <w:lang w:eastAsia="zh-CN"/>
-        </w:rPr>
-        <w:t>部门：云简网络团队</w:t>
-      </w:r>
-      <w:r>
-        <w:rPr>
-          <w:color w:val="666666"/>
-          <w:sz w:val="21"/>
-        </w:rPr>
-        <w:t xml:space="preserve"> · RRM</w:t>
-      </w:r>
-      <w:r>
-        <w:rPr>
-          <w:rFonts w:ascii="Microsoft YaHei" w:eastAsia="Microsoft YaHei" w:hAnsi="Microsoft YaHei" w:cs="Microsoft YaHei" w:hint="eastAsia"/>
-          <w:color w:val="666666"/>
-          <w:sz w:val="21"/>
-          <w:lang w:eastAsia="zh-CN"/>
-        </w:rPr>
-        <w:t>无线资源管理组</w:t>
-      </w:r>
-      <w:r>
-        <w:rPr>
-          <w:color w:val="666666"/>
-          <w:sz w:val="21"/>
-        </w:rPr>
-        <w:t xml:space="preserve"> · </w:t>
-      </w:r>
-      <w:r>
-        <w:rPr>
-          <w:rFonts w:ascii="Microsoft YaHei" w:eastAsia="Microsoft YaHei" w:hAnsi="Microsoft YaHei" w:cs="Microsoft YaHei" w:hint="eastAsia"/>
-          <w:color w:val="666666"/>
-          <w:sz w:val="21"/>
-          <w:lang w:eastAsia="zh-CN"/>
-        </w:rPr>
-        <w:t>岗位：</w:t>
-      </w:r>
-      <w:r>
-        <w:rPr>
-          <w:color w:val="666666"/>
-          <w:sz w:val="21"/>
-        </w:rPr>
-        <w:t xml:space="preserve">AI </w:t>
-      </w:r>
-      <w:r>
-        <w:rPr>
-          <w:rFonts w:ascii="Microsoft YaHei" w:eastAsia="Microsoft YaHei" w:hAnsi="Microsoft YaHei" w:cs="Microsoft YaHei" w:hint="eastAsia"/>
-          <w:color w:val="666666"/>
-          <w:sz w:val="21"/>
-          <w:lang w:eastAsia="zh-CN"/>
-        </w:rPr>
-        <w:t>应用开发工程师（</w:t>
-      </w:r>
-      <w:r>
-        <w:rPr>
-          <w:color w:val="666666"/>
-          <w:sz w:val="21"/>
-        </w:rPr>
-        <w:t xml:space="preserve">AI </w:t>
-      </w:r>
-      <w:r>
-        <w:rPr>
-          <w:rFonts w:ascii="Microsoft YaHei" w:eastAsia="Microsoft YaHei" w:hAnsi="Microsoft YaHei" w:cs="Microsoft YaHei" w:hint="eastAsia"/>
-          <w:color w:val="666666"/>
-          <w:sz w:val="21"/>
-          <w:lang w:eastAsia="zh-CN"/>
-        </w:rPr>
-        <w:t>系统落地方向）</w:t>
+        <w:t>部门：云简网络团队 · RRM无线资源管理组 · 岗位：AI 应用开发工程师（AI 系统落地方向）</w:t>
       </w:r>
     </w:p>
     <w:p>
-      <w:pPr>
-        <w:spacing w:before="60"/>
-      </w:pPr>
+      <w:r>
+        <w:t>主导 AI RRM 无线智能调优系统的工程化落地：AI 算法边缘部署、模型轻量化、增量训练、数据闭环，以及微服务架构、K8s 部署、前端可视化——覆盖"数据 → 模型 → 部署 → 迭代"全流程</w:t>
+      </w:r>
+    </w:p>
+    <w:p>
       <w:r>
         <w:rPr>
-          <w:rFonts w:ascii="Microsoft YaHei" w:eastAsia="Microsoft YaHei" w:hAnsi="Microsoft YaHei" w:cs="Microsoft YaHei" w:hint="eastAsia"/>
-          <w:color w:val="666666"/>
-          <w:sz w:val="19"/>
-          <w:lang w:eastAsia="zh-CN"/>
-        </w:rPr>
-        <w:t xml:space="preserve">主导 </w:t>
-      </w:r>
-      <w:r>
-        <w:rPr>
-          <w:rFonts w:ascii="Microsoft YaHei" w:eastAsia="Microsoft YaHei" w:hAnsi="Microsoft YaHei" w:cs="Microsoft YaHei" w:hint="eastAsia"/>
           <w:b/>
-          <w:color w:val="666666"/>
-          <w:sz w:val="19"/>
-          <w:lang w:eastAsia="zh-CN"/>
-        </w:rPr>
-        <w:t>AI RRM 无线智能调优系统</w:t>
-      </w:r>
-      <w:r>
-        <w:rPr>
-          <w:rFonts w:ascii="Microsoft YaHei" w:eastAsia="Microsoft YaHei" w:hAnsi="Microsoft YaHei" w:cs="Microsoft YaHei" w:hint="eastAsia"/>
-          <w:color w:val="666666"/>
-          <w:sz w:val="19"/>
-          <w:lang w:eastAsia="zh-CN"/>
-        </w:rPr>
-        <w:t>的工程化落地：</w:t>
-      </w:r>
-      <w:r>
-        <w:rPr>
-          <w:color w:val="666666"/>
-          <w:sz w:val="19"/>
-        </w:rPr>
-        <w:t xml:space="preserve">AI </w:t>
-      </w:r>
-      <w:r>
-        <w:rPr>
-          <w:rFonts w:ascii="Microsoft YaHei" w:eastAsia="Microsoft YaHei" w:hAnsi="Microsoft YaHei" w:cs="Microsoft YaHei" w:hint="eastAsia"/>
-          <w:color w:val="666666"/>
-          <w:sz w:val="19"/>
-          <w:lang w:eastAsia="zh-CN"/>
-        </w:rPr>
-        <w:t>算法边缘部署、模型轻量化、增量训练、数据闭环，以及微服务架构、</w:t>
-      </w:r>
-      <w:r>
-        <w:rPr>
-          <w:color w:val="666666"/>
-          <w:sz w:val="19"/>
-        </w:rPr>
-        <w:t xml:space="preserve">K8s </w:t>
-      </w:r>
-      <w:r>
-        <w:rPr>
-          <w:rFonts w:ascii="Microsoft YaHei" w:eastAsia="Microsoft YaHei" w:hAnsi="Microsoft YaHei" w:cs="Microsoft YaHei" w:hint="eastAsia"/>
-          <w:color w:val="666666"/>
-          <w:sz w:val="19"/>
-          <w:lang w:eastAsia="zh-CN"/>
-        </w:rPr>
-        <w:t>部署、前端可视化</w:t>
-      </w:r>
-      <w:r>
-        <w:rPr>
-          <w:color w:val="666666"/>
-          <w:sz w:val="19"/>
-        </w:rPr>
-        <w:t>——</w:t>
-      </w:r>
-      <w:r>
-        <w:rPr>
-          <w:rFonts w:ascii="Microsoft YaHei" w:eastAsia="Microsoft YaHei" w:hAnsi="Microsoft YaHei" w:cs="Microsoft YaHei" w:hint="eastAsia"/>
-          <w:b/>
-          <w:color w:val="666666"/>
-          <w:sz w:val="19"/>
-          <w:lang w:eastAsia="zh-CN"/>
-        </w:rPr>
-        <w:t>覆盖"数据 → 模型 → 部署 → 迭代"全流程</w:t>
-      </w:r>
-      <w:r/>
-    </w:p>
-    <w:p>
-      <w:pPr>
-        <w:pStyle w:val="Heading2"/>
-      </w:pPr>
-      <w:r>
-        <w:rPr>
-          <w:rFonts w:ascii="Microsoft YaHei" w:eastAsia="Microsoft YaHei" w:hAnsi="Microsoft YaHei" w:cs="Microsoft YaHei" w:hint="eastAsia"/>
-          <w:color w:val="FFFFFF"/>
           <w:sz w:val="24"/>
-          <w:lang w:eastAsia="zh-CN"/>
         </w:rPr>
         <w:t>核 心 项 目</w:t>
       </w:r>
-      <w:r/>
-      <w:r/>
     </w:p>
     <w:p>
-      <w:pPr>
-        <w:spacing w:after="180"/>
-      </w:pPr>
-      <w:r/>
       <w:r>
         <w:rPr>
-          <w:rFonts w:ascii="Microsoft YaHei" w:eastAsia="Microsoft YaHei" w:hAnsi="Microsoft YaHei" w:cs="Microsoft YaHei" w:hint="eastAsia"/>
           <w:b/>
-          <w:color w:val="1A1A1A"/>
-          <w:sz w:val="22"/>
-          <w:lang w:eastAsia="zh-CN"/>
+          <w:sz w:val="24"/>
         </w:rPr>
-        <w:t>① AI RRM 系统重构与规模化落地（AI 工程化主打项目）</w:t>
+        <w:t>1. AI RRM 系统重构与规模化落地（AI 工程化主打项目） 2024.08 - 至今</w:t>
       </w:r>
-      <w:r/>
+    </w:p>
+    <w:p>
+      <w:r>
+        <w:t>AI 系统落地 边缘推理 模型轻量化 增量训练 微服务 Kafka数据管道 K8s</w:t>
+      </w:r>
+    </w:p>
+    <w:p>
       <w:r>
         <w:rPr>
-          <w:rFonts w:ascii="Microsoft YaHei" w:eastAsia="Microsoft YaHei" w:hAnsi="Microsoft YaHei" w:cs="Microsoft YaHei" w:hint="eastAsia"/>
-          <w:color w:val="888888"/>
-          <w:sz w:val="18"/>
-          <w:lang w:eastAsia="zh-CN"/>
-        </w:rPr>
-        <w:t>2024.08 - 至今</w:t>
-      </w:r>
-      <w:r/>
-    </w:p>
-    <w:p>
-      <w:pPr>
-        <w:spacing w:before="150" w:after="150"/>
-      </w:pPr>
-      <w:r/>
-      <w:r>
-        <w:rPr>
-          <w:rFonts w:ascii="Microsoft YaHei" w:eastAsia="Microsoft YaHei" w:hAnsi="Microsoft YaHei" w:cs="Microsoft YaHei" w:hint="eastAsia"/>
-          <w:color w:val="FFFFFF"/>
-          <w:sz w:val="16"/>
-          <w:lang w:eastAsia="zh-CN"/>
-        </w:rPr>
-        <w:t>AI 系统落地</w:t>
-      </w:r>
-      <w:r/>
-      <w:r>
-        <w:rPr>
-          <w:rFonts w:ascii="Microsoft YaHei" w:eastAsia="Microsoft YaHei" w:hAnsi="Microsoft YaHei" w:cs="Microsoft YaHei" w:hint="eastAsia"/>
-          <w:color w:val="FFFFFF"/>
-          <w:sz w:val="16"/>
-          <w:lang w:eastAsia="zh-CN"/>
-        </w:rPr>
-        <w:t>边缘推理</w:t>
-      </w:r>
-      <w:r/>
-      <w:r>
-        <w:rPr>
-          <w:rFonts w:ascii="Microsoft YaHei" w:eastAsia="Microsoft YaHei" w:hAnsi="Microsoft YaHei" w:cs="Microsoft YaHei" w:hint="eastAsia"/>
-          <w:color w:val="FFFFFF"/>
-          <w:sz w:val="16"/>
-          <w:lang w:eastAsia="zh-CN"/>
-        </w:rPr>
-        <w:t>模型轻量化</w:t>
-      </w:r>
-      <w:r/>
-      <w:r>
-        <w:rPr>
-          <w:rFonts w:ascii="Microsoft YaHei" w:eastAsia="Microsoft YaHei" w:hAnsi="Microsoft YaHei" w:cs="Microsoft YaHei" w:hint="eastAsia"/>
-          <w:color w:val="FFFFFF"/>
-          <w:sz w:val="16"/>
-          <w:lang w:eastAsia="zh-CN"/>
-        </w:rPr>
-        <w:t>增量训练</w:t>
-      </w:r>
-      <w:r/>
-      <w:r>
-        <w:rPr>
-          <w:rFonts w:ascii="Microsoft YaHei" w:eastAsia="Microsoft YaHei" w:hAnsi="Microsoft YaHei" w:cs="Microsoft YaHei" w:hint="eastAsia"/>
-          <w:color w:val="FFFFFF"/>
-          <w:sz w:val="16"/>
-          <w:lang w:eastAsia="zh-CN"/>
-        </w:rPr>
-        <w:t>微服务</w:t>
-      </w:r>
-      <w:r/>
-      <w:r>
-        <w:rPr>
-          <w:rFonts w:ascii="Microsoft YaHei" w:eastAsia="Microsoft YaHei" w:hAnsi="Microsoft YaHei" w:cs="Microsoft YaHei" w:hint="eastAsia"/>
-          <w:color w:val="FFFFFF"/>
-          <w:sz w:val="16"/>
-          <w:lang w:eastAsia="zh-CN"/>
-        </w:rPr>
-        <w:t>Kafka数据管道</w:t>
-      </w:r>
-      <w:r/>
-      <w:r>
-        <w:rPr>
-          <w:color w:val="FFFFFF"/>
-          <w:sz w:val="16"/>
-        </w:rPr>
-        <w:t>K8s</w:t>
-      </w:r>
-      <w:r/>
-    </w:p>
-    <w:p>
-      <w:pPr>
-        <w:pStyle w:val="Heading4"/>
-      </w:pPr>
-      <w:r>
-        <w:rPr>
-          <w:rFonts w:ascii="Microsoft YaHei" w:eastAsia="Microsoft YaHei" w:hAnsi="Microsoft YaHei" w:cs="Microsoft YaHei" w:hint="eastAsia"/>
-          <w:color w:val="555555"/>
-          <w:sz w:val="21"/>
-          <w:lang w:eastAsia="zh-CN"/>
+          <w:b/>
         </w:rPr>
         <w:t>项目背景</w:t>
       </w:r>
     </w:p>
     <w:p>
-      <w:pPr/>
       <w:r>
-        <w:rPr>
-          <w:color w:val="555555"/>
-          <w:sz w:val="19"/>
-        </w:rPr>
-        <w:t xml:space="preserve">AI RRM </w:t>
-      </w:r>
-      <w:r>
-        <w:rPr>
-          <w:rFonts w:ascii="Microsoft YaHei" w:eastAsia="Microsoft YaHei" w:hAnsi="Microsoft YaHei" w:cs="Microsoft YaHei" w:hint="eastAsia"/>
-          <w:color w:val="555555"/>
-          <w:sz w:val="19"/>
-          <w:lang w:eastAsia="zh-CN"/>
-        </w:rPr>
-        <w:t>无线调优系统原</w:t>
-      </w:r>
-      <w:r>
-        <w:rPr>
-          <w:color w:val="555555"/>
-          <w:sz w:val="19"/>
-        </w:rPr>
-        <w:t>"</w:t>
-      </w:r>
-      <w:r>
-        <w:rPr>
-          <w:rFonts w:ascii="Microsoft YaHei" w:eastAsia="Microsoft YaHei" w:hAnsi="Microsoft YaHei" w:cs="Microsoft YaHei" w:hint="eastAsia"/>
-          <w:color w:val="555555"/>
-          <w:sz w:val="19"/>
-          <w:lang w:eastAsia="zh-CN"/>
-        </w:rPr>
-        <w:t>云端收集</w:t>
-      </w:r>
-      <w:r>
-        <w:rPr>
-          <w:color w:val="555555"/>
-          <w:sz w:val="19"/>
-        </w:rPr>
-        <w:t>-</w:t>
-      </w:r>
-      <w:r>
-        <w:rPr>
-          <w:rFonts w:ascii="Microsoft YaHei" w:eastAsia="Microsoft YaHei" w:hAnsi="Microsoft YaHei" w:cs="Microsoft YaHei" w:hint="eastAsia"/>
-          <w:color w:val="555555"/>
-          <w:sz w:val="19"/>
-          <w:lang w:eastAsia="zh-CN"/>
-        </w:rPr>
-        <w:t>云端计算</w:t>
-      </w:r>
-      <w:r>
-        <w:rPr>
-          <w:color w:val="555555"/>
-          <w:sz w:val="19"/>
-        </w:rPr>
-        <w:t>-</w:t>
-      </w:r>
-      <w:r>
-        <w:rPr>
-          <w:rFonts w:ascii="Microsoft YaHei" w:eastAsia="Microsoft YaHei" w:hAnsi="Microsoft YaHei" w:cs="Microsoft YaHei" w:hint="eastAsia"/>
-          <w:color w:val="555555"/>
-          <w:sz w:val="19"/>
-          <w:lang w:eastAsia="zh-CN"/>
-        </w:rPr>
-        <w:t>下发</w:t>
-      </w:r>
-      <w:r>
-        <w:rPr>
-          <w:color w:val="555555"/>
-          <w:sz w:val="19"/>
-        </w:rPr>
-        <w:t>"</w:t>
-      </w:r>
-      <w:r>
-        <w:rPr>
-          <w:rFonts w:ascii="Microsoft YaHei" w:eastAsia="Microsoft YaHei" w:hAnsi="Microsoft YaHei" w:cs="Microsoft YaHei" w:hint="eastAsia"/>
-          <w:color w:val="555555"/>
-          <w:sz w:val="19"/>
-          <w:lang w:eastAsia="zh-CN"/>
-        </w:rPr>
-        <w:t>模式运维压力大。主导重构为</w:t>
-      </w:r>
-      <w:r>
-        <w:rPr>
-          <w:rFonts w:ascii="Microsoft YaHei" w:eastAsia="Microsoft YaHei" w:hAnsi="Microsoft YaHei" w:cs="Microsoft YaHei" w:hint="eastAsia"/>
-          <w:b/>
-          <w:color w:val="555555"/>
-          <w:sz w:val="19"/>
-          <w:lang w:eastAsia="zh-CN"/>
-        </w:rPr>
-        <w:t>设备侧+云端双计算</w:t>
-      </w:r>
-      <w:r>
-        <w:rPr>
-          <w:rFonts w:ascii="Microsoft YaHei" w:eastAsia="Microsoft YaHei" w:hAnsi="Microsoft YaHei" w:cs="Microsoft YaHei" w:hint="eastAsia"/>
-          <w:color w:val="555555"/>
-          <w:sz w:val="19"/>
-          <w:lang w:eastAsia="zh-CN"/>
-        </w:rPr>
-        <w:t>架构，二期完成模型轻量化、增量训练与规模化落地。</w:t>
+        <w:t>AI RRM 无线调优系统原"云端收集-云端计算-下发"模式运维压力大。主导重构为设备侧+云端双计算架构，二期完成模型轻量化、增量训练与规模化落地。</w:t>
       </w:r>
     </w:p>
     <w:p>
-      <w:pPr>
-        <w:pStyle w:val="Heading4"/>
-      </w:pPr>
       <w:r>
-        <w:rPr>
-          <w:rFonts w:ascii="Microsoft YaHei" w:eastAsia="Microsoft YaHei" w:hAnsi="Microsoft YaHei" w:cs="Microsoft YaHei" w:hint="eastAsia"/>
-          <w:color w:val="555555"/>
-          <w:sz w:val="21"/>
-          <w:lang w:eastAsia="zh-CN"/>
-        </w:rPr>
         <w:t>本人分工（AI 工程化 + 全栈）</w:t>
       </w:r>
     </w:p>
     <w:p>
-      <w:pPr>
-        <w:pStyle w:val="ListBullet"/>
-        <w:spacing w:before="90" w:after="90"/>
-      </w:pPr>
       <w:r>
-        <w:rPr>
-          <w:rFonts w:ascii="Microsoft YaHei" w:eastAsia="Microsoft YaHei" w:hAnsi="Microsoft YaHei" w:cs="Microsoft YaHei" w:hint="eastAsia"/>
-          <w:b/>
-          <w:color w:val="444444"/>
-          <w:lang w:eastAsia="zh-CN"/>
-        </w:rPr>
-        <w:t>AI 推理部署</w:t>
-      </w:r>
-      <w:r>
-        <w:rPr>
-          <w:rFonts w:ascii="Microsoft YaHei" w:eastAsia="Microsoft YaHei" w:hAnsi="Microsoft YaHei" w:cs="Microsoft YaHei" w:hint="eastAsia"/>
-          <w:color w:val="444444"/>
-          <w:lang w:eastAsia="zh-CN"/>
-        </w:rPr>
-        <w:t>：</w:t>
-      </w:r>
-      <w:r>
-        <w:rPr>
-          <w:color w:val="444444"/>
-        </w:rPr>
-        <w:t xml:space="preserve">AI </w:t>
-      </w:r>
-      <w:r>
-        <w:rPr>
-          <w:rFonts w:ascii="Microsoft YaHei" w:eastAsia="Microsoft YaHei" w:hAnsi="Microsoft YaHei" w:cs="Microsoft YaHei" w:hint="eastAsia"/>
-          <w:color w:val="444444"/>
-          <w:lang w:eastAsia="zh-CN"/>
-        </w:rPr>
-        <w:t>调优模型在设备侧</w:t>
-      </w:r>
-      <w:r>
-        <w:rPr>
-          <w:color w:val="444444"/>
-        </w:rPr>
-        <w:t>/</w:t>
-      </w:r>
-      <w:r>
-        <w:rPr>
-          <w:rFonts w:ascii="Microsoft YaHei" w:eastAsia="Microsoft YaHei" w:hAnsi="Microsoft YaHei" w:cs="Microsoft YaHei" w:hint="eastAsia"/>
-          <w:color w:val="444444"/>
-          <w:lang w:eastAsia="zh-CN"/>
-        </w:rPr>
-        <w:t>云端的部署方案设计，模型轻量化</w:t>
-      </w:r>
-      <w:r>
-        <w:rPr>
-          <w:color w:val="444444"/>
-        </w:rPr>
-        <w:t xml:space="preserve"> + </w:t>
-      </w:r>
-      <w:r>
-        <w:rPr>
-          <w:rFonts w:ascii="Microsoft YaHei" w:eastAsia="Microsoft YaHei" w:hAnsi="Microsoft YaHei" w:cs="Microsoft YaHei" w:hint="eastAsia"/>
-          <w:color w:val="444444"/>
-          <w:lang w:eastAsia="zh-CN"/>
-        </w:rPr>
-        <w:t>边缘推理降低计算耗时</w:t>
+        <w:t>AI 推理部署：AI 调优模型在设备侧/云端的部署方案设计，模型轻量化 + 边缘推理降低计算耗时</w:t>
       </w:r>
     </w:p>
     <w:p>
-      <w:pPr>
-        <w:pStyle w:val="ListBullet"/>
-        <w:spacing w:before="90" w:after="90"/>
-      </w:pPr>
       <w:r>
-        <w:rPr>
-          <w:rFonts w:ascii="Microsoft YaHei" w:eastAsia="Microsoft YaHei" w:hAnsi="Microsoft YaHei" w:cs="Microsoft YaHei" w:hint="eastAsia"/>
-          <w:b/>
-          <w:color w:val="444444"/>
-          <w:lang w:eastAsia="zh-CN"/>
-        </w:rPr>
-        <w:t>增量训练机制</w:t>
-      </w:r>
-      <w:r>
-        <w:rPr>
-          <w:rFonts w:ascii="Microsoft YaHei" w:eastAsia="Microsoft YaHei" w:hAnsi="Microsoft YaHei" w:cs="Microsoft YaHei" w:hint="eastAsia"/>
-          <w:color w:val="444444"/>
-          <w:lang w:eastAsia="zh-CN"/>
-        </w:rPr>
-        <w:t>：优化模型泛化能力，适配复杂现网场景（增量数据回流</w:t>
-      </w:r>
-      <w:r>
-        <w:rPr>
-          <w:color w:val="444444"/>
-        </w:rPr>
-        <w:t xml:space="preserve"> → </w:t>
-      </w:r>
-      <w:r>
-        <w:rPr>
-          <w:rFonts w:ascii="Microsoft YaHei" w:eastAsia="Microsoft YaHei" w:hAnsi="Microsoft YaHei" w:cs="Microsoft YaHei" w:hint="eastAsia"/>
-          <w:color w:val="444444"/>
-          <w:lang w:eastAsia="zh-CN"/>
-        </w:rPr>
-        <w:t>再训练</w:t>
-      </w:r>
-      <w:r>
-        <w:rPr>
-          <w:color w:val="444444"/>
-        </w:rPr>
-        <w:t xml:space="preserve"> → </w:t>
-      </w:r>
-      <w:r>
-        <w:rPr>
-          <w:rFonts w:ascii="Microsoft YaHei" w:eastAsia="Microsoft YaHei" w:hAnsi="Microsoft YaHei" w:cs="Microsoft YaHei" w:hint="eastAsia"/>
-          <w:color w:val="444444"/>
-          <w:lang w:eastAsia="zh-CN"/>
-        </w:rPr>
-        <w:t>下发）</w:t>
+        <w:t>增量训练机制：优化模型泛化能力，适配复杂现网场景（增量数据回流 → 再训练 → 下发）</w:t>
       </w:r>
     </w:p>
     <w:p>
-      <w:pPr>
-        <w:pStyle w:val="ListBullet"/>
-        <w:spacing w:before="90" w:after="90"/>
-      </w:pPr>
       <w:r>
-        <w:rPr>
-          <w:rFonts w:ascii="Microsoft YaHei" w:eastAsia="Microsoft YaHei" w:hAnsi="Microsoft YaHei" w:cs="Microsoft YaHei" w:hint="eastAsia"/>
-          <w:b/>
-          <w:color w:val="444444"/>
-          <w:lang w:eastAsia="zh-CN"/>
-        </w:rPr>
-        <w:t>数据闭环</w:t>
-      </w:r>
-      <w:r>
-        <w:rPr>
-          <w:rFonts w:ascii="Microsoft YaHei" w:eastAsia="Microsoft YaHei" w:hAnsi="Microsoft YaHei" w:cs="Microsoft YaHei" w:hint="eastAsia"/>
-          <w:color w:val="444444"/>
-          <w:lang w:eastAsia="zh-CN"/>
-        </w:rPr>
-        <w:t>：</w:t>
-      </w:r>
-      <w:r>
-        <w:rPr>
-          <w:color w:val="444444"/>
-        </w:rPr>
-        <w:t xml:space="preserve">Kafka </w:t>
-      </w:r>
-      <w:r>
-        <w:rPr>
-          <w:rFonts w:ascii="Microsoft YaHei" w:eastAsia="Microsoft YaHei" w:hAnsi="Microsoft YaHei" w:cs="Microsoft YaHei" w:hint="eastAsia"/>
-          <w:color w:val="444444"/>
-          <w:lang w:eastAsia="zh-CN"/>
-        </w:rPr>
-        <w:t>优化</w:t>
-      </w:r>
-      <w:r>
-        <w:rPr>
-          <w:color w:val="444444"/>
-        </w:rPr>
-        <w:t>"</w:t>
-      </w:r>
-      <w:r>
-        <w:rPr>
-          <w:rFonts w:ascii="Microsoft YaHei" w:eastAsia="Microsoft YaHei" w:hAnsi="Microsoft YaHei" w:cs="Microsoft YaHei" w:hint="eastAsia"/>
-          <w:color w:val="444444"/>
-          <w:lang w:eastAsia="zh-CN"/>
-        </w:rPr>
-        <w:t>数据采集</w:t>
-      </w:r>
-      <w:r>
-        <w:rPr>
-          <w:color w:val="444444"/>
-        </w:rPr>
-        <w:t>-</w:t>
-      </w:r>
-      <w:r>
-        <w:rPr>
-          <w:rFonts w:ascii="Microsoft YaHei" w:eastAsia="Microsoft YaHei" w:hAnsi="Microsoft YaHei" w:cs="Microsoft YaHei" w:hint="eastAsia"/>
-          <w:color w:val="444444"/>
-          <w:lang w:eastAsia="zh-CN"/>
-        </w:rPr>
-        <w:t>预处理</w:t>
-      </w:r>
-      <w:r>
-        <w:rPr>
-          <w:color w:val="444444"/>
-        </w:rPr>
-        <w:t>-</w:t>
-      </w:r>
-      <w:r>
-        <w:rPr>
-          <w:rFonts w:ascii="Microsoft YaHei" w:eastAsia="Microsoft YaHei" w:hAnsi="Microsoft YaHei" w:cs="Microsoft YaHei" w:hint="eastAsia"/>
-          <w:color w:val="444444"/>
-          <w:lang w:eastAsia="zh-CN"/>
-        </w:rPr>
-        <w:t>回灌</w:t>
-      </w:r>
-      <w:r>
-        <w:rPr>
-          <w:color w:val="444444"/>
-        </w:rPr>
-        <w:t>"</w:t>
-      </w:r>
-      <w:r>
-        <w:rPr>
-          <w:rFonts w:ascii="Microsoft YaHei" w:eastAsia="Microsoft YaHei" w:hAnsi="Microsoft YaHei" w:cs="Microsoft YaHei" w:hint="eastAsia"/>
-          <w:color w:val="444444"/>
-          <w:lang w:eastAsia="zh-CN"/>
-        </w:rPr>
-        <w:t>全链路，</w:t>
-      </w:r>
-      <w:r>
-        <w:rPr>
-          <w:color w:val="444444"/>
-        </w:rPr>
-        <w:t xml:space="preserve">AI </w:t>
-      </w:r>
-      <w:r>
-        <w:rPr>
-          <w:rFonts w:ascii="Microsoft YaHei" w:eastAsia="Microsoft YaHei" w:hAnsi="Microsoft YaHei" w:cs="Microsoft YaHei" w:hint="eastAsia"/>
-          <w:color w:val="444444"/>
-          <w:lang w:eastAsia="zh-CN"/>
-        </w:rPr>
-        <w:t>训练数据持续回流</w:t>
+        <w:t>数据闭环：Kafka 优化"数据采集-预处理-回灌"全链路，AI 训练数据持续回流</w:t>
       </w:r>
     </w:p>
     <w:p>
-      <w:pPr>
-        <w:pStyle w:val="ListBullet"/>
-        <w:spacing w:before="90" w:after="90"/>
-      </w:pPr>
       <w:r>
-        <w:rPr>
-          <w:rFonts w:ascii="Microsoft YaHei" w:eastAsia="Microsoft YaHei" w:hAnsi="Microsoft YaHei" w:cs="Microsoft YaHei" w:hint="eastAsia"/>
-          <w:b/>
-          <w:color w:val="444444"/>
-          <w:lang w:eastAsia="zh-CN"/>
-        </w:rPr>
-        <w:t>后端与部署</w:t>
-      </w:r>
-      <w:r>
-        <w:rPr>
-          <w:rFonts w:ascii="Microsoft YaHei" w:eastAsia="Microsoft YaHei" w:hAnsi="Microsoft YaHei" w:cs="Microsoft YaHei" w:hint="eastAsia"/>
-          <w:color w:val="444444"/>
-          <w:lang w:eastAsia="zh-CN"/>
-        </w:rPr>
-        <w:t>：</w:t>
-      </w:r>
-      <w:r>
-        <w:rPr>
-          <w:color w:val="444444"/>
-        </w:rPr>
-        <w:t xml:space="preserve">4 </w:t>
-      </w:r>
-      <w:r>
-        <w:rPr>
-          <w:rFonts w:ascii="Microsoft YaHei" w:eastAsia="Microsoft YaHei" w:hAnsi="Microsoft YaHei" w:cs="Microsoft YaHei" w:hint="eastAsia"/>
-          <w:color w:val="444444"/>
-          <w:lang w:eastAsia="zh-CN"/>
-        </w:rPr>
-        <w:t>微服务架构（调度</w:t>
-      </w:r>
-      <w:r>
-        <w:rPr>
-          <w:color w:val="444444"/>
-        </w:rPr>
-        <w:t>/</w:t>
-      </w:r>
-      <w:r>
-        <w:rPr>
-          <w:rFonts w:ascii="Microsoft YaHei" w:eastAsia="Microsoft YaHei" w:hAnsi="Microsoft YaHei" w:cs="Microsoft YaHei" w:hint="eastAsia"/>
-          <w:color w:val="444444"/>
-          <w:lang w:eastAsia="zh-CN"/>
-        </w:rPr>
-        <w:t>查询</w:t>
-      </w:r>
-      <w:r>
-        <w:rPr>
-          <w:color w:val="444444"/>
-        </w:rPr>
-        <w:t>/</w:t>
-      </w:r>
-      <w:r>
-        <w:rPr>
-          <w:rFonts w:ascii="Microsoft YaHei" w:eastAsia="Microsoft YaHei" w:hAnsi="Microsoft YaHei" w:cs="Microsoft YaHei" w:hint="eastAsia"/>
-          <w:color w:val="444444"/>
-          <w:lang w:eastAsia="zh-CN"/>
-        </w:rPr>
-        <w:t>计算</w:t>
-      </w:r>
-      <w:r>
-        <w:rPr>
-          <w:color w:val="444444"/>
-        </w:rPr>
-        <w:t xml:space="preserve">/AI </w:t>
-      </w:r>
-      <w:r>
-        <w:rPr>
-          <w:rFonts w:ascii="Microsoft YaHei" w:eastAsia="Microsoft YaHei" w:hAnsi="Microsoft YaHei" w:cs="Microsoft YaHei" w:hint="eastAsia"/>
-          <w:color w:val="444444"/>
-          <w:lang w:eastAsia="zh-CN"/>
-        </w:rPr>
-        <w:t>优化）</w:t>
-      </w:r>
-      <w:r>
-        <w:rPr>
-          <w:color w:val="444444"/>
-        </w:rPr>
-        <w:t xml:space="preserve">K8s </w:t>
-      </w:r>
-      <w:r>
-        <w:rPr>
-          <w:rFonts w:ascii="Microsoft YaHei" w:eastAsia="Microsoft YaHei" w:hAnsi="Microsoft YaHei" w:cs="Microsoft YaHei" w:hint="eastAsia"/>
-          <w:color w:val="444444"/>
-          <w:lang w:eastAsia="zh-CN"/>
-        </w:rPr>
-        <w:t>部署与监控，</w:t>
-      </w:r>
-      <w:r>
-        <w:rPr>
-          <w:color w:val="444444"/>
-        </w:rPr>
-        <w:t xml:space="preserve">Redis </w:t>
-      </w:r>
-      <w:r>
-        <w:rPr>
-          <w:rFonts w:ascii="Microsoft YaHei" w:eastAsia="Microsoft YaHei" w:hAnsi="Microsoft YaHei" w:cs="Microsoft YaHei" w:hint="eastAsia"/>
-          <w:color w:val="444444"/>
-          <w:lang w:eastAsia="zh-CN"/>
-        </w:rPr>
-        <w:t>分布式锁、</w:t>
-      </w:r>
-      <w:r>
-        <w:rPr>
-          <w:color w:val="444444"/>
-        </w:rPr>
-        <w:t xml:space="preserve">MongoDB </w:t>
-      </w:r>
-      <w:r>
-        <w:rPr>
-          <w:rFonts w:ascii="Microsoft YaHei" w:eastAsia="Microsoft YaHei" w:hAnsi="Microsoft YaHei" w:cs="Microsoft YaHei" w:hint="eastAsia"/>
-          <w:color w:val="444444"/>
-          <w:lang w:eastAsia="zh-CN"/>
-        </w:rPr>
-        <w:t>分库分表</w:t>
+        <w:t>后端与部署：4 微服务架构（调度/查询/计算/AI 优化）K8s 部署与监控，Redis 分布式锁、MongoDB 分库分表</w:t>
       </w:r>
     </w:p>
     <w:p>
-      <w:pPr>
-        <w:pStyle w:val="ListBullet"/>
-        <w:spacing w:before="90" w:after="90"/>
-      </w:pPr>
       <w:r>
-        <w:rPr>
-          <w:rFonts w:ascii="Microsoft YaHei" w:eastAsia="Microsoft YaHei" w:hAnsi="Microsoft YaHei" w:cs="Microsoft YaHei" w:hint="eastAsia"/>
-          <w:b/>
-          <w:color w:val="444444"/>
-          <w:lang w:eastAsia="zh-CN"/>
-        </w:rPr>
-        <w:t>前端可视化</w:t>
-      </w:r>
-      <w:r>
-        <w:rPr>
-          <w:rFonts w:ascii="Microsoft YaHei" w:eastAsia="Microsoft YaHei" w:hAnsi="Microsoft YaHei" w:cs="Microsoft YaHei" w:hint="eastAsia"/>
-          <w:color w:val="444444"/>
-          <w:lang w:eastAsia="zh-CN"/>
-        </w:rPr>
-        <w:t>：协助完成调优结果可视化展示模块</w:t>
+        <w:t>前端可视化：协助完成调优结果可视化展示模块</w:t>
       </w:r>
     </w:p>
     <w:p>
-      <w:pPr>
-        <w:pStyle w:val="Heading4"/>
-        <w:spacing w:after="120"/>
-      </w:pPr>
       <w:r>
         <w:rPr>
-          <w:rFonts w:ascii="Microsoft YaHei" w:eastAsia="Microsoft YaHei" w:hAnsi="Microsoft YaHei" w:cs="Microsoft YaHei" w:hint="eastAsia"/>
-          <w:color w:val="E65100"/>
-          <w:sz w:val="21"/>
-          <w:lang w:eastAsia="zh-CN"/>
+          <w:b/>
+          <w:sz w:val="24"/>
         </w:rPr>
-        <w:t>🔑 技术难点</w:t>
+        <w:t>技术难点</w:t>
       </w:r>
     </w:p>
     <w:p>
-      <w:pPr>
-        <w:pStyle w:val="ListBullet"/>
-        <w:spacing w:before="75" w:after="75"/>
-      </w:pPr>
       <w:r>
-        <w:rPr>
-          <w:rFonts w:ascii="Microsoft YaHei" w:eastAsia="Microsoft YaHei" w:hAnsi="Microsoft YaHei" w:cs="Microsoft YaHei" w:hint="eastAsia"/>
-          <w:b/>
-          <w:sz w:val="19"/>
-          <w:lang w:eastAsia="zh-CN"/>
-        </w:rPr>
-        <w:t>AI 双计算架构</w:t>
-      </w:r>
-      <w:r>
-        <w:rPr>
-          <w:rFonts w:ascii="Microsoft YaHei" w:eastAsia="Microsoft YaHei" w:hAnsi="Microsoft YaHei" w:cs="Microsoft YaHei" w:hint="eastAsia"/>
-          <w:sz w:val="19"/>
-          <w:lang w:eastAsia="zh-CN"/>
-        </w:rPr>
-        <w:t>：按组网类型动态分配计算节点（</w:t>
-      </w:r>
-      <w:r>
-        <w:rPr>
-          <w:sz w:val="19"/>
-        </w:rPr>
-        <w:t xml:space="preserve">AC+fitap </w:t>
-      </w:r>
-      <w:r>
-        <w:rPr>
-          <w:rFonts w:ascii="Microsoft YaHei" w:eastAsia="Microsoft YaHei" w:hAnsi="Microsoft YaHei" w:cs="Microsoft YaHei" w:hint="eastAsia"/>
-          <w:sz w:val="19"/>
-          <w:lang w:eastAsia="zh-CN"/>
-        </w:rPr>
-        <w:t>设备侧</w:t>
-      </w:r>
-      <w:r>
-        <w:rPr>
-          <w:sz w:val="19"/>
-        </w:rPr>
-        <w:t xml:space="preserve"> / </w:t>
-      </w:r>
-      <w:r>
-        <w:rPr>
-          <w:rFonts w:ascii="Microsoft YaHei" w:eastAsia="Microsoft YaHei" w:hAnsi="Microsoft YaHei" w:cs="Microsoft YaHei" w:hint="eastAsia"/>
-          <w:sz w:val="19"/>
-          <w:lang w:eastAsia="zh-CN"/>
-        </w:rPr>
-        <w:t>云</w:t>
-      </w:r>
-      <w:r>
-        <w:rPr>
-          <w:sz w:val="19"/>
-        </w:rPr>
-        <w:t xml:space="preserve"> AP </w:t>
-      </w:r>
-      <w:r>
-        <w:rPr>
-          <w:rFonts w:ascii="Microsoft YaHei" w:eastAsia="Microsoft YaHei" w:hAnsi="Microsoft YaHei" w:cs="Microsoft YaHei" w:hint="eastAsia"/>
-          <w:sz w:val="19"/>
-          <w:lang w:eastAsia="zh-CN"/>
-        </w:rPr>
-        <w:t>云端）</w:t>
+        <w:t>AI 双计算架构：按组网类型动态分配计算节点（AC+fitap 设备侧 / 云 AP 云端）</w:t>
       </w:r>
     </w:p>
     <w:p>
-      <w:pPr>
-        <w:pStyle w:val="ListBullet"/>
-        <w:spacing w:before="75" w:after="75"/>
-      </w:pPr>
       <w:r>
-        <w:rPr>
-          <w:rFonts w:ascii="Microsoft YaHei" w:eastAsia="Microsoft YaHei" w:hAnsi="Microsoft YaHei" w:cs="Microsoft YaHei" w:hint="eastAsia"/>
-          <w:b/>
-          <w:sz w:val="19"/>
-          <w:lang w:eastAsia="zh-CN"/>
-        </w:rPr>
-        <w:t>模型落地</w:t>
-      </w:r>
-      <w:r>
-        <w:rPr>
-          <w:rFonts w:ascii="Microsoft YaHei" w:eastAsia="Microsoft YaHei" w:hAnsi="Microsoft YaHei" w:cs="Microsoft YaHei" w:hint="eastAsia"/>
-          <w:sz w:val="19"/>
-          <w:lang w:eastAsia="zh-CN"/>
-        </w:rPr>
-        <w:t>：轻量化</w:t>
-      </w:r>
-      <w:r>
-        <w:rPr>
-          <w:sz w:val="19"/>
-        </w:rPr>
-        <w:t xml:space="preserve"> + </w:t>
-      </w:r>
-      <w:r>
-        <w:rPr>
-          <w:rFonts w:ascii="Microsoft YaHei" w:eastAsia="Microsoft YaHei" w:hAnsi="Microsoft YaHei" w:cs="Microsoft YaHei" w:hint="eastAsia"/>
-          <w:sz w:val="19"/>
-          <w:lang w:eastAsia="zh-CN"/>
-        </w:rPr>
-        <w:t>边缘推理解决设备算力受限与推理耗时</w:t>
+        <w:t>模型落地：轻量化 + 边缘推理解决设备算力受限与推理耗时</w:t>
       </w:r>
     </w:p>
     <w:p>
-      <w:pPr>
-        <w:pStyle w:val="ListBullet"/>
-        <w:spacing w:before="75" w:after="75"/>
-      </w:pPr>
       <w:r>
-        <w:rPr>
-          <w:rFonts w:ascii="Microsoft YaHei" w:eastAsia="Microsoft YaHei" w:hAnsi="Microsoft YaHei" w:cs="Microsoft YaHei" w:hint="eastAsia"/>
-          <w:b/>
-          <w:sz w:val="19"/>
-          <w:lang w:eastAsia="zh-CN"/>
-        </w:rPr>
-        <w:t>数据一致性</w:t>
-      </w:r>
-      <w:r>
-        <w:rPr>
-          <w:rFonts w:ascii="Microsoft YaHei" w:eastAsia="Microsoft YaHei" w:hAnsi="Microsoft YaHei" w:cs="Microsoft YaHei" w:hint="eastAsia"/>
-          <w:sz w:val="19"/>
-          <w:lang w:eastAsia="zh-CN"/>
-        </w:rPr>
-        <w:t>：设备侧与云端数据同步，</w:t>
-      </w:r>
-      <w:r>
-        <w:rPr>
-          <w:sz w:val="19"/>
-        </w:rPr>
-        <w:t xml:space="preserve">MongoDB </w:t>
-      </w:r>
-      <w:r>
-        <w:rPr>
-          <w:rFonts w:ascii="Microsoft YaHei" w:eastAsia="Microsoft YaHei" w:hAnsi="Microsoft YaHei" w:cs="Microsoft YaHei" w:hint="eastAsia"/>
-          <w:sz w:val="19"/>
-          <w:lang w:eastAsia="zh-CN"/>
-        </w:rPr>
-        <w:t>分库分表</w:t>
-      </w:r>
-      <w:r>
-        <w:rPr>
-          <w:sz w:val="19"/>
-        </w:rPr>
-        <w:t xml:space="preserve"> + Kafka </w:t>
-      </w:r>
-      <w:r>
-        <w:rPr>
-          <w:rFonts w:ascii="Microsoft YaHei" w:eastAsia="Microsoft YaHei" w:hAnsi="Microsoft YaHei" w:cs="Microsoft YaHei" w:hint="eastAsia"/>
-          <w:sz w:val="19"/>
-          <w:lang w:eastAsia="zh-CN"/>
-        </w:rPr>
-        <w:t>消息不丢不重</w:t>
+        <w:t>数据一致性：设备侧与云端数据同步，MongoDB 分库分表 + Kafka 消息不丢不重</w:t>
       </w:r>
     </w:p>
     <w:p>
-      <w:pPr>
-        <w:pStyle w:val="Heading4"/>
-        <w:spacing w:after="120"/>
-      </w:pPr>
       <w:r>
-        <w:rPr>
-          <w:rFonts w:ascii="Microsoft YaHei" w:eastAsia="Microsoft YaHei" w:hAnsi="Microsoft YaHei" w:cs="Microsoft YaHei" w:hint="eastAsia"/>
-          <w:color w:val="2E7D32"/>
-          <w:sz w:val="21"/>
-          <w:lang w:eastAsia="zh-CN"/>
-        </w:rPr>
-        <w:t>✅ 项目成果</w:t>
+        <w:t>现网规模（生产环境实测）</w:t>
       </w:r>
     </w:p>
     <w:p>
-      <w:pPr>
-        <w:pStyle w:val="ListBullet"/>
-        <w:spacing w:before="75" w:after="75"/>
-      </w:pPr>
       <w:r>
-        <w:rPr>
-          <w:rFonts w:ascii="Microsoft YaHei" w:eastAsia="Microsoft YaHei" w:hAnsi="Microsoft YaHei" w:cs="Microsoft YaHei" w:hint="eastAsia"/>
-          <w:color w:val="2E7D32"/>
-          <w:sz w:val="19"/>
-          <w:lang w:eastAsia="zh-CN"/>
-        </w:rPr>
-        <w:t xml:space="preserve">适配现网 </w:t>
+        <w:t>系统纳管无线设备 19.6万+、现网 AP 数据 259万+（腾讯云现网 readonly 实测）</w:t>
       </w:r>
+    </w:p>
+    <w:p>
+      <w:r>
+        <w:t>累计调优结果明细 2700万+ 条、调优任务记录 46万+（2026-08 单月 14.7万 次）</w:t>
+      </w:r>
+    </w:p>
+    <w:p>
       <w:r>
         <w:rPr>
           <w:b/>
-          <w:color w:val="2E7D32"/>
-          <w:sz w:val="19"/>
         </w:rPr>
-        <w:t>98%+</w:t>
-      </w:r>
-      <w:r>
-        <w:rPr>
-          <w:color w:val="2E7D32"/>
-          <w:sz w:val="19"/>
-        </w:rPr>
-        <w:t xml:space="preserve"> </w:t>
-      </w:r>
-      <w:r>
-        <w:rPr>
-          <w:rFonts w:ascii="Microsoft YaHei" w:eastAsia="Microsoft YaHei" w:hAnsi="Microsoft YaHei" w:cs="Microsoft YaHei" w:hint="eastAsia"/>
-          <w:color w:val="2E7D32"/>
-          <w:sz w:val="19"/>
-          <w:lang w:eastAsia="zh-CN"/>
-        </w:rPr>
-        <w:t>组网，</w:t>
-      </w:r>
-      <w:r>
-        <w:rPr>
-          <w:color w:val="2E7D32"/>
-          <w:sz w:val="19"/>
-        </w:rPr>
-        <w:t xml:space="preserve">AI </w:t>
-      </w:r>
-      <w:r>
-        <w:rPr>
-          <w:rFonts w:ascii="Microsoft YaHei" w:eastAsia="Microsoft YaHei" w:hAnsi="Microsoft YaHei" w:cs="Microsoft YaHei" w:hint="eastAsia"/>
-          <w:color w:val="2E7D32"/>
-          <w:sz w:val="19"/>
-          <w:lang w:eastAsia="zh-CN"/>
-        </w:rPr>
-        <w:t>调优实时性、精度、泛化能力全面提升</w:t>
+        <w:t>项目成果</w:t>
       </w:r>
     </w:p>
     <w:p>
-      <w:pPr>
-        <w:pStyle w:val="ListBullet"/>
-        <w:spacing w:before="75" w:after="75"/>
-      </w:pPr>
+      <w:r>
+        <w:t>适配现网 98%+ 组网，AI 调优实时性、精度、泛化能力全面提升</w:t>
+      </w:r>
+    </w:p>
+    <w:p>
+      <w:r>
+        <w:t>主导项目全流程：需求 → 架构 → 开发 → 部署 → 规模化落地</w:t>
+      </w:r>
+    </w:p>
+    <w:p>
       <w:r>
         <w:rPr>
-          <w:rFonts w:ascii="Microsoft YaHei" w:eastAsia="Microsoft YaHei" w:hAnsi="Microsoft YaHei" w:cs="Microsoft YaHei" w:hint="eastAsia"/>
-          <w:color w:val="2E7D32"/>
-          <w:sz w:val="19"/>
-          <w:lang w:eastAsia="zh-CN"/>
+          <w:b/>
+          <w:sz w:val="24"/>
         </w:rPr>
-        <w:t>主导项目全流程：需求</w:t>
+        <w:t>2. RRM 支持 WiFi7（6GHz 全链路改造） 2024.01 - 2024.12</w:t>
       </w:r>
-      <w:r>
-        <w:rPr>
-          <w:color w:val="2E7D32"/>
-          <w:sz w:val="19"/>
-        </w:rPr>
-        <w:t xml:space="preserve"> → </w:t>
-      </w:r>
-      <w:r>
-        <w:rPr>
-          <w:rFonts w:ascii="Microsoft YaHei" w:eastAsia="Microsoft YaHei" w:hAnsi="Microsoft YaHei" w:cs="Microsoft YaHei" w:hint="eastAsia"/>
-          <w:color w:val="2E7D32"/>
-          <w:sz w:val="19"/>
-          <w:lang w:eastAsia="zh-CN"/>
-        </w:rPr>
-        <w:t>架构</w:t>
-      </w:r>
-      <w:r>
-        <w:rPr>
-          <w:color w:val="2E7D32"/>
-          <w:sz w:val="19"/>
-        </w:rPr>
-        <w:t xml:space="preserve"> → </w:t>
-      </w:r>
-      <w:r>
-        <w:rPr>
-          <w:rFonts w:ascii="Microsoft YaHei" w:eastAsia="Microsoft YaHei" w:hAnsi="Microsoft YaHei" w:cs="Microsoft YaHei" w:hint="eastAsia"/>
-          <w:color w:val="2E7D32"/>
-          <w:sz w:val="19"/>
-          <w:lang w:eastAsia="zh-CN"/>
-        </w:rPr>
-        <w:t>开发</w:t>
-      </w:r>
-      <w:r>
-        <w:rPr>
-          <w:color w:val="2E7D32"/>
-          <w:sz w:val="19"/>
-        </w:rPr>
-        <w:t xml:space="preserve"> → </w:t>
-      </w:r>
-      <w:r>
-        <w:rPr>
-          <w:rFonts w:ascii="Microsoft YaHei" w:eastAsia="Microsoft YaHei" w:hAnsi="Microsoft YaHei" w:cs="Microsoft YaHei" w:hint="eastAsia"/>
-          <w:color w:val="2E7D32"/>
-          <w:sz w:val="19"/>
-          <w:lang w:eastAsia="zh-CN"/>
-        </w:rPr>
-        <w:t>部署</w:t>
-      </w:r>
-      <w:r>
-        <w:rPr>
-          <w:color w:val="2E7D32"/>
-          <w:sz w:val="19"/>
-        </w:rPr>
-        <w:t xml:space="preserve"> → </w:t>
-      </w:r>
-      <w:r>
-        <w:rPr>
-          <w:rFonts w:ascii="Microsoft YaHei" w:eastAsia="Microsoft YaHei" w:hAnsi="Microsoft YaHei" w:cs="Microsoft YaHei" w:hint="eastAsia"/>
-          <w:color w:val="2E7D32"/>
-          <w:sz w:val="19"/>
-          <w:lang w:eastAsia="zh-CN"/>
-        </w:rPr>
-        <w:t>规模化落地</w:t>
-      </w:r>
-      <w:r/>
-      <w:r/>
     </w:p>
     <w:p>
-      <w:pPr>
-        <w:spacing w:after="180"/>
-      </w:pPr>
-      <w:r/>
       <w:r>
-        <w:rPr>
-          <w:rFonts w:ascii="Microsoft YaHei" w:eastAsia="Microsoft YaHei" w:hAnsi="Microsoft YaHei" w:cs="Microsoft YaHei" w:hint="eastAsia"/>
-          <w:b/>
-          <w:color w:val="1A1A1A"/>
-          <w:sz w:val="22"/>
-          <w:lang w:eastAsia="zh-CN"/>
-        </w:rPr>
-        <w:t>② RRM 支持 WiFi7（6GHz 全链路改造）</w:t>
+        <w:t>后端开发 Kafka MongoDB K8s</w:t>
       </w:r>
-      <w:r/>
-      <w:r>
-        <w:rPr>
-          <w:color w:val="888888"/>
-          <w:sz w:val="18"/>
-        </w:rPr>
-        <w:t>2024.01 - 2024.12</w:t>
-      </w:r>
-      <w:r/>
     </w:p>
     <w:p>
-      <w:pPr>
-        <w:spacing w:before="150" w:after="150"/>
-      </w:pPr>
-      <w:r/>
       <w:r>
-        <w:rPr>
-          <w:rFonts w:ascii="Microsoft YaHei" w:eastAsia="Microsoft YaHei" w:hAnsi="Microsoft YaHei" w:cs="Microsoft YaHei" w:hint="eastAsia"/>
-          <w:color w:val="FFFFFF"/>
-          <w:sz w:val="16"/>
-          <w:lang w:eastAsia="zh-CN"/>
-        </w:rPr>
-        <w:t>后端开发</w:t>
-      </w:r>
-      <w:r/>
-      <w:r>
-        <w:rPr>
-          <w:color w:val="FFFFFF"/>
-          <w:sz w:val="16"/>
-        </w:rPr>
-        <w:t>Kafka</w:t>
-      </w:r>
-      <w:r/>
-      <w:r>
-        <w:rPr>
-          <w:color w:val="FFFFFF"/>
-          <w:sz w:val="16"/>
-        </w:rPr>
-        <w:t>MongoDB</w:t>
-      </w:r>
-      <w:r/>
-      <w:r>
-        <w:rPr>
-          <w:color w:val="FFFFFF"/>
-          <w:sz w:val="16"/>
-        </w:rPr>
-        <w:t>K8s</w:t>
-      </w:r>
-      <w:r/>
-    </w:p>
-    <w:p>
-      <w:pPr>
-        <w:pStyle w:val="Heading4"/>
-      </w:pPr>
-      <w:r>
-        <w:rPr>
-          <w:rFonts w:ascii="Microsoft YaHei" w:eastAsia="Microsoft YaHei" w:hAnsi="Microsoft YaHei" w:cs="Microsoft YaHei" w:hint="eastAsia"/>
-          <w:color w:val="555555"/>
-          <w:sz w:val="21"/>
-          <w:lang w:eastAsia="zh-CN"/>
-        </w:rPr>
         <w:t>本人分工</w:t>
       </w:r>
     </w:p>
     <w:p>
-      <w:pPr>
-        <w:pStyle w:val="ListBullet"/>
-        <w:spacing w:before="90" w:after="90"/>
-      </w:pPr>
       <w:r>
-        <w:rPr>
-          <w:rFonts w:ascii="Microsoft YaHei" w:eastAsia="Microsoft YaHei" w:hAnsi="Microsoft YaHei" w:cs="Microsoft YaHei" w:hint="eastAsia"/>
-          <w:color w:val="444444"/>
-          <w:lang w:eastAsia="zh-CN"/>
-        </w:rPr>
-        <w:t>梳理</w:t>
-      </w:r>
-      <w:r>
-        <w:rPr>
-          <w:color w:val="444444"/>
-        </w:rPr>
-        <w:t xml:space="preserve"> 4 </w:t>
-      </w:r>
-      <w:r>
-        <w:rPr>
-          <w:rFonts w:ascii="Microsoft YaHei" w:eastAsia="Microsoft YaHei" w:hAnsi="Microsoft YaHei" w:cs="Microsoft YaHei" w:hint="eastAsia"/>
-          <w:color w:val="444444"/>
-          <w:lang w:eastAsia="zh-CN"/>
-        </w:rPr>
-        <w:t>微服务调用链路，主导</w:t>
-      </w:r>
-      <w:r>
-        <w:rPr>
-          <w:color w:val="444444"/>
-        </w:rPr>
-        <w:t xml:space="preserve"> 6GHz </w:t>
-      </w:r>
-      <w:r>
-        <w:rPr>
-          <w:rFonts w:ascii="Microsoft YaHei" w:eastAsia="Microsoft YaHei" w:hAnsi="Microsoft YaHei" w:cs="Microsoft YaHei" w:hint="eastAsia"/>
-          <w:color w:val="444444"/>
-          <w:lang w:eastAsia="zh-CN"/>
-        </w:rPr>
-        <w:t>频段采集</w:t>
-      </w:r>
-      <w:r>
-        <w:rPr>
-          <w:color w:val="444444"/>
-        </w:rPr>
-        <w:t>/</w:t>
-      </w:r>
-      <w:r>
-        <w:rPr>
-          <w:rFonts w:ascii="Microsoft YaHei" w:eastAsia="Microsoft YaHei" w:hAnsi="Microsoft YaHei" w:cs="Microsoft YaHei" w:hint="eastAsia"/>
-          <w:color w:val="444444"/>
-          <w:lang w:eastAsia="zh-CN"/>
-        </w:rPr>
-        <w:t>扫描</w:t>
-      </w:r>
-      <w:r>
-        <w:rPr>
-          <w:color w:val="444444"/>
-        </w:rPr>
-        <w:t>/</w:t>
-      </w:r>
-      <w:r>
-        <w:rPr>
-          <w:rFonts w:ascii="Microsoft YaHei" w:eastAsia="Microsoft YaHei" w:hAnsi="Microsoft YaHei" w:cs="Microsoft YaHei" w:hint="eastAsia"/>
-          <w:color w:val="444444"/>
-          <w:lang w:eastAsia="zh-CN"/>
-        </w:rPr>
-        <w:t>计算</w:t>
-      </w:r>
-      <w:r>
-        <w:rPr>
-          <w:color w:val="444444"/>
-        </w:rPr>
-        <w:t>/</w:t>
-      </w:r>
-      <w:r>
-        <w:rPr>
-          <w:rFonts w:ascii="Microsoft YaHei" w:eastAsia="Microsoft YaHei" w:hAnsi="Microsoft YaHei" w:cs="Microsoft YaHei" w:hint="eastAsia"/>
-          <w:color w:val="444444"/>
-          <w:lang w:eastAsia="zh-CN"/>
-        </w:rPr>
-        <w:t>调优全链路改造</w:t>
+        <w:t>梳理 4 微服务调用链路，主导 6GHz 频段采集/扫描/计算/调优全链路改造</w:t>
       </w:r>
     </w:p>
     <w:p>
-      <w:pPr>
-        <w:pStyle w:val="ListBullet"/>
-        <w:spacing w:before="90" w:after="90"/>
-      </w:pPr>
       <w:r>
-        <w:rPr>
-          <w:rFonts w:ascii="Microsoft YaHei" w:eastAsia="Microsoft YaHei" w:hAnsi="Microsoft YaHei" w:cs="Microsoft YaHei" w:hint="eastAsia"/>
-          <w:color w:val="444444"/>
-          <w:lang w:eastAsia="zh-CN"/>
-        </w:rPr>
-        <w:t>维护</w:t>
-      </w:r>
-      <w:r>
-        <w:rPr>
-          <w:color w:val="444444"/>
-        </w:rPr>
-        <w:t xml:space="preserve"> Kafka/RabbitMQ </w:t>
-      </w:r>
-      <w:r>
-        <w:rPr>
-          <w:rFonts w:ascii="Microsoft YaHei" w:eastAsia="Microsoft YaHei" w:hAnsi="Microsoft YaHei" w:cs="Microsoft YaHei" w:hint="eastAsia"/>
-          <w:color w:val="444444"/>
-          <w:lang w:eastAsia="zh-CN"/>
-        </w:rPr>
-        <w:t>消息、</w:t>
-      </w:r>
-      <w:r>
-        <w:rPr>
-          <w:color w:val="444444"/>
-        </w:rPr>
-        <w:t xml:space="preserve">Redis </w:t>
-      </w:r>
-      <w:r>
-        <w:rPr>
-          <w:rFonts w:ascii="Microsoft YaHei" w:eastAsia="Microsoft YaHei" w:hAnsi="Microsoft YaHei" w:cs="Microsoft YaHei" w:hint="eastAsia"/>
-          <w:color w:val="444444"/>
-          <w:lang w:eastAsia="zh-CN"/>
-        </w:rPr>
-        <w:t>分布式锁、</w:t>
-      </w:r>
-      <w:r>
-        <w:rPr>
-          <w:color w:val="444444"/>
-        </w:rPr>
-        <w:t xml:space="preserve">K8s </w:t>
-      </w:r>
-      <w:r>
-        <w:rPr>
-          <w:rFonts w:ascii="Microsoft YaHei" w:eastAsia="Microsoft YaHei" w:hAnsi="Microsoft YaHei" w:cs="Microsoft YaHei" w:hint="eastAsia"/>
-          <w:color w:val="444444"/>
-          <w:lang w:eastAsia="zh-CN"/>
-        </w:rPr>
-        <w:t>容器管理</w:t>
+        <w:t>维护 Kafka/RabbitMQ 消息、Redis 分布式锁、K8s 容器管理</w:t>
       </w:r>
     </w:p>
     <w:p>
-      <w:pPr>
-        <w:pStyle w:val="Heading4"/>
-        <w:spacing w:after="120"/>
-      </w:pPr>
       <w:r>
         <w:rPr>
-          <w:rFonts w:ascii="Microsoft YaHei" w:eastAsia="Microsoft YaHei" w:hAnsi="Microsoft YaHei" w:cs="Microsoft YaHei" w:hint="eastAsia"/>
-          <w:color w:val="2E7D32"/>
-          <w:sz w:val="21"/>
-          <w:lang w:eastAsia="zh-CN"/>
+          <w:b/>
         </w:rPr>
-        <w:t>✅ 项目成果</w:t>
+        <w:t>项目成果</w:t>
       </w:r>
     </w:p>
     <w:p>
-      <w:pPr>
-        <w:pStyle w:val="ListBullet"/>
-        <w:spacing w:before="75" w:after="75"/>
-      </w:pPr>
       <w:r>
         <w:rPr>
-          <w:color w:val="2E7D32"/>
-          <w:sz w:val="19"/>
+          <w:b/>
+          <w:sz w:val="24"/>
         </w:rPr>
-        <w:t xml:space="preserve">2.4G/5G/6G </w:t>
+        <w:t>2.4G/5G/6G 三频段统一 RRM 调度，完整支持 WiFi7 商用</w:t>
       </w:r>
+    </w:p>
+    <w:p>
       <w:r>
         <w:rPr>
-          <w:rFonts w:ascii="Microsoft YaHei" w:eastAsia="Microsoft YaHei" w:hAnsi="Microsoft YaHei" w:cs="Microsoft YaHei" w:hint="eastAsia"/>
-          <w:color w:val="2E7D32"/>
-          <w:sz w:val="19"/>
-          <w:lang w:eastAsia="zh-CN"/>
+          <w:b/>
+          <w:sz w:val="24"/>
         </w:rPr>
-        <w:t>三频段统一</w:t>
+        <w:t>3. personalAgent — AI Agent 编排框架（业余项目） 2025 - 至今</w:t>
       </w:r>
+    </w:p>
+    <w:p>
+      <w:r>
+        <w:t>LLM 应用 Agent 编排 DAG 工作流 Function Calling Node.js/TS</w:t>
+      </w:r>
+    </w:p>
+    <w:p>
       <w:r>
         <w:rPr>
-          <w:color w:val="2E7D32"/>
-          <w:sz w:val="19"/>
-        </w:rPr>
-        <w:t xml:space="preserve"> RRM </w:t>
-      </w:r>
-      <w:r>
-        <w:rPr>
-          <w:rFonts w:ascii="Microsoft YaHei" w:eastAsia="Microsoft YaHei" w:hAnsi="Microsoft YaHei" w:cs="Microsoft YaHei" w:hint="eastAsia"/>
-          <w:color w:val="2E7D32"/>
-          <w:sz w:val="19"/>
-          <w:lang w:eastAsia="zh-CN"/>
-        </w:rPr>
-        <w:t>调度，完整支持</w:t>
-      </w:r>
-      <w:r>
-        <w:rPr>
-          <w:color w:val="2E7D32"/>
-          <w:sz w:val="19"/>
-        </w:rPr>
-        <w:t xml:space="preserve"> WiFi7 </w:t>
-      </w:r>
-      <w:r>
-        <w:rPr>
-          <w:rFonts w:ascii="Microsoft YaHei" w:eastAsia="Microsoft YaHei" w:hAnsi="Microsoft YaHei" w:cs="Microsoft YaHei" w:hint="eastAsia"/>
-          <w:color w:val="2E7D32"/>
-          <w:sz w:val="19"/>
-          <w:lang w:eastAsia="zh-CN"/>
-        </w:rPr>
-        <w:t>商用</w:t>
-      </w:r>
-      <w:r/>
-      <w:r/>
-    </w:p>
-    <w:p>
-      <w:pPr>
-        <w:spacing w:after="180"/>
-      </w:pPr>
-      <w:r/>
-      <w:r>
-        <w:rPr>
-          <w:rFonts w:ascii="Microsoft YaHei" w:eastAsia="Microsoft YaHei" w:hAnsi="Microsoft YaHei" w:cs="Microsoft YaHei" w:hint="eastAsia"/>
           <w:b/>
-          <w:color w:val="1A1A1A"/>
-          <w:sz w:val="22"/>
-          <w:lang w:eastAsia="zh-CN"/>
-        </w:rPr>
-        <w:t>③ personalAgent — AI Agent 编排框架（业余项目）</w:t>
-      </w:r>
-      <w:r/>
-      <w:r>
-        <w:rPr>
-          <w:rFonts w:ascii="Microsoft YaHei" w:eastAsia="Microsoft YaHei" w:hAnsi="Microsoft YaHei" w:cs="Microsoft YaHei" w:hint="eastAsia"/>
-          <w:color w:val="888888"/>
-          <w:sz w:val="18"/>
-          <w:lang w:eastAsia="zh-CN"/>
-        </w:rPr>
-        <w:t>2025 - 至今</w:t>
-      </w:r>
-      <w:r/>
-    </w:p>
-    <w:p>
-      <w:pPr>
-        <w:spacing w:before="150" w:after="150"/>
-      </w:pPr>
-      <w:r/>
-      <w:r>
-        <w:rPr>
-          <w:rFonts w:ascii="Microsoft YaHei" w:eastAsia="Microsoft YaHei" w:hAnsi="Microsoft YaHei" w:cs="Microsoft YaHei" w:hint="eastAsia"/>
-          <w:color w:val="FFFFFF"/>
-          <w:sz w:val="16"/>
-          <w:lang w:eastAsia="zh-CN"/>
-        </w:rPr>
-        <w:t>LLM 应用</w:t>
-      </w:r>
-      <w:r/>
-      <w:r>
-        <w:rPr>
-          <w:rFonts w:ascii="Microsoft YaHei" w:eastAsia="Microsoft YaHei" w:hAnsi="Microsoft YaHei" w:cs="Microsoft YaHei" w:hint="eastAsia"/>
-          <w:color w:val="FFFFFF"/>
-          <w:sz w:val="16"/>
-          <w:lang w:eastAsia="zh-CN"/>
-        </w:rPr>
-        <w:t>Agent 编排</w:t>
-      </w:r>
-      <w:r/>
-      <w:r>
-        <w:rPr>
-          <w:rFonts w:ascii="Microsoft YaHei" w:eastAsia="Microsoft YaHei" w:hAnsi="Microsoft YaHei" w:cs="Microsoft YaHei" w:hint="eastAsia"/>
-          <w:color w:val="FFFFFF"/>
-          <w:sz w:val="16"/>
-          <w:lang w:eastAsia="zh-CN"/>
-        </w:rPr>
-        <w:t>DAG 工作流</w:t>
-      </w:r>
-      <w:r/>
-      <w:r>
-        <w:rPr>
-          <w:color w:val="FFFFFF"/>
-          <w:sz w:val="16"/>
-        </w:rPr>
-        <w:t>Function Calling</w:t>
-      </w:r>
-      <w:r/>
-      <w:r>
-        <w:rPr>
-          <w:color w:val="FFFFFF"/>
-          <w:sz w:val="16"/>
-        </w:rPr>
-        <w:t>Node.js/TS</w:t>
-      </w:r>
-      <w:r/>
-    </w:p>
-    <w:p>
-      <w:pPr>
-        <w:pStyle w:val="Heading4"/>
-      </w:pPr>
-      <w:r>
-        <w:rPr>
-          <w:rFonts w:ascii="Microsoft YaHei" w:eastAsia="Microsoft YaHei" w:hAnsi="Microsoft YaHei" w:cs="Microsoft YaHei" w:hint="eastAsia"/>
-          <w:color w:val="555555"/>
-          <w:sz w:val="21"/>
-          <w:lang w:eastAsia="zh-CN"/>
         </w:rPr>
         <w:t>项目简介（业余时间自研 · 了解基础知识）</w:t>
       </w:r>
     </w:p>
     <w:p>
-      <w:pPr/>
       <w:r>
-        <w:rPr>
-          <w:rFonts w:ascii="Microsoft YaHei" w:eastAsia="Microsoft YaHei" w:hAnsi="Microsoft YaHei" w:cs="Microsoft YaHei" w:hint="eastAsia"/>
-          <w:color w:val="555555"/>
-          <w:sz w:val="19"/>
-          <w:lang w:eastAsia="zh-CN"/>
-        </w:rPr>
-        <w:t>业余时间自研的</w:t>
-      </w:r>
-      <w:r>
-        <w:rPr>
-          <w:color w:val="555555"/>
-          <w:sz w:val="19"/>
-        </w:rPr>
-        <w:t xml:space="preserve"> AI Agent </w:t>
-      </w:r>
-      <w:r>
-        <w:rPr>
-          <w:rFonts w:ascii="Microsoft YaHei" w:eastAsia="Microsoft YaHei" w:hAnsi="Microsoft YaHei" w:cs="Microsoft YaHei" w:hint="eastAsia"/>
-          <w:color w:val="555555"/>
-          <w:sz w:val="19"/>
-          <w:lang w:eastAsia="zh-CN"/>
-        </w:rPr>
-        <w:t>编排框架，用于学习与验证</w:t>
-      </w:r>
-      <w:r>
-        <w:rPr>
-          <w:color w:val="555555"/>
-          <w:sz w:val="19"/>
-        </w:rPr>
-        <w:t xml:space="preserve"> LLM </w:t>
-      </w:r>
-      <w:r>
-        <w:rPr>
-          <w:rFonts w:ascii="Microsoft YaHei" w:eastAsia="Microsoft YaHei" w:hAnsi="Microsoft YaHei" w:cs="Microsoft YaHei" w:hint="eastAsia"/>
-          <w:color w:val="555555"/>
-          <w:sz w:val="19"/>
-          <w:lang w:eastAsia="zh-CN"/>
-        </w:rPr>
-        <w:t>应用开发的基础概念。</w:t>
+        <w:t>业余时间自研的 AI Agent 编排框架，用于学习与验证 LLM 应用开发的基础概念。</w:t>
       </w:r>
     </w:p>
     <w:p>
-      <w:pPr>
-        <w:pStyle w:val="Heading4"/>
-      </w:pPr>
       <w:r>
-        <w:rPr>
-          <w:rFonts w:ascii="Microsoft YaHei" w:eastAsia="Microsoft YaHei" w:hAnsi="Microsoft YaHei" w:cs="Microsoft YaHei" w:hint="eastAsia"/>
-          <w:color w:val="555555"/>
-          <w:sz w:val="21"/>
-          <w:lang w:eastAsia="zh-CN"/>
-        </w:rPr>
         <w:t>学习实践内容</w:t>
       </w:r>
     </w:p>
     <w:p>
-      <w:pPr>
-        <w:pStyle w:val="ListBullet"/>
-        <w:spacing w:before="90" w:after="90"/>
-      </w:pPr>
       <w:r>
-        <w:rPr>
-          <w:rFonts w:ascii="Microsoft YaHei" w:eastAsia="Microsoft YaHei" w:hAnsi="Microsoft YaHei" w:cs="Microsoft YaHei" w:hint="eastAsia"/>
-          <w:color w:val="444444"/>
-          <w:lang w:eastAsia="zh-CN"/>
-        </w:rPr>
-        <w:t>实践</w:t>
-      </w:r>
-      <w:r>
-        <w:rPr>
-          <w:color w:val="444444"/>
-        </w:rPr>
-        <w:t xml:space="preserve"> LLM </w:t>
-      </w:r>
-      <w:r>
-        <w:rPr>
-          <w:rFonts w:ascii="Microsoft YaHei" w:eastAsia="Microsoft YaHei" w:hAnsi="Microsoft YaHei" w:cs="Microsoft YaHei" w:hint="eastAsia"/>
-          <w:color w:val="444444"/>
-          <w:lang w:eastAsia="zh-CN"/>
-        </w:rPr>
-        <w:t>应用基础：</w:t>
-      </w:r>
-      <w:r>
-        <w:rPr>
-          <w:color w:val="444444"/>
-        </w:rPr>
-        <w:t xml:space="preserve">Prompt </w:t>
-      </w:r>
-      <w:r>
-        <w:rPr>
-          <w:rFonts w:ascii="Microsoft YaHei" w:eastAsia="Microsoft YaHei" w:hAnsi="Microsoft YaHei" w:cs="Microsoft YaHei" w:hint="eastAsia"/>
-          <w:color w:val="444444"/>
-          <w:lang w:eastAsia="zh-CN"/>
-        </w:rPr>
-        <w:t>工程、</w:t>
-      </w:r>
-      <w:r>
-        <w:rPr>
-          <w:color w:val="444444"/>
-        </w:rPr>
-        <w:t xml:space="preserve">Function Calling </w:t>
-      </w:r>
-      <w:r>
-        <w:rPr>
-          <w:rFonts w:ascii="Microsoft YaHei" w:eastAsia="Microsoft YaHei" w:hAnsi="Microsoft YaHei" w:cs="Microsoft YaHei" w:hint="eastAsia"/>
-          <w:color w:val="444444"/>
-          <w:lang w:eastAsia="zh-CN"/>
-        </w:rPr>
-        <w:t>工具调用、多轮上下文管理</w:t>
+        <w:t>实践 LLM 应用基础：Prompt 工程、Function Calling 工具调用、多轮上下文管理</w:t>
       </w:r>
     </w:p>
     <w:p>
-      <w:pPr>
-        <w:pStyle w:val="ListBullet"/>
-        <w:spacing w:before="90" w:after="90"/>
-      </w:pPr>
       <w:r>
-        <w:rPr>
-          <w:rFonts w:ascii="Microsoft YaHei" w:eastAsia="Microsoft YaHei" w:hAnsi="Microsoft YaHei" w:cs="Microsoft YaHei" w:hint="eastAsia"/>
-          <w:color w:val="444444"/>
-          <w:lang w:eastAsia="zh-CN"/>
-        </w:rPr>
-        <w:t>基于</w:t>
-      </w:r>
-      <w:r>
-        <w:rPr>
-          <w:color w:val="444444"/>
-        </w:rPr>
-        <w:t xml:space="preserve"> DAG </w:t>
-      </w:r>
-      <w:r>
-        <w:rPr>
-          <w:rFonts w:ascii="Microsoft YaHei" w:eastAsia="Microsoft YaHei" w:hAnsi="Microsoft YaHei" w:cs="Microsoft YaHei" w:hint="eastAsia"/>
-          <w:color w:val="444444"/>
-          <w:lang w:eastAsia="zh-CN"/>
-        </w:rPr>
-        <w:t>工作流概念设计任务编排骨架，了解多</w:t>
-      </w:r>
-      <w:r>
-        <w:rPr>
-          <w:color w:val="444444"/>
-        </w:rPr>
-        <w:t xml:space="preserve"> Agent </w:t>
-      </w:r>
-      <w:r>
-        <w:rPr>
-          <w:rFonts w:ascii="Microsoft YaHei" w:eastAsia="Microsoft YaHei" w:hAnsi="Microsoft YaHei" w:cs="Microsoft YaHei" w:hint="eastAsia"/>
-          <w:color w:val="444444"/>
-          <w:lang w:eastAsia="zh-CN"/>
-        </w:rPr>
-        <w:t>协作与任务调度</w:t>
+        <w:t>基于 DAG 工作流概念设计任务编排骨架，了解多 Agent 协作与任务调度</w:t>
       </w:r>
     </w:p>
     <w:p>
-      <w:pPr>
-        <w:pStyle w:val="ListBullet"/>
-        <w:spacing w:before="90" w:after="90"/>
-      </w:pPr>
       <w:r>
-        <w:rPr>
-          <w:rFonts w:ascii="Microsoft YaHei" w:eastAsia="Microsoft YaHei" w:hAnsi="Microsoft YaHei" w:cs="Microsoft YaHei" w:hint="eastAsia"/>
-          <w:color w:val="444444"/>
-          <w:lang w:eastAsia="zh-CN"/>
-        </w:rPr>
-        <w:t>理解</w:t>
-      </w:r>
-      <w:r>
-        <w:rPr>
-          <w:color w:val="444444"/>
-        </w:rPr>
-        <w:t xml:space="preserve"> Agent </w:t>
-      </w:r>
-      <w:r>
-        <w:rPr>
-          <w:rFonts w:ascii="Microsoft YaHei" w:eastAsia="Microsoft YaHei" w:hAnsi="Microsoft YaHei" w:cs="Microsoft YaHei" w:hint="eastAsia"/>
-          <w:color w:val="444444"/>
-          <w:lang w:eastAsia="zh-CN"/>
-        </w:rPr>
-        <w:t>与外部系统（</w:t>
-      </w:r>
-      <w:r>
-        <w:rPr>
-          <w:color w:val="444444"/>
-        </w:rPr>
-        <w:t>API/</w:t>
-      </w:r>
-      <w:r>
-        <w:rPr>
-          <w:rFonts w:ascii="Microsoft YaHei" w:eastAsia="Microsoft YaHei" w:hAnsi="Microsoft YaHei" w:cs="Microsoft YaHei" w:hint="eastAsia"/>
-          <w:color w:val="444444"/>
-          <w:lang w:eastAsia="zh-CN"/>
-        </w:rPr>
-        <w:t>数据）交互的工程化要点</w:t>
+        <w:t>理解 Agent 与外部系统（API/数据）交互的工程化要点</w:t>
       </w:r>
     </w:p>
     <w:p>
-      <w:pPr>
-        <w:pStyle w:val="Heading4"/>
-        <w:spacing w:after="120"/>
-      </w:pPr>
       <w:r>
-        <w:rPr>
-          <w:rFonts w:ascii="Microsoft YaHei" w:eastAsia="Microsoft YaHei" w:hAnsi="Microsoft YaHei" w:cs="Microsoft YaHei" w:hint="eastAsia"/>
-          <w:color w:val="2E7D32"/>
-          <w:sz w:val="21"/>
-          <w:lang w:eastAsia="zh-CN"/>
-        </w:rPr>
-        <w:t>✅ 定位</w:t>
+        <w:t>定位</w:t>
       </w:r>
     </w:p>
     <w:p>
-      <w:pPr>
-        <w:pStyle w:val="ListBullet"/>
-        <w:spacing w:before="75" w:after="75"/>
-      </w:pPr>
       <w:r>
-        <w:rPr>
-          <w:rFonts w:ascii="Microsoft YaHei" w:eastAsia="Microsoft YaHei" w:hAnsi="Microsoft YaHei" w:cs="Microsoft YaHei" w:hint="eastAsia"/>
-          <w:color w:val="2E7D32"/>
-          <w:sz w:val="19"/>
-          <w:lang w:eastAsia="zh-CN"/>
-        </w:rPr>
-        <w:t>个人业余学习项目，验证</w:t>
-      </w:r>
-      <w:r>
-        <w:rPr>
-          <w:color w:val="2E7D32"/>
-          <w:sz w:val="19"/>
-        </w:rPr>
-        <w:t xml:space="preserve"> LLM </w:t>
-      </w:r>
-      <w:r>
-        <w:rPr>
-          <w:rFonts w:ascii="Microsoft YaHei" w:eastAsia="Microsoft YaHei" w:hAnsi="Microsoft YaHei" w:cs="Microsoft YaHei" w:hint="eastAsia"/>
-          <w:color w:val="2E7D32"/>
-          <w:sz w:val="19"/>
-          <w:lang w:eastAsia="zh-CN"/>
-        </w:rPr>
-        <w:t>应用开发基础知识（</w:t>
-      </w:r>
-      <w:r>
-        <w:rPr>
-          <w:color w:val="2E7D32"/>
-          <w:sz w:val="19"/>
-        </w:rPr>
-        <w:t xml:space="preserve">Prompt / Agent </w:t>
-      </w:r>
-      <w:r>
-        <w:rPr>
-          <w:rFonts w:ascii="Microsoft YaHei" w:eastAsia="Microsoft YaHei" w:hAnsi="Microsoft YaHei" w:cs="Microsoft YaHei" w:hint="eastAsia"/>
-          <w:color w:val="2E7D32"/>
-          <w:sz w:val="19"/>
-          <w:lang w:eastAsia="zh-CN"/>
-        </w:rPr>
-        <w:t>编排</w:t>
-      </w:r>
-      <w:r>
-        <w:rPr>
-          <w:color w:val="2E7D32"/>
-          <w:sz w:val="19"/>
-        </w:rPr>
-        <w:t xml:space="preserve"> / </w:t>
-      </w:r>
-      <w:r>
-        <w:rPr>
-          <w:rFonts w:ascii="Microsoft YaHei" w:eastAsia="Microsoft YaHei" w:hAnsi="Microsoft YaHei" w:cs="Microsoft YaHei" w:hint="eastAsia"/>
-          <w:color w:val="2E7D32"/>
-          <w:sz w:val="19"/>
-          <w:lang w:eastAsia="zh-CN"/>
-        </w:rPr>
-        <w:t>工具调用）</w:t>
+        <w:t>个人业余学习项目，验证 LLM 应用开发基础知识（Prompt / Agent 编排 / 工具调用）</w:t>
       </w:r>
     </w:p>
     <w:p>
-      <w:pPr>
-        <w:pStyle w:val="ListBullet"/>
-        <w:spacing w:before="75" w:after="75"/>
-      </w:pPr>
+      <w:r>
+        <w:t>体现对 LLM 方向的学习热情与动手能力</w:t>
+      </w:r>
+    </w:p>
+    <w:p>
       <w:r>
         <w:rPr>
-          <w:rFonts w:ascii="Microsoft YaHei" w:eastAsia="Microsoft YaHei" w:hAnsi="Microsoft YaHei" w:cs="Microsoft YaHei" w:hint="eastAsia"/>
-          <w:color w:val="2E7D32"/>
-          <w:sz w:val="19"/>
-          <w:lang w:eastAsia="zh-CN"/>
-        </w:rPr>
-        <w:t>体现对</w:t>
-      </w:r>
-      <w:r>
-        <w:rPr>
-          <w:color w:val="2E7D32"/>
-          <w:sz w:val="19"/>
-        </w:rPr>
-        <w:t xml:space="preserve"> LLM </w:t>
-      </w:r>
-      <w:r>
-        <w:rPr>
-          <w:rFonts w:ascii="Microsoft YaHei" w:eastAsia="Microsoft YaHei" w:hAnsi="Microsoft YaHei" w:cs="Microsoft YaHei" w:hint="eastAsia"/>
-          <w:color w:val="2E7D32"/>
-          <w:sz w:val="19"/>
-          <w:lang w:eastAsia="zh-CN"/>
-        </w:rPr>
-        <w:t>方向的学习热情与动手能力</w:t>
-      </w:r>
-      <w:r/>
-    </w:p>
-    <w:p>
-      <w:pPr>
-        <w:pStyle w:val="Heading2"/>
-      </w:pPr>
-      <w:r>
-        <w:rPr>
-          <w:rFonts w:ascii="Microsoft YaHei" w:eastAsia="Microsoft YaHei" w:hAnsi="Microsoft YaHei" w:cs="Microsoft YaHei" w:hint="eastAsia"/>
-          <w:color w:val="FFFFFF"/>
+          <w:b/>
           <w:sz w:val="24"/>
-          <w:lang w:eastAsia="zh-CN"/>
         </w:rPr>
         <w:t>技 术 栈</w:t>
       </w:r>
-      <w:r/>
     </w:p>
     <w:p>
-      <w:pPr>
-        <w:pStyle w:val="Heading4"/>
-        <w:spacing w:after="90"/>
-        <w:pBdr>
-          <w:top w:val="none" w:sz="6" w:space="0" w:color="auto"/>
-          <w:bottom w:val="none" w:sz="6" w:space="0" w:color="auto"/>
-          <w:left w:val="none" w:sz="6" w:space="0" w:color="auto"/>
-          <w:right w:val="none" w:sz="6" w:space="0" w:color="auto"/>
-        </w:pBdr>
-      </w:pPr>
       <w:r>
-        <w:rPr>
-          <w:rFonts w:ascii="Microsoft YaHei" w:eastAsia="Microsoft YaHei" w:hAnsi="Microsoft YaHei" w:cs="Microsoft YaHei" w:hint="eastAsia"/>
-          <w:color w:val="1A1A1A"/>
-          <w:sz w:val="21"/>
-          <w:lang w:eastAsia="zh-CN"/>
-        </w:rPr>
         <w:t>AI 工程化（核心卖点）</w:t>
       </w:r>
     </w:p>
     <w:p>
-      <w:pPr/>
       <w:r>
-        <w:rPr>
-          <w:rFonts w:ascii="Microsoft YaHei" w:eastAsia="Microsoft YaHei" w:hAnsi="Microsoft YaHei" w:cs="Microsoft YaHei" w:hint="eastAsia"/>
-          <w:b/>
-          <w:color w:val="666666"/>
-          <w:sz w:val="19"/>
-          <w:lang w:eastAsia="zh-CN"/>
-        </w:rPr>
-        <w:t>模型部署与推理</w:t>
-      </w:r>
-      <w:r>
-        <w:rPr>
-          <w:rFonts w:ascii="Microsoft YaHei" w:eastAsia="Microsoft YaHei" w:hAnsi="Microsoft YaHei" w:cs="Microsoft YaHei" w:hint="eastAsia"/>
-          <w:color w:val="666666"/>
-          <w:sz w:val="19"/>
-          <w:lang w:eastAsia="zh-CN"/>
-        </w:rPr>
-        <w:t>（轻量化</w:t>
-      </w:r>
-      <w:r>
-        <w:rPr>
-          <w:color w:val="666666"/>
-          <w:sz w:val="19"/>
-        </w:rPr>
-        <w:t>/</w:t>
-      </w:r>
-      <w:r>
-        <w:rPr>
-          <w:rFonts w:ascii="Microsoft YaHei" w:eastAsia="Microsoft YaHei" w:hAnsi="Microsoft YaHei" w:cs="Microsoft YaHei" w:hint="eastAsia"/>
-          <w:color w:val="666666"/>
-          <w:sz w:val="19"/>
-          <w:lang w:eastAsia="zh-CN"/>
-        </w:rPr>
-        <w:t>边缘推理</w:t>
-      </w:r>
-      <w:r>
-        <w:rPr>
-          <w:color w:val="666666"/>
-          <w:sz w:val="19"/>
-        </w:rPr>
-        <w:t>/</w:t>
-      </w:r>
-      <w:r>
-        <w:rPr>
-          <w:rFonts w:ascii="Microsoft YaHei" w:eastAsia="Microsoft YaHei" w:hAnsi="Microsoft YaHei" w:cs="Microsoft YaHei" w:hint="eastAsia"/>
-          <w:color w:val="666666"/>
-          <w:sz w:val="19"/>
-          <w:lang w:eastAsia="zh-CN"/>
-        </w:rPr>
-        <w:t>增量训练）</w:t>
-      </w:r>
-      <w:r>
-        <w:rPr>
-          <w:color w:val="666666"/>
-          <w:sz w:val="19"/>
-        </w:rPr>
-        <w:t xml:space="preserve">· </w:t>
-      </w:r>
-      <w:r>
-        <w:rPr>
-          <w:rFonts w:ascii="Microsoft YaHei" w:eastAsia="Microsoft YaHei" w:hAnsi="Microsoft YaHei" w:cs="Microsoft YaHei" w:hint="eastAsia"/>
-          <w:b/>
-          <w:color w:val="666666"/>
-          <w:sz w:val="19"/>
-          <w:lang w:eastAsia="zh-CN"/>
-        </w:rPr>
-        <w:t>数据闭环</w:t>
-      </w:r>
-      <w:r>
-        <w:rPr>
-          <w:rFonts w:ascii="Microsoft YaHei" w:eastAsia="Microsoft YaHei" w:hAnsi="Microsoft YaHei" w:cs="Microsoft YaHei" w:hint="eastAsia"/>
-          <w:color w:val="666666"/>
-          <w:sz w:val="19"/>
-          <w:lang w:eastAsia="zh-CN"/>
-        </w:rPr>
-        <w:t>（采集</w:t>
-      </w:r>
-      <w:r>
-        <w:rPr>
-          <w:color w:val="666666"/>
-          <w:sz w:val="19"/>
-        </w:rPr>
-        <w:t>-</w:t>
-      </w:r>
-      <w:r>
-        <w:rPr>
-          <w:rFonts w:ascii="Microsoft YaHei" w:eastAsia="Microsoft YaHei" w:hAnsi="Microsoft YaHei" w:cs="Microsoft YaHei" w:hint="eastAsia"/>
-          <w:color w:val="666666"/>
-          <w:sz w:val="19"/>
-          <w:lang w:eastAsia="zh-CN"/>
-        </w:rPr>
-        <w:t>预处理</w:t>
-      </w:r>
-      <w:r>
-        <w:rPr>
-          <w:color w:val="666666"/>
-          <w:sz w:val="19"/>
-        </w:rPr>
-        <w:t>-</w:t>
-      </w:r>
-      <w:r>
-        <w:rPr>
-          <w:rFonts w:ascii="Microsoft YaHei" w:eastAsia="Microsoft YaHei" w:hAnsi="Microsoft YaHei" w:cs="Microsoft YaHei" w:hint="eastAsia"/>
-          <w:color w:val="666666"/>
-          <w:sz w:val="19"/>
-          <w:lang w:eastAsia="zh-CN"/>
-        </w:rPr>
-        <w:t>回灌）</w:t>
-      </w:r>
-      <w:r>
-        <w:rPr>
-          <w:color w:val="666666"/>
-          <w:sz w:val="19"/>
-        </w:rPr>
-        <w:t xml:space="preserve">· </w:t>
-      </w:r>
-      <w:r>
-        <w:rPr>
-          <w:rFonts w:ascii="Microsoft YaHei" w:eastAsia="Microsoft YaHei" w:hAnsi="Microsoft YaHei" w:cs="Microsoft YaHei" w:hint="eastAsia"/>
-          <w:color w:val="666666"/>
-          <w:sz w:val="19"/>
-          <w:lang w:eastAsia="zh-CN"/>
-        </w:rPr>
-        <w:t>训练数据管理</w:t>
-      </w:r>
-      <w:r>
-        <w:rPr>
-          <w:color w:val="666666"/>
-          <w:sz w:val="19"/>
-        </w:rPr>
-        <w:t xml:space="preserve"> · AI </w:t>
-      </w:r>
-      <w:r>
-        <w:rPr>
-          <w:rFonts w:ascii="Microsoft YaHei" w:eastAsia="Microsoft YaHei" w:hAnsi="Microsoft YaHei" w:cs="Microsoft YaHei" w:hint="eastAsia"/>
-          <w:color w:val="666666"/>
-          <w:sz w:val="19"/>
-          <w:lang w:eastAsia="zh-CN"/>
-        </w:rPr>
-        <w:t>系统架构设计</w:t>
+        <w:t>模型部署与推理（轻量化/边缘推理/增量训练）· 数据闭环（采集-预处理-回灌）· 训练数据管理 · AI 系统架构设计</w:t>
       </w:r>
     </w:p>
     <w:p>
-      <w:pPr>
-        <w:pStyle w:val="Heading4"/>
-        <w:spacing w:after="90"/>
-        <w:pBdr>
-          <w:top w:val="none" w:sz="6" w:space="0" w:color="auto"/>
-          <w:bottom w:val="none" w:sz="6" w:space="0" w:color="auto"/>
-          <w:left w:val="none" w:sz="6" w:space="0" w:color="auto"/>
-          <w:right w:val="none" w:sz="6" w:space="0" w:color="auto"/>
-        </w:pBdr>
-      </w:pPr>
       <w:r>
-        <w:rPr>
-          <w:rFonts w:ascii="Microsoft YaHei" w:eastAsia="Microsoft YaHei" w:hAnsi="Microsoft YaHei" w:cs="Microsoft YaHei" w:hint="eastAsia"/>
-          <w:color w:val="1A1A1A"/>
-          <w:sz w:val="21"/>
-          <w:lang w:eastAsia="zh-CN"/>
-        </w:rPr>
         <w:t>LLM 应用（业余实践 · 掌握基础）</w:t>
       </w:r>
     </w:p>
     <w:p>
-      <w:pPr/>
       <w:r>
-        <w:rPr>
-          <w:color w:val="666666"/>
-          <w:sz w:val="19"/>
-        </w:rPr>
-        <w:t xml:space="preserve">Prompt </w:t>
-      </w:r>
-      <w:r>
-        <w:rPr>
-          <w:rFonts w:ascii="Microsoft YaHei" w:eastAsia="Microsoft YaHei" w:hAnsi="Microsoft YaHei" w:cs="Microsoft YaHei" w:hint="eastAsia"/>
-          <w:color w:val="666666"/>
-          <w:sz w:val="19"/>
-          <w:lang w:eastAsia="zh-CN"/>
-        </w:rPr>
-        <w:t>工程</w:t>
-      </w:r>
-      <w:r>
-        <w:rPr>
-          <w:color w:val="666666"/>
-          <w:sz w:val="19"/>
-        </w:rPr>
-        <w:t xml:space="preserve"> · Function Calling </w:t>
-      </w:r>
-      <w:r>
-        <w:rPr>
-          <w:rFonts w:ascii="Microsoft YaHei" w:eastAsia="Microsoft YaHei" w:hAnsi="Microsoft YaHei" w:cs="Microsoft YaHei" w:hint="eastAsia"/>
-          <w:color w:val="666666"/>
-          <w:sz w:val="19"/>
-          <w:lang w:eastAsia="zh-CN"/>
-        </w:rPr>
-        <w:t>工具调用</w:t>
-      </w:r>
-      <w:r>
-        <w:rPr>
-          <w:color w:val="666666"/>
-          <w:sz w:val="19"/>
-        </w:rPr>
-        <w:t xml:space="preserve"> · Agent </w:t>
-      </w:r>
-      <w:r>
-        <w:rPr>
-          <w:rFonts w:ascii="Microsoft YaHei" w:eastAsia="Microsoft YaHei" w:hAnsi="Microsoft YaHei" w:cs="Microsoft YaHei" w:hint="eastAsia"/>
-          <w:color w:val="666666"/>
-          <w:sz w:val="19"/>
-          <w:lang w:eastAsia="zh-CN"/>
-        </w:rPr>
-        <w:t>编排</w:t>
-      </w:r>
-      <w:r>
-        <w:rPr>
-          <w:color w:val="666666"/>
-          <w:sz w:val="19"/>
-        </w:rPr>
-        <w:t xml:space="preserve"> · DAG </w:t>
-      </w:r>
-      <w:r>
-        <w:rPr>
-          <w:rFonts w:ascii="Microsoft YaHei" w:eastAsia="Microsoft YaHei" w:hAnsi="Microsoft YaHei" w:cs="Microsoft YaHei" w:hint="eastAsia"/>
-          <w:color w:val="666666"/>
-          <w:sz w:val="19"/>
-          <w:lang w:eastAsia="zh-CN"/>
-        </w:rPr>
-        <w:t>工作流</w:t>
-      </w:r>
-      <w:r>
-        <w:rPr>
-          <w:color w:val="666666"/>
-          <w:sz w:val="19"/>
-        </w:rPr>
-        <w:t xml:space="preserve"> · RAG </w:t>
-      </w:r>
-      <w:r>
-        <w:rPr>
-          <w:rFonts w:ascii="Microsoft YaHei" w:eastAsia="Microsoft YaHei" w:hAnsi="Microsoft YaHei" w:cs="Microsoft YaHei" w:hint="eastAsia"/>
-          <w:color w:val="666666"/>
-          <w:sz w:val="19"/>
-          <w:lang w:eastAsia="zh-CN"/>
-        </w:rPr>
-        <w:t>概念（自研业余项目实践，掌握基础知识）</w:t>
+        <w:t>Prompt 工程 · Function Calling 工具调用 · Agent 编排 · DAG 工作流 · RAG 概念（自研业余项目实践，掌握基础知识）</w:t>
       </w:r>
     </w:p>
     <w:p>
-      <w:pPr>
-        <w:pStyle w:val="Heading4"/>
-        <w:spacing w:after="90"/>
-        <w:pBdr>
-          <w:top w:val="none" w:sz="6" w:space="0" w:color="auto"/>
-          <w:bottom w:val="none" w:sz="6" w:space="0" w:color="auto"/>
-          <w:left w:val="none" w:sz="6" w:space="0" w:color="auto"/>
-          <w:right w:val="none" w:sz="6" w:space="0" w:color="auto"/>
-        </w:pBdr>
-      </w:pPr>
       <w:r>
-        <w:rPr>
-          <w:rFonts w:ascii="Microsoft YaHei" w:eastAsia="Microsoft YaHei" w:hAnsi="Microsoft YaHei" w:cs="Microsoft YaHei" w:hint="eastAsia"/>
-          <w:color w:val="1A1A1A"/>
-          <w:sz w:val="21"/>
-          <w:lang w:eastAsia="zh-CN"/>
-        </w:rPr>
         <w:t>后端开发</w:t>
       </w:r>
     </w:p>
     <w:p>
-      <w:pPr/>
       <w:r>
-        <w:rPr>
-          <w:color w:val="666666"/>
-          <w:sz w:val="19"/>
-        </w:rPr>
-        <w:t xml:space="preserve">Node.js/TypeScript · </w:t>
-      </w:r>
-      <w:r>
-        <w:rPr>
-          <w:rFonts w:ascii="Microsoft YaHei" w:eastAsia="Microsoft YaHei" w:hAnsi="Microsoft YaHei" w:cs="Microsoft YaHei" w:hint="eastAsia"/>
-          <w:color w:val="666666"/>
-          <w:sz w:val="19"/>
-          <w:lang w:eastAsia="zh-CN"/>
-        </w:rPr>
-        <w:t>微服务架构</w:t>
-      </w:r>
-      <w:r>
-        <w:rPr>
-          <w:color w:val="666666"/>
-          <w:sz w:val="19"/>
-        </w:rPr>
-        <w:t xml:space="preserve"> · RESTful API · WebSocket · </w:t>
-      </w:r>
-      <w:r>
-        <w:rPr>
-          <w:rFonts w:ascii="Microsoft YaHei" w:eastAsia="Microsoft YaHei" w:hAnsi="Microsoft YaHei" w:cs="Microsoft YaHei" w:hint="eastAsia"/>
-          <w:color w:val="666666"/>
-          <w:sz w:val="19"/>
-          <w:lang w:eastAsia="zh-CN"/>
-        </w:rPr>
-        <w:t>异步编程</w:t>
+        <w:t>Node.js/TypeScript · 微服务架构 · RESTful API · WebSocket · 异步编程</w:t>
       </w:r>
     </w:p>
     <w:p>
-      <w:pPr>
-        <w:pStyle w:val="Heading4"/>
-        <w:spacing w:after="90"/>
-        <w:pBdr>
-          <w:top w:val="none" w:sz="6" w:space="0" w:color="auto"/>
-          <w:bottom w:val="none" w:sz="6" w:space="0" w:color="auto"/>
-          <w:left w:val="none" w:sz="6" w:space="0" w:color="auto"/>
-          <w:right w:val="none" w:sz="6" w:space="0" w:color="auto"/>
-        </w:pBdr>
-      </w:pPr>
       <w:r>
-        <w:rPr>
-          <w:rFonts w:ascii="Microsoft YaHei" w:eastAsia="Microsoft YaHei" w:hAnsi="Microsoft YaHei" w:cs="Microsoft YaHei" w:hint="eastAsia"/>
-          <w:color w:val="1A1A1A"/>
-          <w:sz w:val="21"/>
-          <w:lang w:eastAsia="zh-CN"/>
-        </w:rPr>
         <w:t>数据与中间件</w:t>
       </w:r>
     </w:p>
     <w:p>
-      <w:pPr/>
       <w:r>
-        <w:rPr>
-          <w:color w:val="666666"/>
-          <w:sz w:val="19"/>
-        </w:rPr>
-        <w:t>MongoDB</w:t>
-      </w:r>
-      <w:r>
-        <w:rPr>
-          <w:rFonts w:ascii="Microsoft YaHei" w:eastAsia="Microsoft YaHei" w:hAnsi="Microsoft YaHei" w:cs="Microsoft YaHei" w:hint="eastAsia"/>
-          <w:color w:val="666666"/>
-          <w:sz w:val="19"/>
-          <w:lang w:eastAsia="zh-CN"/>
-        </w:rPr>
-        <w:t>（分库分表</w:t>
-      </w:r>
-      <w:r>
-        <w:rPr>
-          <w:color w:val="666666"/>
-          <w:sz w:val="19"/>
-        </w:rPr>
-        <w:t>/</w:t>
-      </w:r>
-      <w:r>
-        <w:rPr>
-          <w:rFonts w:ascii="Microsoft YaHei" w:eastAsia="Microsoft YaHei" w:hAnsi="Microsoft YaHei" w:cs="Microsoft YaHei" w:hint="eastAsia"/>
-          <w:color w:val="666666"/>
-          <w:sz w:val="19"/>
-          <w:lang w:eastAsia="zh-CN"/>
-        </w:rPr>
-        <w:t>聚合）</w:t>
-      </w:r>
-      <w:r>
-        <w:rPr>
-          <w:color w:val="666666"/>
-          <w:sz w:val="19"/>
-        </w:rPr>
-        <w:t>· Redis</w:t>
-      </w:r>
-      <w:r>
-        <w:rPr>
-          <w:rFonts w:ascii="Microsoft YaHei" w:eastAsia="Microsoft YaHei" w:hAnsi="Microsoft YaHei" w:cs="Microsoft YaHei" w:hint="eastAsia"/>
-          <w:color w:val="666666"/>
-          <w:sz w:val="19"/>
-          <w:lang w:eastAsia="zh-CN"/>
-        </w:rPr>
-        <w:t>（分布式锁</w:t>
-      </w:r>
-      <w:r>
-        <w:rPr>
-          <w:color w:val="666666"/>
-          <w:sz w:val="19"/>
-        </w:rPr>
-        <w:t>/</w:t>
-      </w:r>
-      <w:r>
-        <w:rPr>
-          <w:rFonts w:ascii="Microsoft YaHei" w:eastAsia="Microsoft YaHei" w:hAnsi="Microsoft YaHei" w:cs="Microsoft YaHei" w:hint="eastAsia"/>
-          <w:color w:val="666666"/>
-          <w:sz w:val="19"/>
-          <w:lang w:eastAsia="zh-CN"/>
-        </w:rPr>
-        <w:t>缓存）</w:t>
-      </w:r>
-      <w:r>
-        <w:rPr>
-          <w:color w:val="666666"/>
-          <w:sz w:val="19"/>
-        </w:rPr>
-        <w:t>· Kafka</w:t>
-      </w:r>
-      <w:r>
-        <w:rPr>
-          <w:rFonts w:ascii="Microsoft YaHei" w:eastAsia="Microsoft YaHei" w:hAnsi="Microsoft YaHei" w:cs="Microsoft YaHei" w:hint="eastAsia"/>
-          <w:color w:val="666666"/>
-          <w:sz w:val="19"/>
-          <w:lang w:eastAsia="zh-CN"/>
-        </w:rPr>
-        <w:t>（数据管道</w:t>
-      </w:r>
-      <w:r>
-        <w:rPr>
-          <w:color w:val="666666"/>
-          <w:sz w:val="19"/>
-        </w:rPr>
-        <w:t>/</w:t>
-      </w:r>
-      <w:r>
-        <w:rPr>
-          <w:rFonts w:ascii="Microsoft YaHei" w:eastAsia="Microsoft YaHei" w:hAnsi="Microsoft YaHei" w:cs="Microsoft YaHei" w:hint="eastAsia"/>
-          <w:color w:val="666666"/>
-          <w:sz w:val="19"/>
-          <w:lang w:eastAsia="zh-CN"/>
-        </w:rPr>
-        <w:t>消息可靠）</w:t>
-      </w:r>
-      <w:r>
-        <w:rPr>
-          <w:color w:val="666666"/>
-          <w:sz w:val="19"/>
-        </w:rPr>
-        <w:t>· MySQL</w:t>
+        <w:t>MongoDB（分库分表/聚合）· Redis（分布式锁/缓存）· Kafka（数据管道/消息可靠）· MySQL</w:t>
       </w:r>
     </w:p>
     <w:p>
-      <w:pPr>
-        <w:pStyle w:val="Heading4"/>
-        <w:spacing w:after="90"/>
-        <w:pBdr>
-          <w:top w:val="none" w:sz="6" w:space="0" w:color="auto"/>
-          <w:bottom w:val="none" w:sz="6" w:space="0" w:color="auto"/>
-          <w:left w:val="none" w:sz="6" w:space="0" w:color="auto"/>
-          <w:right w:val="none" w:sz="6" w:space="0" w:color="auto"/>
-        </w:pBdr>
-      </w:pPr>
       <w:r>
-        <w:rPr>
-          <w:rFonts w:ascii="Microsoft YaHei" w:eastAsia="Microsoft YaHei" w:hAnsi="Microsoft YaHei" w:cs="Microsoft YaHei" w:hint="eastAsia"/>
-          <w:color w:val="1A1A1A"/>
-          <w:sz w:val="21"/>
-          <w:lang w:eastAsia="zh-CN"/>
-        </w:rPr>
         <w:t>部署与运维</w:t>
       </w:r>
     </w:p>
     <w:p>
-      <w:pPr/>
       <w:r>
-        <w:rPr>
-          <w:color w:val="666666"/>
-          <w:sz w:val="19"/>
-        </w:rPr>
-        <w:t xml:space="preserve">K8s · Docker · CI/CD · </w:t>
-      </w:r>
-      <w:r>
-        <w:rPr>
-          <w:rFonts w:ascii="Microsoft YaHei" w:eastAsia="Microsoft YaHei" w:hAnsi="Microsoft YaHei" w:cs="Microsoft YaHei" w:hint="eastAsia"/>
-          <w:color w:val="666666"/>
-          <w:sz w:val="19"/>
-          <w:lang w:eastAsia="zh-CN"/>
-        </w:rPr>
-        <w:t>配置中心</w:t>
-      </w:r>
-      <w:r>
-        <w:rPr>
-          <w:color w:val="666666"/>
-          <w:sz w:val="19"/>
-        </w:rPr>
-        <w:t xml:space="preserve"> · </w:t>
-      </w:r>
-      <w:r>
-        <w:rPr>
-          <w:rFonts w:ascii="Microsoft YaHei" w:eastAsia="Microsoft YaHei" w:hAnsi="Microsoft YaHei" w:cs="Microsoft YaHei" w:hint="eastAsia"/>
-          <w:color w:val="666666"/>
-          <w:sz w:val="19"/>
-          <w:lang w:eastAsia="zh-CN"/>
-        </w:rPr>
-        <w:t>监控告警</w:t>
-      </w:r>
-      <w:r>
-        <w:rPr>
-          <w:color w:val="666666"/>
-          <w:sz w:val="19"/>
-        </w:rPr>
-        <w:t xml:space="preserve"> · SonarQube</w:t>
+        <w:t>K8s · Docker · CI/CD · 配置中心 · 监控告警 · SonarQube</w:t>
       </w:r>
     </w:p>
     <w:p>
-      <w:pPr>
-        <w:pStyle w:val="Heading4"/>
-        <w:spacing w:after="90"/>
-        <w:pBdr>
-          <w:top w:val="none" w:sz="6" w:space="0" w:color="auto"/>
-          <w:bottom w:val="none" w:sz="6" w:space="0" w:color="auto"/>
-          <w:left w:val="none" w:sz="6" w:space="0" w:color="auto"/>
-          <w:right w:val="none" w:sz="6" w:space="0" w:color="auto"/>
-        </w:pBdr>
-      </w:pPr>
       <w:r>
-        <w:rPr>
-          <w:rFonts w:ascii="Microsoft YaHei" w:eastAsia="Microsoft YaHei" w:hAnsi="Microsoft YaHei" w:cs="Microsoft YaHei" w:hint="eastAsia"/>
-          <w:color w:val="1A1A1A"/>
-          <w:sz w:val="21"/>
-          <w:lang w:eastAsia="zh-CN"/>
-        </w:rPr>
         <w:t>前端（辅助）</w:t>
       </w:r>
     </w:p>
     <w:p>
-      <w:pPr/>
+      <w:r>
+        <w:t>Angular.js（调优结果可视化）· 前后端联调 · 数据可视化展示</w:t>
+      </w:r>
+    </w:p>
+    <w:p>
+      <w:r>
+        <w:t>📌 方向说明：3 年专注 AI 系统的工程化落地（AI RRM：边缘推理/模型轻量化/增量训练/数据闭环）；LLM 应用（Prompt/Agent 编排/RAG）为业余项目实践，掌握基础知识，可快速上手。</w:t>
+      </w:r>
+    </w:p>
+    <w:p>
       <w:r>
         <w:rPr>
-          <w:color w:val="666666"/>
-          <w:sz w:val="19"/>
-        </w:rPr>
-        <w:t>Angular.js</w:t>
-      </w:r>
-      <w:r>
-        <w:rPr>
-          <w:rFonts w:ascii="Microsoft YaHei" w:eastAsia="Microsoft YaHei" w:hAnsi="Microsoft YaHei" w:cs="Microsoft YaHei" w:hint="eastAsia"/>
-          <w:color w:val="666666"/>
-          <w:sz w:val="19"/>
-          <w:lang w:eastAsia="zh-CN"/>
-        </w:rPr>
-        <w:t>（调优结果可视化）</w:t>
-      </w:r>
-      <w:r>
-        <w:rPr>
-          <w:color w:val="666666"/>
-          <w:sz w:val="19"/>
-        </w:rPr>
-        <w:t xml:space="preserve">· </w:t>
-      </w:r>
-      <w:r>
-        <w:rPr>
-          <w:rFonts w:ascii="Microsoft YaHei" w:eastAsia="Microsoft YaHei" w:hAnsi="Microsoft YaHei" w:cs="Microsoft YaHei" w:hint="eastAsia"/>
-          <w:color w:val="666666"/>
-          <w:sz w:val="19"/>
-          <w:lang w:eastAsia="zh-CN"/>
-        </w:rPr>
-        <w:t>前后端联调</w:t>
-      </w:r>
-      <w:r>
-        <w:rPr>
-          <w:color w:val="666666"/>
-          <w:sz w:val="19"/>
-        </w:rPr>
-        <w:t xml:space="preserve"> · </w:t>
-      </w:r>
-      <w:r>
-        <w:rPr>
-          <w:rFonts w:ascii="Microsoft YaHei" w:eastAsia="Microsoft YaHei" w:hAnsi="Microsoft YaHei" w:cs="Microsoft YaHei" w:hint="eastAsia"/>
-          <w:color w:val="666666"/>
-          <w:sz w:val="19"/>
-          <w:lang w:eastAsia="zh-CN"/>
-        </w:rPr>
-        <w:t>数据可视化展示</w:t>
-      </w:r>
-      <w:r/>
-    </w:p>
-    <w:p>
-      <w:pPr>
-        <w:spacing w:before="120"/>
-        <w:pBdr>
-          <w:top w:val="dashed" w:sz="6" w:space="0" w:color="6366F1"/>
-          <w:bottom w:val="dashed" w:sz="6" w:space="0" w:color="6366F1"/>
-          <w:left w:val="dashed" w:sz="6" w:space="0" w:color="6366F1"/>
-          <w:right w:val="dashed" w:sz="6" w:space="0" w:color="6366F1"/>
-        </w:pBdr>
-        <w:shd w:val="clear" w:color="auto" w:fill="EEF2FF"/>
-      </w:pPr>
-      <w:r>
-        <w:rPr>
-          <w:rFonts w:ascii="Microsoft YaHei" w:eastAsia="Microsoft YaHei" w:hAnsi="Microsoft YaHei" w:cs="Microsoft YaHei" w:hint="eastAsia"/>
-          <w:color w:val="4338CA"/>
-          <w:sz w:val="18"/>
-          <w:lang w:eastAsia="zh-CN"/>
-        </w:rPr>
-        <w:t>📌 方向说明：3 年专注 AI 系统的工程化落地（AI RRM：边缘推理/模型轻量化/增量训练/数据闭环）；LLM 应用（Prompt/Agent 编排/RAG）为业余项目实践，掌握基础知识，可快速上手。</w:t>
-      </w:r>
-      <w:r/>
-    </w:p>
-    <w:p>
-      <w:pPr>
-        <w:pStyle w:val="Heading2"/>
-      </w:pPr>
-      <w:r>
-        <w:rPr>
-          <w:rFonts w:ascii="Microsoft YaHei" w:eastAsia="Microsoft YaHei" w:hAnsi="Microsoft YaHei" w:cs="Microsoft YaHei" w:hint="eastAsia"/>
-          <w:color w:val="FFFFFF"/>
+          <w:b/>
           <w:sz w:val="24"/>
-          <w:lang w:eastAsia="zh-CN"/>
         </w:rPr>
         <w:t>竞 赛 与 获 奖</w:t>
       </w:r>
-      <w:r/>
-    </w:p>
-    <w:tbl>
-      <w:tblPr>
-        <w:tblW w:type="pct" w:w="5000"/>
-        <w:tblLook w:firstColumn="1" w:firstRow="1" w:lastColumn="0" w:lastRow="0" w:noHBand="0" w:noVBand="1" w:val="04A0"/>
-        <w:tblLayout w:type="autofit"/>
-      </w:tblPr>
-      <w:tblGrid>
-        <w:gridCol w:w="2880"/>
-        <w:gridCol w:w="2880"/>
-        <w:gridCol w:w="2880"/>
-      </w:tblGrid>
-      <w:tr>
-        <w:tc>
-          <w:tcPr>
-            <w:tcW w:type="dxa" w:w="2880"/>
-            <w:tcBorders>
-              <w:top w:val="single" w:sz="6" w:space="0" w:color="DDDDDD"/>
-              <w:bottom w:val="single" w:sz="6" w:space="0" w:color="DDDDDD"/>
-              <w:left w:val="single" w:sz="6" w:space="0" w:color="DDDDDD"/>
-              <w:right w:val="single" w:sz="6" w:space="0" w:color="DDDDDD"/>
-            </w:tcBorders>
-            <w:shd w:val="clear" w:color="auto" w:fill="F5F5F5"/>
-            <w:vAlign w:val="center"/>
-            <w:tcMar>
-              <w:top w:w="150" w:type="dxa"/>
-              <w:bottom w:w="150" w:type="dxa"/>
-              <w:left w:w="180" w:type="dxa"/>
-              <w:right w:w="180" w:type="dxa"/>
-            </w:tcMar>
-          </w:tcPr>
-          <w:p>
-            <w:pPr>
-              <w:jc w:val="left"/>
-              <w:spacing w:line="240" w:lineRule="auto" w:before="60" w:after="60"/>
-            </w:pPr>
-            <w:r>
-              <w:rPr>
-                <w:b/>
-              </w:rPr>
-              <w:t>时间</w:t>
-            </w:r>
-          </w:p>
-        </w:tc>
-        <w:tc>
-          <w:tcPr>
-            <w:tcW w:type="dxa" w:w="2880"/>
-            <w:tcBorders>
-              <w:top w:val="single" w:sz="6" w:space="0" w:color="DDDDDD"/>
-              <w:bottom w:val="single" w:sz="6" w:space="0" w:color="DDDDDD"/>
-              <w:left w:val="single" w:sz="6" w:space="0" w:color="DDDDDD"/>
-              <w:right w:val="single" w:sz="6" w:space="0" w:color="DDDDDD"/>
-            </w:tcBorders>
-            <w:shd w:val="clear" w:color="auto" w:fill="F5F5F5"/>
-            <w:vAlign w:val="center"/>
-            <w:tcMar>
-              <w:top w:w="150" w:type="dxa"/>
-              <w:bottom w:w="150" w:type="dxa"/>
-              <w:left w:w="180" w:type="dxa"/>
-              <w:right w:w="180" w:type="dxa"/>
-            </w:tcMar>
-          </w:tcPr>
-          <w:p>
-            <w:pPr>
-              <w:jc w:val="left"/>
-              <w:spacing w:line="240" w:lineRule="auto" w:before="60" w:after="60"/>
-            </w:pPr>
-            <w:r>
-              <w:rPr>
-                <w:b/>
-              </w:rPr>
-              <w:t>级别</w:t>
-            </w:r>
-          </w:p>
-        </w:tc>
-        <w:tc>
-          <w:tcPr>
-            <w:tcW w:type="dxa" w:w="2880"/>
-            <w:tcBorders>
-              <w:top w:val="single" w:sz="6" w:space="0" w:color="DDDDDD"/>
-              <w:bottom w:val="single" w:sz="6" w:space="0" w:color="DDDDDD"/>
-              <w:left w:val="single" w:sz="6" w:space="0" w:color="DDDDDD"/>
-              <w:right w:val="single" w:sz="6" w:space="0" w:color="DDDDDD"/>
-            </w:tcBorders>
-            <w:shd w:val="clear" w:color="auto" w:fill="F5F5F5"/>
-            <w:vAlign w:val="center"/>
-            <w:tcMar>
-              <w:top w:w="150" w:type="dxa"/>
-              <w:bottom w:w="150" w:type="dxa"/>
-              <w:left w:w="180" w:type="dxa"/>
-              <w:right w:w="180" w:type="dxa"/>
-            </w:tcMar>
-          </w:tcPr>
-          <w:p>
-            <w:pPr>
-              <w:jc w:val="left"/>
-              <w:spacing w:line="240" w:lineRule="auto" w:before="60" w:after="60"/>
-            </w:pPr>
-            <w:r>
-              <w:rPr>
-                <w:b/>
-              </w:rPr>
-              <w:t>奖项</w:t>
-            </w:r>
-          </w:p>
-        </w:tc>
-      </w:tr>
-      <w:tr>
-        <w:tc>
-          <w:tcPr>
-            <w:tcW w:type="dxa" w:w="2880"/>
-            <w:tcBorders>
-              <w:top w:val="single" w:sz="6" w:space="0" w:color="DDDDDD"/>
-              <w:bottom w:val="single" w:sz="6" w:space="0" w:color="DDDDDD"/>
-              <w:left w:val="single" w:sz="6" w:space="0" w:color="DDDDDD"/>
-              <w:right w:val="single" w:sz="6" w:space="0" w:color="DDDDDD"/>
-            </w:tcBorders>
-            <w:vAlign w:val="center"/>
-            <w:tcMar>
-              <w:top w:w="150" w:type="dxa"/>
-              <w:bottom w:w="150" w:type="dxa"/>
-              <w:left w:w="180" w:type="dxa"/>
-              <w:right w:w="180" w:type="dxa"/>
-            </w:tcMar>
-          </w:tcPr>
-          <w:p>
-            <w:pPr>
-              <w:jc w:val="left"/>
-              <w:spacing w:line="240" w:lineRule="auto" w:before="60" w:after="60"/>
-            </w:pPr>
-            <w:r>
-              <w:t>2019.09</w:t>
-            </w:r>
-          </w:p>
-        </w:tc>
-        <w:tc>
-          <w:tcPr>
-            <w:tcW w:type="dxa" w:w="2880"/>
-            <w:tcBorders>
-              <w:top w:val="single" w:sz="6" w:space="0" w:color="DDDDDD"/>
-              <w:bottom w:val="single" w:sz="6" w:space="0" w:color="DDDDDD"/>
-              <w:left w:val="single" w:sz="6" w:space="0" w:color="DDDDDD"/>
-              <w:right w:val="single" w:sz="6" w:space="0" w:color="DDDDDD"/>
-            </w:tcBorders>
-            <w:vAlign w:val="center"/>
-            <w:tcMar>
-              <w:top w:w="150" w:type="dxa"/>
-              <w:bottom w:w="150" w:type="dxa"/>
-              <w:left w:w="180" w:type="dxa"/>
-              <w:right w:w="180" w:type="dxa"/>
-            </w:tcMar>
-          </w:tcPr>
-          <w:p>
-            <w:pPr>
-              <w:jc w:val="left"/>
-              <w:spacing w:line="240" w:lineRule="auto" w:before="60" w:after="60"/>
-            </w:pPr>
-            <w:r>
-              <w:t>国家级</w:t>
-            </w:r>
-          </w:p>
-        </w:tc>
-        <w:tc>
-          <w:tcPr>
-            <w:tcW w:type="dxa" w:w="2880"/>
-            <w:tcBorders>
-              <w:top w:val="single" w:sz="6" w:space="0" w:color="DDDDDD"/>
-              <w:bottom w:val="single" w:sz="6" w:space="0" w:color="DDDDDD"/>
-              <w:left w:val="single" w:sz="6" w:space="0" w:color="DDDDDD"/>
-              <w:right w:val="single" w:sz="6" w:space="0" w:color="DDDDDD"/>
-            </w:tcBorders>
-            <w:vAlign w:val="center"/>
-            <w:tcMar>
-              <w:top w:w="150" w:type="dxa"/>
-              <w:bottom w:w="150" w:type="dxa"/>
-              <w:left w:w="180" w:type="dxa"/>
-              <w:right w:w="180" w:type="dxa"/>
-            </w:tcMar>
-          </w:tcPr>
-          <w:p>
-            <w:pPr>
-              <w:jc w:val="left"/>
-              <w:spacing w:line="240" w:lineRule="auto" w:before="60" w:after="60"/>
-            </w:pPr>
-            <w:r>
-              <w:t>第</w:t>
-            </w:r>
-            <w:r>
-              <w:t xml:space="preserve"> </w:t>
-            </w:r>
-            <w:r>
-              <w:t>13</w:t>
-            </w:r>
-            <w:r>
-              <w:t xml:space="preserve"> </w:t>
-            </w:r>
-            <w:r>
-              <w:t>届</w:t>
-            </w:r>
-            <w:r>
-              <w:t xml:space="preserve"> </w:t>
-            </w:r>
-            <w:r>
-              <w:t>"</w:t>
-            </w:r>
-            <w:r>
-              <w:t xml:space="preserve"> </w:t>
-            </w:r>
-            <w:r>
-              <w:t>西门子杯</w:t>
-            </w:r>
-            <w:r>
-              <w:t xml:space="preserve"> </w:t>
-            </w:r>
-            <w:r>
-              <w:t>"</w:t>
-            </w:r>
-            <w:r>
-              <w:t xml:space="preserve"> </w:t>
-            </w:r>
-            <w:r>
-              <w:t>中国智能制造挑战赛全国总决赛</w:t>
-            </w:r>
-            <w:r>
-              <w:t xml:space="preserve"> </w:t>
-            </w:r>
-            <w:r>
-              <w:rPr>
-                <w:b/>
-              </w:rPr>
-              <w:t>特等奖</w:t>
-            </w:r>
-          </w:p>
-        </w:tc>
-      </w:tr>
-      <w:tr>
-        <w:tc>
-          <w:tcPr>
-            <w:tcW w:type="dxa" w:w="2880"/>
-            <w:tcBorders>
-              <w:top w:val="single" w:sz="6" w:space="0" w:color="DDDDDD"/>
-              <w:bottom w:val="single" w:sz="6" w:space="0" w:color="DDDDDD"/>
-              <w:left w:val="single" w:sz="6" w:space="0" w:color="DDDDDD"/>
-              <w:right w:val="single" w:sz="6" w:space="0" w:color="DDDDDD"/>
-            </w:tcBorders>
-            <w:vAlign w:val="center"/>
-            <w:tcMar>
-              <w:top w:w="150" w:type="dxa"/>
-              <w:bottom w:w="150" w:type="dxa"/>
-              <w:left w:w="180" w:type="dxa"/>
-              <w:right w:w="180" w:type="dxa"/>
-            </w:tcMar>
-          </w:tcPr>
-          <w:p>
-            <w:pPr>
-              <w:jc w:val="left"/>
-              <w:spacing w:line="240" w:lineRule="auto" w:before="60" w:after="60"/>
-            </w:pPr>
-            <w:r>
-              <w:t>2021.07</w:t>
-            </w:r>
-          </w:p>
-        </w:tc>
-        <w:tc>
-          <w:tcPr>
-            <w:tcW w:type="dxa" w:w="2880"/>
-            <w:tcBorders>
-              <w:top w:val="single" w:sz="6" w:space="0" w:color="DDDDDD"/>
-              <w:bottom w:val="single" w:sz="6" w:space="0" w:color="DDDDDD"/>
-              <w:left w:val="single" w:sz="6" w:space="0" w:color="DDDDDD"/>
-              <w:right w:val="single" w:sz="6" w:space="0" w:color="DDDDDD"/>
-            </w:tcBorders>
-            <w:vAlign w:val="center"/>
-            <w:tcMar>
-              <w:top w:w="150" w:type="dxa"/>
-              <w:bottom w:w="150" w:type="dxa"/>
-              <w:left w:w="180" w:type="dxa"/>
-              <w:right w:w="180" w:type="dxa"/>
-            </w:tcMar>
-          </w:tcPr>
-          <w:p>
-            <w:pPr>
-              <w:jc w:val="left"/>
-              <w:spacing w:line="240" w:lineRule="auto" w:before="60" w:after="60"/>
-            </w:pPr>
-            <w:r>
-              <w:t>国家级</w:t>
-            </w:r>
-          </w:p>
-        </w:tc>
-        <w:tc>
-          <w:tcPr>
-            <w:tcW w:type="dxa" w:w="2880"/>
-            <w:tcBorders>
-              <w:top w:val="single" w:sz="6" w:space="0" w:color="DDDDDD"/>
-              <w:bottom w:val="single" w:sz="6" w:space="0" w:color="DDDDDD"/>
-              <w:left w:val="single" w:sz="6" w:space="0" w:color="DDDDDD"/>
-              <w:right w:val="single" w:sz="6" w:space="0" w:color="DDDDDD"/>
-            </w:tcBorders>
-            <w:vAlign w:val="center"/>
-            <w:tcMar>
-              <w:top w:w="150" w:type="dxa"/>
-              <w:bottom w:w="150" w:type="dxa"/>
-              <w:left w:w="180" w:type="dxa"/>
-              <w:right w:w="180" w:type="dxa"/>
-            </w:tcMar>
-          </w:tcPr>
-          <w:p>
-            <w:pPr>
-              <w:jc w:val="left"/>
-              <w:spacing w:line="240" w:lineRule="auto" w:before="60" w:after="60"/>
-            </w:pPr>
-            <w:r>
-              <w:t>第</w:t>
-            </w:r>
-            <w:r>
-              <w:t xml:space="preserve"> </w:t>
-            </w:r>
-            <w:r>
-              <w:t>13</w:t>
-            </w:r>
-            <w:r>
-              <w:t xml:space="preserve"> </w:t>
-            </w:r>
-            <w:r>
-              <w:t>届</w:t>
-            </w:r>
-            <w:r>
-              <w:t xml:space="preserve"> </w:t>
-            </w:r>
-            <w:r>
-              <w:t>"</w:t>
-            </w:r>
-            <w:r>
-              <w:t xml:space="preserve"> </w:t>
-            </w:r>
-            <w:r>
-              <w:t>电工杯</w:t>
-            </w:r>
-            <w:r>
-              <w:t xml:space="preserve"> </w:t>
-            </w:r>
-            <w:r>
-              <w:t>"</w:t>
-            </w:r>
-            <w:r>
-              <w:t xml:space="preserve"> </w:t>
-            </w:r>
-            <w:r>
-              <w:t>中国大学生数学建模竞赛</w:t>
-            </w:r>
-            <w:r>
-              <w:t xml:space="preserve"> </w:t>
-            </w:r>
-            <w:r>
-              <w:rPr>
-                <w:b/>
-              </w:rPr>
-              <w:t>二等奖</w:t>
-            </w:r>
-          </w:p>
-        </w:tc>
-      </w:tr>
-      <w:tr>
-        <w:tc>
-          <w:tcPr>
-            <w:tcW w:type="dxa" w:w="2880"/>
-            <w:tcBorders>
-              <w:top w:val="single" w:sz="6" w:space="0" w:color="DDDDDD"/>
-              <w:bottom w:val="single" w:sz="6" w:space="0" w:color="DDDDDD"/>
-              <w:left w:val="single" w:sz="6" w:space="0" w:color="DDDDDD"/>
-              <w:right w:val="single" w:sz="6" w:space="0" w:color="DDDDDD"/>
-            </w:tcBorders>
-            <w:vAlign w:val="center"/>
-            <w:tcMar>
-              <w:top w:w="150" w:type="dxa"/>
-              <w:bottom w:w="150" w:type="dxa"/>
-              <w:left w:w="180" w:type="dxa"/>
-              <w:right w:w="180" w:type="dxa"/>
-            </w:tcMar>
-          </w:tcPr>
-          <w:p>
-            <w:pPr>
-              <w:jc w:val="left"/>
-              <w:spacing w:line="240" w:lineRule="auto" w:before="60" w:after="60"/>
-            </w:pPr>
-            <w:r>
-              <w:t>2021.09</w:t>
-            </w:r>
-          </w:p>
-        </w:tc>
-        <w:tc>
-          <w:tcPr>
-            <w:tcW w:type="dxa" w:w="2880"/>
-            <w:tcBorders>
-              <w:top w:val="single" w:sz="6" w:space="0" w:color="DDDDDD"/>
-              <w:bottom w:val="single" w:sz="6" w:space="0" w:color="DDDDDD"/>
-              <w:left w:val="single" w:sz="6" w:space="0" w:color="DDDDDD"/>
-              <w:right w:val="single" w:sz="6" w:space="0" w:color="DDDDDD"/>
-            </w:tcBorders>
-            <w:vAlign w:val="center"/>
-            <w:tcMar>
-              <w:top w:w="150" w:type="dxa"/>
-              <w:bottom w:w="150" w:type="dxa"/>
-              <w:left w:w="180" w:type="dxa"/>
-              <w:right w:w="180" w:type="dxa"/>
-            </w:tcMar>
-          </w:tcPr>
-          <w:p>
-            <w:pPr>
-              <w:jc w:val="left"/>
-              <w:spacing w:line="240" w:lineRule="auto" w:before="60" w:after="60"/>
-            </w:pPr>
-            <w:r>
-              <w:t>校级</w:t>
-            </w:r>
-          </w:p>
-        </w:tc>
-        <w:tc>
-          <w:tcPr>
-            <w:tcW w:type="dxa" w:w="2880"/>
-            <w:tcBorders>
-              <w:top w:val="single" w:sz="6" w:space="0" w:color="DDDDDD"/>
-              <w:bottom w:val="single" w:sz="6" w:space="0" w:color="DDDDDD"/>
-              <w:left w:val="single" w:sz="6" w:space="0" w:color="DDDDDD"/>
-              <w:right w:val="single" w:sz="6" w:space="0" w:color="DDDDDD"/>
-            </w:tcBorders>
-            <w:vAlign w:val="center"/>
-            <w:tcMar>
-              <w:top w:w="150" w:type="dxa"/>
-              <w:bottom w:w="150" w:type="dxa"/>
-              <w:left w:w="180" w:type="dxa"/>
-              <w:right w:w="180" w:type="dxa"/>
-            </w:tcMar>
-          </w:tcPr>
-          <w:p>
-            <w:pPr>
-              <w:jc w:val="left"/>
-              <w:spacing w:line="240" w:lineRule="auto" w:before="60" w:after="60"/>
-            </w:pPr>
-            <w:r>
-              <w:t>研究生一等奖学金（</w:t>
-            </w:r>
-            <w:r>
-              <w:t xml:space="preserve"> </w:t>
-            </w:r>
-            <w:r>
-              <w:t>TOP 2%</w:t>
-            </w:r>
-            <w:r>
-              <w:t xml:space="preserve"> </w:t>
-            </w:r>
-            <w:r>
-              <w:t>）</w:t>
-            </w:r>
-          </w:p>
-        </w:tc>
-      </w:tr>
-    </w:tbl>
-    <w:p>
-      <w:r/>
     </w:p>
     <w:p>
-      <w:pPr>
-        <w:pStyle w:val="Heading2"/>
-      </w:pPr>
+      <w:r>
+        <w:t>时间级别奖项</w:t>
+      </w:r>
+    </w:p>
+    <w:p>
       <w:r>
         <w:rPr>
-          <w:rFonts w:ascii="Microsoft YaHei" w:eastAsia="Microsoft YaHei" w:hAnsi="Microsoft YaHei" w:cs="Microsoft YaHei" w:hint="eastAsia"/>
-          <w:color w:val="FFFFFF"/>
+          <w:b/>
+        </w:rPr>
+        <w:t>2019.09国家级第13届"西门子杯"中国智能制造挑战赛全国总决赛特等奖</w:t>
+      </w:r>
+    </w:p>
+    <w:p>
+      <w:r>
+        <w:rPr>
+          <w:b/>
+        </w:rPr>
+        <w:t>2021.07国家级第13届"电工杯"中国大学生数学建模竞赛二等奖</w:t>
+      </w:r>
+    </w:p>
+    <w:p>
+      <w:r>
+        <w:rPr>
+          <w:b/>
+        </w:rPr>
+        <w:t>2021.09校级研究生一等奖学金（TOP 2%）</w:t>
+      </w:r>
+    </w:p>
+    <w:p>
+      <w:r>
+        <w:t>2023-2026工作期间主导 AI RRM 创新特性（设备侧+云端双计算，覆盖 98%+ 组网）；季度稳定交付，现网 0 重大事故</w:t>
+      </w:r>
+    </w:p>
+    <w:p>
+      <w:r>
+        <w:rPr>
+          <w:b/>
           <w:sz w:val="24"/>
-          <w:lang w:eastAsia="zh-CN"/>
         </w:rPr>
         <w:t>自 我 评 价</w:t>
       </w:r>
-      <w:r/>
     </w:p>
     <w:p>
-      <w:pPr>
-        <w:pStyle w:val="ListBullet"/>
-      </w:pPr>
       <w:r>
-        <w:rPr>
-          <w:rFonts w:ascii="Microsoft YaHei" w:eastAsia="Microsoft YaHei" w:hAnsi="Microsoft YaHei" w:cs="Microsoft YaHei" w:hint="eastAsia"/>
-          <w:b/>
-          <w:lang w:eastAsia="zh-CN"/>
-        </w:rPr>
-        <w:t>AI 系统落地经验</w:t>
-      </w:r>
-      <w:r>
-        <w:rPr>
-          <w:rFonts w:ascii="Microsoft YaHei" w:eastAsia="Microsoft YaHei" w:hAnsi="Microsoft YaHei" w:cs="Microsoft YaHei" w:hint="eastAsia"/>
-          <w:lang w:eastAsia="zh-CN"/>
-        </w:rPr>
-        <w:t>：完整经历</w:t>
-      </w:r>
-      <w:r>
-        <w:t xml:space="preserve"> AI </w:t>
-      </w:r>
-      <w:r>
-        <w:rPr>
-          <w:rFonts w:ascii="Microsoft YaHei" w:eastAsia="Microsoft YaHei" w:hAnsi="Microsoft YaHei" w:cs="Microsoft YaHei" w:hint="eastAsia"/>
-          <w:lang w:eastAsia="zh-CN"/>
-        </w:rPr>
-        <w:t>算法从模型到生产的工程化全流程（部署</w:t>
-      </w:r>
-      <w:r>
-        <w:t>/</w:t>
-      </w:r>
-      <w:r>
-        <w:rPr>
-          <w:rFonts w:ascii="Microsoft YaHei" w:eastAsia="Microsoft YaHei" w:hAnsi="Microsoft YaHei" w:cs="Microsoft YaHei" w:hint="eastAsia"/>
-          <w:lang w:eastAsia="zh-CN"/>
-        </w:rPr>
-        <w:t>优化</w:t>
-      </w:r>
-      <w:r>
-        <w:t>/</w:t>
-      </w:r>
-      <w:r>
-        <w:rPr>
-          <w:rFonts w:ascii="Microsoft YaHei" w:eastAsia="Microsoft YaHei" w:hAnsi="Microsoft YaHei" w:cs="Microsoft YaHei" w:hint="eastAsia"/>
-          <w:lang w:eastAsia="zh-CN"/>
-        </w:rPr>
-        <w:t>迭代）</w:t>
+        <w:t>AI 系统落地经验：完整经历 AI 算法从模型到生产的工程化全流程（部署/优化/迭代）</w:t>
       </w:r>
     </w:p>
     <w:p>
-      <w:pPr>
-        <w:pStyle w:val="ListBullet"/>
-      </w:pPr>
       <w:r>
-        <w:rPr>
-          <w:rFonts w:ascii="Microsoft YaHei" w:eastAsia="Microsoft YaHei" w:hAnsi="Microsoft YaHei" w:cs="Microsoft YaHei" w:hint="eastAsia"/>
-          <w:b/>
-          <w:lang w:eastAsia="zh-CN"/>
-        </w:rPr>
-        <w:t>全栈能力</w:t>
-      </w:r>
-      <w:r>
-        <w:rPr>
-          <w:rFonts w:ascii="Microsoft YaHei" w:eastAsia="Microsoft YaHei" w:hAnsi="Microsoft YaHei" w:cs="Microsoft YaHei" w:hint="eastAsia"/>
-          <w:lang w:eastAsia="zh-CN"/>
-        </w:rPr>
-        <w:t>：后端微服务</w:t>
-      </w:r>
-      <w:r>
-        <w:t xml:space="preserve"> + </w:t>
-      </w:r>
-      <w:r>
-        <w:rPr>
-          <w:rFonts w:ascii="Microsoft YaHei" w:eastAsia="Microsoft YaHei" w:hAnsi="Microsoft YaHei" w:cs="Microsoft YaHei" w:hint="eastAsia"/>
-          <w:lang w:eastAsia="zh-CN"/>
-        </w:rPr>
-        <w:t>前端可视化</w:t>
-      </w:r>
-      <w:r>
-        <w:t xml:space="preserve"> + K8s </w:t>
-      </w:r>
-      <w:r>
-        <w:rPr>
-          <w:rFonts w:ascii="Microsoft YaHei" w:eastAsia="Microsoft YaHei" w:hAnsi="Microsoft YaHei" w:cs="Microsoft YaHei" w:hint="eastAsia"/>
-          <w:lang w:eastAsia="zh-CN"/>
-        </w:rPr>
-        <w:t>部署运维，能独立打通</w:t>
-      </w:r>
-      <w:r>
-        <w:t>"</w:t>
-      </w:r>
-      <w:r>
-        <w:rPr>
-          <w:rFonts w:ascii="Microsoft YaHei" w:eastAsia="Microsoft YaHei" w:hAnsi="Microsoft YaHei" w:cs="Microsoft YaHei" w:hint="eastAsia"/>
-          <w:lang w:eastAsia="zh-CN"/>
-        </w:rPr>
-        <w:t>数据</w:t>
-      </w:r>
-      <w:r>
-        <w:t xml:space="preserve"> → </w:t>
-      </w:r>
-      <w:r>
-        <w:rPr>
-          <w:rFonts w:ascii="Microsoft YaHei" w:eastAsia="Microsoft YaHei" w:hAnsi="Microsoft YaHei" w:cs="Microsoft YaHei" w:hint="eastAsia"/>
-          <w:lang w:eastAsia="zh-CN"/>
-        </w:rPr>
-        <w:t>模型</w:t>
-      </w:r>
-      <w:r>
-        <w:t xml:space="preserve"> → </w:t>
-      </w:r>
-      <w:r>
-        <w:rPr>
-          <w:rFonts w:ascii="Microsoft YaHei" w:eastAsia="Microsoft YaHei" w:hAnsi="Microsoft YaHei" w:cs="Microsoft YaHei" w:hint="eastAsia"/>
-          <w:lang w:eastAsia="zh-CN"/>
-        </w:rPr>
-        <w:t>应用</w:t>
-      </w:r>
-      <w:r>
-        <w:t>"</w:t>
+        <w:t>全栈能力：后端微服务 + 前端可视化 + K8s 部署运维，能独立打通"数据 → 模型 → 应用"</w:t>
       </w:r>
     </w:p>
     <w:p>
-      <w:pPr>
-        <w:pStyle w:val="ListBullet"/>
-      </w:pPr>
       <w:r>
-        <w:rPr>
-          <w:rFonts w:ascii="Microsoft YaHei" w:eastAsia="Microsoft YaHei" w:hAnsi="Microsoft YaHei" w:cs="Microsoft YaHei" w:hint="eastAsia"/>
-          <w:b/>
-          <w:lang w:eastAsia="zh-CN"/>
-        </w:rPr>
-        <w:t>架构设计</w:t>
-      </w:r>
-      <w:r>
-        <w:rPr>
-          <w:rFonts w:ascii="Microsoft YaHei" w:eastAsia="Microsoft YaHei" w:hAnsi="Microsoft YaHei" w:cs="Microsoft YaHei" w:hint="eastAsia"/>
-          <w:lang w:eastAsia="zh-CN"/>
-        </w:rPr>
-        <w:t>：主导</w:t>
-      </w:r>
-      <w:r>
-        <w:t xml:space="preserve"> AI </w:t>
-      </w:r>
-      <w:r>
-        <w:rPr>
-          <w:rFonts w:ascii="Microsoft YaHei" w:eastAsia="Microsoft YaHei" w:hAnsi="Microsoft YaHei" w:cs="Microsoft YaHei" w:hint="eastAsia"/>
-          <w:lang w:eastAsia="zh-CN"/>
-        </w:rPr>
-        <w:t>双计算架构设计，具备系统级拆分与分布式一致性经验</w:t>
+        <w:t>架构设计：主导 AI 双计算架构设计，具备系统级拆分与分布式一致性经验</w:t>
       </w:r>
     </w:p>
     <w:p>
-      <w:pPr>
-        <w:pStyle w:val="ListBullet"/>
-      </w:pPr>
       <w:r>
-        <w:rPr>
-          <w:rFonts w:ascii="Microsoft YaHei" w:eastAsia="Microsoft YaHei" w:hAnsi="Microsoft YaHei" w:cs="Microsoft YaHei" w:hint="eastAsia"/>
-          <w:b/>
-          <w:lang w:eastAsia="zh-CN"/>
-        </w:rPr>
-        <w:t>数据工程</w:t>
-      </w:r>
-      <w:r>
-        <w:rPr>
-          <w:rFonts w:ascii="Microsoft YaHei" w:eastAsia="Microsoft YaHei" w:hAnsi="Microsoft YaHei" w:cs="Microsoft YaHei" w:hint="eastAsia"/>
-          <w:lang w:eastAsia="zh-CN"/>
-        </w:rPr>
-        <w:t>：</w:t>
-      </w:r>
-      <w:r>
-        <w:t xml:space="preserve">Kafka </w:t>
-      </w:r>
-      <w:r>
-        <w:rPr>
-          <w:rFonts w:ascii="Microsoft YaHei" w:eastAsia="Microsoft YaHei" w:hAnsi="Microsoft YaHei" w:cs="Microsoft YaHei" w:hint="eastAsia"/>
-          <w:lang w:eastAsia="zh-CN"/>
-        </w:rPr>
-        <w:t>数据管道、</w:t>
-      </w:r>
-      <w:r>
-        <w:t xml:space="preserve">MongoDB </w:t>
-      </w:r>
-      <w:r>
-        <w:rPr>
-          <w:rFonts w:ascii="Microsoft YaHei" w:eastAsia="Microsoft YaHei" w:hAnsi="Microsoft YaHei" w:cs="Microsoft YaHei" w:hint="eastAsia"/>
-          <w:lang w:eastAsia="zh-CN"/>
-        </w:rPr>
-        <w:t>分库分表、数据闭环设计实战</w:t>
+        <w:t>数据工程：Kafka 数据管道、MongoDB 分库分表、数据闭环设计实战</w:t>
       </w:r>
     </w:p>
     <w:p>
-      <w:pPr>
-        <w:pStyle w:val="ListBullet"/>
-      </w:pPr>
       <w:r>
-        <w:rPr>
-          <w:rFonts w:ascii="Microsoft YaHei" w:eastAsia="Microsoft YaHei" w:hAnsi="Microsoft YaHei" w:cs="Microsoft YaHei" w:hint="eastAsia"/>
-          <w:b/>
-          <w:lang w:eastAsia="zh-CN"/>
-        </w:rPr>
-        <w:t>学习能力</w:t>
+        <w:t>LLM 深度实践：日常使用 LLM 辅助需求分析/代码生成/排障，效率提升 30%+；自研 Agent 编排框架（Prompt/Function Calling/DAG）</w:t>
       </w:r>
-      <w:r>
-        <w:rPr>
-          <w:rFonts w:ascii="Microsoft YaHei" w:eastAsia="Microsoft YaHei" w:hAnsi="Microsoft YaHei" w:cs="Microsoft YaHei" w:hint="eastAsia"/>
-          <w:lang w:eastAsia="zh-CN"/>
-        </w:rPr>
-        <w:t>：电子信息硕士，</w:t>
-      </w:r>
-      <w:r>
-        <w:t xml:space="preserve">AI </w:t>
-      </w:r>
-      <w:r>
-        <w:rPr>
-          <w:rFonts w:ascii="Microsoft YaHei" w:eastAsia="Microsoft YaHei" w:hAnsi="Microsoft YaHei" w:cs="Microsoft YaHei" w:hint="eastAsia"/>
-          <w:lang w:eastAsia="zh-CN"/>
-        </w:rPr>
-        <w:t>与</w:t>
-      </w:r>
-      <w:r>
-        <w:t xml:space="preserve"> LLM </w:t>
-      </w:r>
-      <w:r>
-        <w:rPr>
-          <w:rFonts w:ascii="Microsoft YaHei" w:eastAsia="Microsoft YaHei" w:hAnsi="Microsoft YaHei" w:cs="Microsoft YaHei" w:hint="eastAsia"/>
-          <w:lang w:eastAsia="zh-CN"/>
-        </w:rPr>
-        <w:t>应用方向持续学习，上手快</w:t>
-      </w:r>
-      <w:r/>
     </w:p>
     <w:p>
-      <w:pPr>
-        <w:spacing w:before="600"/>
-        <w:jc w:val="center"/>
-        <w:pBdr>
-          <w:top w:val="single" w:sz="6" w:space="0" w:color="EEEEEE"/>
-        </w:pBdr>
-      </w:pPr>
       <w:r>
-        <w:rPr>
-          <w:rFonts w:ascii="Microsoft YaHei" w:eastAsia="Microsoft YaHei" w:hAnsi="Microsoft YaHei" w:cs="Microsoft YaHei" w:hint="eastAsia"/>
-          <w:color w:val="999999"/>
-          <w:sz w:val="19"/>
-          <w:lang w:eastAsia="zh-CN"/>
-        </w:rPr>
+        <w:t>学习能力：电子信息硕士，AI 与 LLM 应用方向持续学习，上手快</w:t>
+      </w:r>
+    </w:p>
+    <w:p>
+      <w:r>
         <w:t>感谢您的阅读</w:t>
       </w:r>
-      <w:r/>
-      <w:r/>
-      <w:r/>
     </w:p>
     <w:sectPr>
-      <w:pgSz w:w="11906" w:h="16838"/>
-      <w:pgMar w:top="1440" w:right="1797" w:bottom="1440" w:left="1797" w:header="720" w:footer="720" w:gutter="0"/>
+      <w:pgSz w:w="12240" w:h="15840"/>
+      <w:pgMar w:top="1440" w:right="1800" w:bottom="1440" w:left="1800" w:header="720" w:footer="720" w:gutter="0"/>
       <w:cols w:space="720"/>
       <w:docGrid w:linePitch="360"/>
     </w:sectPr>
@@ -4021,12 +864,9 @@
     <w:name w:val="Normal"/>
     <w:qFormat/>
     <w:rsid w:val="00FC693F"/>
-    <w:pPr>
-      <w:spacing w:line="347" w:lineRule="auto"/>
-    </w:pPr>
     <w:rPr>
-      <w:rFonts w:ascii="Microsoft YaHei" w:hAnsi="Microsoft YaHei" w:eastAsia="Microsoft YaHei"/>
-      <w:color w:val="333333"/>
+      <w:rFonts w:ascii="微软雅黑" w:hAnsi="微软雅黑"/>
+      <w:sz w:val="21"/>
     </w:rPr>
   </w:style>
   <w:style w:type="paragraph" w:styleId="Header">
@@ -4115,8 +955,8 @@
       <w:rFonts w:asciiTheme="majorHAnsi" w:eastAsiaTheme="majorEastAsia" w:hAnsiTheme="majorHAnsi" w:cstheme="majorBidi"/>
       <w:b/>
       <w:bCs/>
-      <w:color w:val="FFFFFF"/>
-      <w:sz w:val="24"/>
+      <w:color w:val="4F81BD" w:themeColor="accent1"/>
+      <w:sz w:val="26"/>
       <w:szCs w:val="26"/>
     </w:rPr>
   </w:style>
@@ -4139,8 +979,7 @@
       <w:rFonts w:asciiTheme="majorHAnsi" w:eastAsiaTheme="majorEastAsia" w:hAnsiTheme="majorHAnsi" w:cstheme="majorBidi"/>
       <w:b/>
       <w:bCs/>
-      <w:color w:val="333333"/>
-      <w:sz w:val="22"/>
+      <w:color w:val="4F81BD" w:themeColor="accent1"/>
     </w:rPr>
   </w:style>
   <w:style w:type="paragraph" w:styleId="Heading4">
@@ -4165,8 +1004,7 @@
       <w:bCs/>
       <w:i/>
       <w:iCs/>
-      <w:color w:val="555555"/>
-      <w:sz w:val="21"/>
+      <w:color w:val="4F81BD" w:themeColor="accent1"/>
     </w:rPr>
   </w:style>
   <w:style w:type="paragraph" w:styleId="Heading5">

--- a/李鑫-AI全栈开发工程师-社招简历.docx
+++ b/李鑫-AI全栈开发工程师-社招简历.docx
@@ -35,7 +35,7 @@
     </w:p>
     <w:p>
       <w:r>
-        <w:t>10亿+累计调优执行信息</w:t>
+        <w:t>259万+现网 AP 数据规模</w:t>
       </w:r>
     </w:p>
     <w:p>
@@ -45,10 +45,7 @@
     </w:p>
     <w:p>
       <w:r>
-        <w:rPr>
-          <w:b/>
-        </w:rPr>
-        <w:t>19.6万+纳管无线设备规模</w:t>
+        <w:t>14.7万单月调优任务(2026-08)</w:t>
       </w:r>
     </w:p>
     <w:p>
@@ -110,11 +107,7 @@
     </w:p>
     <w:p>
       <w:r>
-        <w:rPr>
-          <w:b/>
-          <w:sz w:val="24"/>
-        </w:rPr>
-        <w:t>1. AI RRM 系统重构与规模化落地（AI 工程化主打项目） 2024.08 - 至今</w:t>
+        <w:t>① AI RRM 系统重构与规模化落地（AI 工程化主打项目） 2024.08 - 至今</w:t>
       </w:r>
     </w:p>
     <w:p>
@@ -124,9 +117,6 @@
     </w:p>
     <w:p>
       <w:r>
-        <w:rPr>
-          <w:b/>
-        </w:rPr>
         <w:t>项目背景</w:t>
       </w:r>
     </w:p>
@@ -167,11 +157,7 @@
     </w:p>
     <w:p>
       <w:r>
-        <w:rPr>
-          <w:b/>
-          <w:sz w:val="24"/>
-        </w:rPr>
-        <w:t>技术难点</w:t>
+        <w:t>🔑 技术难点</w:t>
       </w:r>
     </w:p>
     <w:p>
@@ -191,7 +177,7 @@
     </w:p>
     <w:p>
       <w:r>
-        <w:t>现网规模（生产环境实测）</w:t>
+        <w:t>📊 现网规模（生产环境实测）</w:t>
       </w:r>
     </w:p>
     <w:p>
@@ -206,10 +192,7 @@
     </w:p>
     <w:p>
       <w:r>
-        <w:rPr>
-          <w:b/>
-        </w:rPr>
-        <w:t>项目成果</w:t>
+        <w:t>✅ 项目成果</w:t>
       </w:r>
     </w:p>
     <w:p>
@@ -224,11 +207,7 @@
     </w:p>
     <w:p>
       <w:r>
-        <w:rPr>
-          <w:b/>
-          <w:sz w:val="24"/>
-        </w:rPr>
-        <w:t>2. RRM 支持 WiFi7（6GHz 全链路改造） 2024.01 - 2024.12</w:t>
+        <w:t>② RRM 支持 WiFi7（6GHz 全链路改造） 2024.01 - 2024.12</w:t>
       </w:r>
     </w:p>
     <w:p>
@@ -253,28 +232,17 @@
     </w:p>
     <w:p>
       <w:r>
-        <w:rPr>
-          <w:b/>
-        </w:rPr>
-        <w:t>项目成果</w:t>
+        <w:t>✅ 项目成果</w:t>
       </w:r>
     </w:p>
     <w:p>
       <w:r>
-        <w:rPr>
-          <w:b/>
-          <w:sz w:val="24"/>
-        </w:rPr>
         <w:t>2.4G/5G/6G 三频段统一 RRM 调度，完整支持 WiFi7 商用</w:t>
       </w:r>
     </w:p>
     <w:p>
       <w:r>
-        <w:rPr>
-          <w:b/>
-          <w:sz w:val="24"/>
-        </w:rPr>
-        <w:t>3. personalAgent — AI Agent 编排框架（业余项目） 2025 - 至今</w:t>
+        <w:t>③ personalAgent — AI Agent 编排框架（业余项目） 2025 - 至今</w:t>
       </w:r>
     </w:p>
     <w:p>
@@ -284,9 +252,6 @@
     </w:p>
     <w:p>
       <w:r>
-        <w:rPr>
-          <w:b/>
-        </w:rPr>
         <w:t>项目简介（业余时间自研 · 了解基础知识）</w:t>
       </w:r>
     </w:p>
@@ -317,7 +282,7 @@
     </w:p>
     <w:p>
       <w:r>
-        <w:t>定位</w:t>
+        <w:t>✅ 定位</w:t>
       </w:r>
     </w:p>
     <w:p>
@@ -420,25 +385,16 @@
     </w:p>
     <w:p>
       <w:r>
-        <w:rPr>
-          <w:b/>
-        </w:rPr>
         <w:t>2019.09国家级第13届"西门子杯"中国智能制造挑战赛全国总决赛特等奖</w:t>
       </w:r>
     </w:p>
     <w:p>
       <w:r>
-        <w:rPr>
-          <w:b/>
-        </w:rPr>
         <w:t>2021.07国家级第13届"电工杯"中国大学生数学建模竞赛二等奖</w:t>
       </w:r>
     </w:p>
     <w:p>
       <w:r>
-        <w:rPr>
-          <w:b/>
-        </w:rPr>
         <w:t>2021.09校级研究生一等奖学金（TOP 2%）</w:t>
       </w:r>
     </w:p>

--- a/李鑫-AI全栈开发工程师-社招简历.docx
+++ b/李鑫-AI全栈开发工程师-社招简历.docx
@@ -4,452 +4,4214 @@
   <w:body>
     <w:p>
       <w:pPr>
-        <w:jc w:val="center"/>
+        <w:pStyle w:val="Heading1"/>
+        <w:spacing w:after="180"/>
       </w:pPr>
       <w:r>
         <w:rPr>
-          <w:b/>
-          <w:sz w:val="36"/>
-        </w:rPr>
-        <w:t>李鑫 - AI 全栈开发工程师（社招简历） 李 鑫</w:t>
+          <w:rFonts w:ascii="Microsoft YaHei" w:eastAsia="Microsoft YaHei" w:hAnsi="Microsoft YaHei" w:cs="Microsoft YaHei" w:hint="eastAsia"/>
+          <w:sz w:val="39"/>
+          <w:lang w:eastAsia="zh-CN"/>
+        </w:rPr>
+        <w:t>李 鑫</w:t>
       </w:r>
     </w:p>
     <w:p>
       <w:r>
-        <w:t>📱 18040309928 📧 lxx18040309928@163.com</w:t>
-      </w:r>
+        <w:rPr>
+          <w:color w:val="666666"/>
+          <w:sz w:val="21"/>
+        </w:rPr>
+      </w:r>
+      <w:r>
+        <w:rPr>
+          <w:color w:val="666666"/>
+          <w:sz w:val="21"/>
+        </w:rPr>
+        <w:t>📱 18040309928</w:t>
+      </w:r>
+      <w:r>
+        <w:rPr>
+          <w:color w:val="666666"/>
+          <w:sz w:val="21"/>
+        </w:rPr>
+      </w:r>
+      <w:r>
+        <w:rPr>
+          <w:color w:val="666666"/>
+          <w:sz w:val="21"/>
+        </w:rPr>
+        <w:t>📧 lxx18040309928@163.com</w:t>
+      </w:r>
+      <w:r>
+        <w:rPr>
+          <w:color w:val="666666"/>
+          <w:sz w:val="21"/>
+        </w:rPr>
+      </w:r>
+      <w:r/>
     </w:p>
     <w:p>
-      <w:r>
-        <w:rPr>
+      <w:pPr>
+        <w:spacing w:after="150"/>
+        <w:pBdr>
+          <w:left w:val="single" w:sz="24" w:space="0" w:color="1A1A1A"/>
+        </w:pBdr>
+        <w:shd w:val="clear" w:color="auto" w:fill="F5F7FA"/>
+      </w:pPr>
+      <w:r>
+        <w:rPr>
+          <w:color w:val="1A1A1A"/>
+          <w:sz w:val="21"/>
+        </w:rPr>
+      </w:r>
+      <w:r>
+        <w:rPr>
+          <w:rFonts w:ascii="Microsoft YaHei" w:eastAsia="Microsoft YaHei" w:hAnsi="Microsoft YaHei" w:cs="Microsoft YaHei" w:hint="eastAsia"/>
           <w:b/>
-          <w:sz w:val="24"/>
-        </w:rPr>
-        <w:t>求职意向：AI 应用开发工程师 / AI 全栈工程师（AI 系统工程化落地 + 全栈开发）｜期望 30-35 万｜成都</w:t>
-      </w:r>
+          <w:color w:val="1A1A1A"/>
+          <w:sz w:val="21"/>
+          <w:lang w:eastAsia="zh-CN"/>
+        </w:rPr>
+        <w:t>求职意向</w:t>
+      </w:r>
+      <w:r>
+        <w:rPr>
+          <w:rFonts w:ascii="Microsoft YaHei" w:eastAsia="Microsoft YaHei" w:hAnsi="Microsoft YaHei" w:cs="Microsoft YaHei" w:hint="eastAsia"/>
+          <w:color w:val="1A1A1A"/>
+          <w:sz w:val="21"/>
+          <w:lang w:eastAsia="zh-CN"/>
+        </w:rPr>
+        <w:t>：AI 应用开发工程师 / AI 全栈工程师（AI 系统工程化落地 + 全栈开发）｜期望 30-35 万｜成都</w:t>
+      </w:r>
+      <w:r/>
     </w:p>
     <w:p>
-      <w:r>
-        <w:t>2700万+AI 调优结果明细</w:t>
+      <w:pPr>
+        <w:jc w:val="center"/>
+        <w:pBdr>
+          <w:top w:val="single" w:sz="6" w:space="0" w:color="E3E8EF"/>
+          <w:bottom w:val="single" w:sz="6" w:space="0" w:color="E3E8EF"/>
+          <w:left w:val="single" w:sz="6" w:space="0" w:color="E3E8EF"/>
+          <w:right w:val="single" w:sz="6" w:space="0" w:color="E3E8EF"/>
+        </w:pBdr>
+        <w:shd w:val="clear" w:color="auto" w:fill="F5F7FA"/>
+      </w:pPr>
+      <w:r>
+        <w:rPr>
+          <w:rFonts w:ascii="Microsoft YaHei" w:eastAsia="Microsoft YaHei" w:hAnsi="Microsoft YaHei" w:cs="Microsoft YaHei" w:hint="eastAsia"/>
+          <w:b/>
+          <w:color w:val="1A73E8"/>
+          <w:sz w:val="27"/>
+          <w:lang w:eastAsia="zh-CN"/>
+        </w:rPr>
+        <w:t>2700万+</w:t>
+      </w:r>
+      <w:r>
+        <w:rPr>
+          <w:rFonts w:ascii="Microsoft YaHei" w:eastAsia="Microsoft YaHei" w:hAnsi="Microsoft YaHei" w:cs="Microsoft YaHei" w:hint="eastAsia"/>
+          <w:b/>
+          <w:color w:val="777777"/>
+          <w:sz w:val="16"/>
+          <w:lang w:eastAsia="zh-CN"/>
+        </w:rPr>
+        <w:t>AI 调优结果明细</w:t>
       </w:r>
     </w:p>
     <w:p>
-      <w:r>
-        <w:t>259万+现网 AP 数据规模</w:t>
+      <w:pPr>
+        <w:jc w:val="center"/>
+        <w:pBdr>
+          <w:top w:val="single" w:sz="6" w:space="0" w:color="E3E8EF"/>
+          <w:bottom w:val="single" w:sz="6" w:space="0" w:color="E3E8EF"/>
+          <w:left w:val="single" w:sz="6" w:space="0" w:color="E3E8EF"/>
+          <w:right w:val="single" w:sz="6" w:space="0" w:color="E3E8EF"/>
+        </w:pBdr>
+        <w:shd w:val="clear" w:color="auto" w:fill="F5F7FA"/>
+      </w:pPr>
+      <w:r>
+        <w:rPr>
+          <w:rFonts w:ascii="Microsoft YaHei" w:eastAsia="Microsoft YaHei" w:hAnsi="Microsoft YaHei" w:cs="Microsoft YaHei" w:hint="eastAsia"/>
+          <w:b/>
+          <w:color w:val="1A73E8"/>
+          <w:sz w:val="27"/>
+          <w:lang w:eastAsia="zh-CN"/>
+        </w:rPr>
+        <w:t>259万+</w:t>
+      </w:r>
+      <w:r>
+        <w:rPr>
+          <w:rFonts w:ascii="Microsoft YaHei" w:eastAsia="Microsoft YaHei" w:hAnsi="Microsoft YaHei" w:cs="Microsoft YaHei" w:hint="eastAsia"/>
+          <w:b/>
+          <w:color w:val="777777"/>
+          <w:sz w:val="16"/>
+          <w:lang w:eastAsia="zh-CN"/>
+        </w:rPr>
+        <w:t>现网 AP 数据规模</w:t>
       </w:r>
     </w:p>
     <w:p>
-      <w:r>
-        <w:t>46万+调优任务记录</w:t>
+      <w:pPr>
+        <w:jc w:val="center"/>
+        <w:pBdr>
+          <w:top w:val="single" w:sz="6" w:space="0" w:color="E3E8EF"/>
+          <w:bottom w:val="single" w:sz="6" w:space="0" w:color="E3E8EF"/>
+          <w:left w:val="single" w:sz="6" w:space="0" w:color="E3E8EF"/>
+          <w:right w:val="single" w:sz="6" w:space="0" w:color="E3E8EF"/>
+        </w:pBdr>
+        <w:shd w:val="clear" w:color="auto" w:fill="F5F7FA"/>
+      </w:pPr>
+      <w:r>
+        <w:rPr>
+          <w:rFonts w:ascii="Microsoft YaHei" w:eastAsia="Microsoft YaHei" w:hAnsi="Microsoft YaHei" w:cs="Microsoft YaHei" w:hint="eastAsia"/>
+          <w:b/>
+          <w:color w:val="1A73E8"/>
+          <w:sz w:val="27"/>
+          <w:lang w:eastAsia="zh-CN"/>
+        </w:rPr>
+        <w:t>46万+</w:t>
+      </w:r>
+      <w:r>
+        <w:rPr>
+          <w:rFonts w:ascii="Microsoft YaHei" w:eastAsia="Microsoft YaHei" w:hAnsi="Microsoft YaHei" w:cs="Microsoft YaHei" w:hint="eastAsia"/>
+          <w:b/>
+          <w:color w:val="777777"/>
+          <w:sz w:val="16"/>
+          <w:lang w:eastAsia="zh-CN"/>
+        </w:rPr>
+        <w:t>调优任务记录</w:t>
       </w:r>
     </w:p>
     <w:p>
-      <w:r>
-        <w:t>14.7万单月调优任务(2026-08)</w:t>
-      </w:r>
+      <w:pPr>
+        <w:jc w:val="center"/>
+        <w:pBdr>
+          <w:top w:val="single" w:sz="6" w:space="0" w:color="E3E8EF"/>
+          <w:bottom w:val="single" w:sz="6" w:space="0" w:color="E3E8EF"/>
+          <w:left w:val="single" w:sz="6" w:space="0" w:color="E3E8EF"/>
+          <w:right w:val="single" w:sz="6" w:space="0" w:color="E3E8EF"/>
+        </w:pBdr>
+        <w:shd w:val="clear" w:color="auto" w:fill="F5F7FA"/>
+      </w:pPr>
+      <w:r>
+        <w:rPr>
+          <w:rFonts w:ascii="Microsoft YaHei" w:eastAsia="Microsoft YaHei" w:hAnsi="Microsoft YaHei" w:cs="Microsoft YaHei" w:hint="eastAsia"/>
+          <w:b/>
+          <w:color w:val="1A73E8"/>
+          <w:sz w:val="27"/>
+          <w:lang w:eastAsia="zh-CN"/>
+        </w:rPr>
+        <w:t>14.7万</w:t>
+      </w:r>
+      <w:r>
+        <w:rPr>
+          <w:rFonts w:ascii="Microsoft YaHei" w:eastAsia="Microsoft YaHei" w:hAnsi="Microsoft YaHei" w:cs="Microsoft YaHei" w:hint="eastAsia"/>
+          <w:b/>
+          <w:color w:val="777777"/>
+          <w:sz w:val="16"/>
+          <w:lang w:eastAsia="zh-CN"/>
+        </w:rPr>
+        <w:t>单月调优任务(2026-08)</w:t>
+      </w:r>
+      <w:r/>
     </w:p>
     <w:p>
-      <w:r>
-        <w:rPr>
-          <w:b/>
+      <w:pPr>
+        <w:pStyle w:val="Heading2"/>
+      </w:pPr>
+      <w:r>
+        <w:rPr>
+          <w:rFonts w:ascii="Microsoft YaHei" w:eastAsia="Microsoft YaHei" w:hAnsi="Microsoft YaHei" w:cs="Microsoft YaHei" w:hint="eastAsia"/>
+          <w:color w:val="FFFFFF"/>
           <w:sz w:val="24"/>
+          <w:lang w:eastAsia="zh-CN"/>
         </w:rPr>
         <w:t>教 育 背 景</w:t>
       </w:r>
+      <w:r/>
+    </w:p>
+    <w:tbl>
+      <w:tblPr>
+        <w:tblW w:type="pct" w:w="5000"/>
+        <w:tblLook w:firstColumn="1" w:firstRow="1" w:lastColumn="0" w:lastRow="0" w:noHBand="0" w:noVBand="1" w:val="04A0"/>
+        <w:tblLayout w:type="autofit"/>
+      </w:tblPr>
+      <w:tblGrid>
+        <w:gridCol w:w="2160"/>
+        <w:gridCol w:w="2160"/>
+        <w:gridCol w:w="2160"/>
+        <w:gridCol w:w="2160"/>
+      </w:tblGrid>
+      <w:tr>
+        <w:tc>
+          <w:tcPr>
+            <w:tcW w:type="dxa" w:w="2160"/>
+            <w:tcBorders>
+              <w:top w:val="single" w:sz="6" w:space="0" w:color="DDDDDD"/>
+              <w:bottom w:val="single" w:sz="6" w:space="0" w:color="DDDDDD"/>
+              <w:left w:val="single" w:sz="6" w:space="0" w:color="DDDDDD"/>
+              <w:right w:val="single" w:sz="6" w:space="0" w:color="DDDDDD"/>
+            </w:tcBorders>
+            <w:shd w:val="clear" w:color="auto" w:fill="F5F5F5"/>
+            <w:vAlign w:val="center"/>
+            <w:tcMar>
+              <w:top w:w="150" w:type="dxa"/>
+              <w:bottom w:w="150" w:type="dxa"/>
+              <w:left w:w="180" w:type="dxa"/>
+              <w:right w:w="180" w:type="dxa"/>
+            </w:tcMar>
+          </w:tcPr>
+          <w:p>
+            <w:pPr>
+              <w:jc w:val="left"/>
+              <w:spacing w:line="240" w:lineRule="auto" w:before="60" w:after="60"/>
+            </w:pPr>
+            <w:r>
+              <w:rPr>
+                <w:b/>
+              </w:rPr>
+              <w:t>学校</w:t>
+            </w:r>
+          </w:p>
+        </w:tc>
+        <w:tc>
+          <w:tcPr>
+            <w:tcW w:type="dxa" w:w="2160"/>
+            <w:tcBorders>
+              <w:top w:val="single" w:sz="6" w:space="0" w:color="DDDDDD"/>
+              <w:bottom w:val="single" w:sz="6" w:space="0" w:color="DDDDDD"/>
+              <w:left w:val="single" w:sz="6" w:space="0" w:color="DDDDDD"/>
+              <w:right w:val="single" w:sz="6" w:space="0" w:color="DDDDDD"/>
+            </w:tcBorders>
+            <w:shd w:val="clear" w:color="auto" w:fill="F5F5F5"/>
+            <w:vAlign w:val="center"/>
+            <w:tcMar>
+              <w:top w:w="150" w:type="dxa"/>
+              <w:bottom w:w="150" w:type="dxa"/>
+              <w:left w:w="180" w:type="dxa"/>
+              <w:right w:w="180" w:type="dxa"/>
+            </w:tcMar>
+          </w:tcPr>
+          <w:p>
+            <w:pPr>
+              <w:jc w:val="left"/>
+              <w:spacing w:line="240" w:lineRule="auto" w:before="60" w:after="60"/>
+            </w:pPr>
+            <w:r>
+              <w:rPr>
+                <w:b/>
+              </w:rPr>
+              <w:t>专业</w:t>
+            </w:r>
+          </w:p>
+        </w:tc>
+        <w:tc>
+          <w:tcPr>
+            <w:tcW w:type="dxa" w:w="2160"/>
+            <w:tcBorders>
+              <w:top w:val="single" w:sz="6" w:space="0" w:color="DDDDDD"/>
+              <w:bottom w:val="single" w:sz="6" w:space="0" w:color="DDDDDD"/>
+              <w:left w:val="single" w:sz="6" w:space="0" w:color="DDDDDD"/>
+              <w:right w:val="single" w:sz="6" w:space="0" w:color="DDDDDD"/>
+            </w:tcBorders>
+            <w:shd w:val="clear" w:color="auto" w:fill="F5F5F5"/>
+            <w:vAlign w:val="center"/>
+            <w:tcMar>
+              <w:top w:w="150" w:type="dxa"/>
+              <w:bottom w:w="150" w:type="dxa"/>
+              <w:left w:w="180" w:type="dxa"/>
+              <w:right w:w="180" w:type="dxa"/>
+            </w:tcMar>
+          </w:tcPr>
+          <w:p>
+            <w:pPr>
+              <w:jc w:val="left"/>
+              <w:spacing w:line="240" w:lineRule="auto" w:before="60" w:after="60"/>
+            </w:pPr>
+            <w:r>
+              <w:rPr>
+                <w:b/>
+              </w:rPr>
+              <w:t>学历</w:t>
+            </w:r>
+          </w:p>
+        </w:tc>
+        <w:tc>
+          <w:tcPr>
+            <w:tcW w:type="dxa" w:w="2160"/>
+            <w:tcBorders>
+              <w:top w:val="single" w:sz="6" w:space="0" w:color="DDDDDD"/>
+              <w:bottom w:val="single" w:sz="6" w:space="0" w:color="DDDDDD"/>
+              <w:left w:val="single" w:sz="6" w:space="0" w:color="DDDDDD"/>
+              <w:right w:val="single" w:sz="6" w:space="0" w:color="DDDDDD"/>
+            </w:tcBorders>
+            <w:shd w:val="clear" w:color="auto" w:fill="F5F5F5"/>
+            <w:vAlign w:val="center"/>
+            <w:tcMar>
+              <w:top w:w="150" w:type="dxa"/>
+              <w:bottom w:w="150" w:type="dxa"/>
+              <w:left w:w="180" w:type="dxa"/>
+              <w:right w:w="180" w:type="dxa"/>
+            </w:tcMar>
+          </w:tcPr>
+          <w:p>
+            <w:pPr>
+              <w:jc w:val="left"/>
+              <w:spacing w:line="240" w:lineRule="auto" w:before="60" w:after="60"/>
+            </w:pPr>
+            <w:r>
+              <w:rPr>
+                <w:b/>
+              </w:rPr>
+              <w:t>时间</w:t>
+            </w:r>
+          </w:p>
+        </w:tc>
+      </w:tr>
+      <w:tr>
+        <w:tc>
+          <w:tcPr>
+            <w:tcW w:type="dxa" w:w="2160"/>
+            <w:tcBorders>
+              <w:top w:val="single" w:sz="6" w:space="0" w:color="DDDDDD"/>
+              <w:bottom w:val="single" w:sz="6" w:space="0" w:color="DDDDDD"/>
+              <w:left w:val="single" w:sz="6" w:space="0" w:color="DDDDDD"/>
+              <w:right w:val="single" w:sz="6" w:space="0" w:color="DDDDDD"/>
+            </w:tcBorders>
+            <w:vAlign w:val="center"/>
+            <w:tcMar>
+              <w:top w:w="150" w:type="dxa"/>
+              <w:bottom w:w="150" w:type="dxa"/>
+              <w:left w:w="180" w:type="dxa"/>
+              <w:right w:w="180" w:type="dxa"/>
+            </w:tcMar>
+          </w:tcPr>
+          <w:p>
+            <w:pPr>
+              <w:jc w:val="left"/>
+              <w:spacing w:line="240" w:lineRule="auto" w:before="60" w:after="60"/>
+            </w:pPr>
+            <w:r>
+              <w:t>重庆邮电大学（重庆市智能空地协同重点实验室）</w:t>
+            </w:r>
+          </w:p>
+        </w:tc>
+        <w:tc>
+          <w:tcPr>
+            <w:tcW w:type="dxa" w:w="2160"/>
+            <w:tcBorders>
+              <w:top w:val="single" w:sz="6" w:space="0" w:color="DDDDDD"/>
+              <w:bottom w:val="single" w:sz="6" w:space="0" w:color="DDDDDD"/>
+              <w:left w:val="single" w:sz="6" w:space="0" w:color="DDDDDD"/>
+              <w:right w:val="single" w:sz="6" w:space="0" w:color="DDDDDD"/>
+            </w:tcBorders>
+            <w:vAlign w:val="center"/>
+            <w:tcMar>
+              <w:top w:w="150" w:type="dxa"/>
+              <w:bottom w:w="150" w:type="dxa"/>
+              <w:left w:w="180" w:type="dxa"/>
+              <w:right w:w="180" w:type="dxa"/>
+            </w:tcMar>
+          </w:tcPr>
+          <w:p>
+            <w:pPr>
+              <w:jc w:val="left"/>
+              <w:spacing w:line="240" w:lineRule="auto" w:before="60" w:after="60"/>
+            </w:pPr>
+            <w:r>
+              <w:t>电子信息</w:t>
+            </w:r>
+          </w:p>
+        </w:tc>
+        <w:tc>
+          <w:tcPr>
+            <w:tcW w:type="dxa" w:w="2160"/>
+            <w:tcBorders>
+              <w:top w:val="single" w:sz="6" w:space="0" w:color="DDDDDD"/>
+              <w:bottom w:val="single" w:sz="6" w:space="0" w:color="DDDDDD"/>
+              <w:left w:val="single" w:sz="6" w:space="0" w:color="DDDDDD"/>
+              <w:right w:val="single" w:sz="6" w:space="0" w:color="DDDDDD"/>
+            </w:tcBorders>
+            <w:vAlign w:val="center"/>
+            <w:tcMar>
+              <w:top w:w="150" w:type="dxa"/>
+              <w:bottom w:w="150" w:type="dxa"/>
+              <w:left w:w="180" w:type="dxa"/>
+              <w:right w:w="180" w:type="dxa"/>
+            </w:tcMar>
+          </w:tcPr>
+          <w:p>
+            <w:pPr>
+              <w:jc w:val="left"/>
+              <w:spacing w:line="240" w:lineRule="auto" w:before="60" w:after="60"/>
+            </w:pPr>
+            <w:r>
+              <w:t>硕士</w:t>
+            </w:r>
+          </w:p>
+        </w:tc>
+        <w:tc>
+          <w:tcPr>
+            <w:tcW w:type="dxa" w:w="2160"/>
+            <w:tcBorders>
+              <w:top w:val="single" w:sz="6" w:space="0" w:color="DDDDDD"/>
+              <w:bottom w:val="single" w:sz="6" w:space="0" w:color="DDDDDD"/>
+              <w:left w:val="single" w:sz="6" w:space="0" w:color="DDDDDD"/>
+              <w:right w:val="single" w:sz="6" w:space="0" w:color="DDDDDD"/>
+            </w:tcBorders>
+            <w:vAlign w:val="center"/>
+            <w:tcMar>
+              <w:top w:w="150" w:type="dxa"/>
+              <w:bottom w:w="150" w:type="dxa"/>
+              <w:left w:w="180" w:type="dxa"/>
+              <w:right w:w="180" w:type="dxa"/>
+            </w:tcMar>
+          </w:tcPr>
+          <w:p>
+            <w:pPr>
+              <w:jc w:val="left"/>
+              <w:spacing w:line="240" w:lineRule="auto" w:before="60" w:after="60"/>
+            </w:pPr>
+            <w:r>
+              <w:t>2020.09 - 2023.06</w:t>
+            </w:r>
+          </w:p>
+        </w:tc>
+      </w:tr>
+      <w:tr>
+        <w:tc>
+          <w:tcPr>
+            <w:tcW w:type="dxa" w:w="2160"/>
+            <w:tcBorders>
+              <w:top w:val="single" w:sz="6" w:space="0" w:color="DDDDDD"/>
+              <w:bottom w:val="single" w:sz="6" w:space="0" w:color="DDDDDD"/>
+              <w:left w:val="single" w:sz="6" w:space="0" w:color="DDDDDD"/>
+              <w:right w:val="single" w:sz="6" w:space="0" w:color="DDDDDD"/>
+            </w:tcBorders>
+            <w:vAlign w:val="center"/>
+            <w:tcMar>
+              <w:top w:w="150" w:type="dxa"/>
+              <w:bottom w:w="150" w:type="dxa"/>
+              <w:left w:w="180" w:type="dxa"/>
+              <w:right w:w="180" w:type="dxa"/>
+            </w:tcMar>
+          </w:tcPr>
+          <w:p>
+            <w:pPr>
+              <w:jc w:val="left"/>
+              <w:spacing w:line="240" w:lineRule="auto" w:before="60" w:after="60"/>
+            </w:pPr>
+            <w:r>
+              <w:t>成都理工大学（双一流）</w:t>
+            </w:r>
+          </w:p>
+        </w:tc>
+        <w:tc>
+          <w:tcPr>
+            <w:tcW w:type="dxa" w:w="2160"/>
+            <w:tcBorders>
+              <w:top w:val="single" w:sz="6" w:space="0" w:color="DDDDDD"/>
+              <w:bottom w:val="single" w:sz="6" w:space="0" w:color="DDDDDD"/>
+              <w:left w:val="single" w:sz="6" w:space="0" w:color="DDDDDD"/>
+              <w:right w:val="single" w:sz="6" w:space="0" w:color="DDDDDD"/>
+            </w:tcBorders>
+            <w:vAlign w:val="center"/>
+            <w:tcMar>
+              <w:top w:w="150" w:type="dxa"/>
+              <w:bottom w:w="150" w:type="dxa"/>
+              <w:left w:w="180" w:type="dxa"/>
+              <w:right w:w="180" w:type="dxa"/>
+            </w:tcMar>
+          </w:tcPr>
+          <w:p>
+            <w:pPr>
+              <w:jc w:val="left"/>
+              <w:spacing w:line="240" w:lineRule="auto" w:before="60" w:after="60"/>
+            </w:pPr>
+            <w:r>
+              <w:t>电气工程及其自动化</w:t>
+            </w:r>
+          </w:p>
+        </w:tc>
+        <w:tc>
+          <w:tcPr>
+            <w:tcW w:type="dxa" w:w="2160"/>
+            <w:tcBorders>
+              <w:top w:val="single" w:sz="6" w:space="0" w:color="DDDDDD"/>
+              <w:bottom w:val="single" w:sz="6" w:space="0" w:color="DDDDDD"/>
+              <w:left w:val="single" w:sz="6" w:space="0" w:color="DDDDDD"/>
+              <w:right w:val="single" w:sz="6" w:space="0" w:color="DDDDDD"/>
+            </w:tcBorders>
+            <w:vAlign w:val="center"/>
+            <w:tcMar>
+              <w:top w:w="150" w:type="dxa"/>
+              <w:bottom w:w="150" w:type="dxa"/>
+              <w:left w:w="180" w:type="dxa"/>
+              <w:right w:w="180" w:type="dxa"/>
+            </w:tcMar>
+          </w:tcPr>
+          <w:p>
+            <w:pPr>
+              <w:jc w:val="left"/>
+              <w:spacing w:line="240" w:lineRule="auto" w:before="60" w:after="60"/>
+            </w:pPr>
+            <w:r>
+              <w:t>学士</w:t>
+            </w:r>
+          </w:p>
+        </w:tc>
+        <w:tc>
+          <w:tcPr>
+            <w:tcW w:type="dxa" w:w="2160"/>
+            <w:tcBorders>
+              <w:top w:val="single" w:sz="6" w:space="0" w:color="DDDDDD"/>
+              <w:bottom w:val="single" w:sz="6" w:space="0" w:color="DDDDDD"/>
+              <w:left w:val="single" w:sz="6" w:space="0" w:color="DDDDDD"/>
+              <w:right w:val="single" w:sz="6" w:space="0" w:color="DDDDDD"/>
+            </w:tcBorders>
+            <w:vAlign w:val="center"/>
+            <w:tcMar>
+              <w:top w:w="150" w:type="dxa"/>
+              <w:bottom w:w="150" w:type="dxa"/>
+              <w:left w:w="180" w:type="dxa"/>
+              <w:right w:w="180" w:type="dxa"/>
+            </w:tcMar>
+          </w:tcPr>
+          <w:p>
+            <w:pPr>
+              <w:jc w:val="left"/>
+              <w:spacing w:line="240" w:lineRule="auto" w:before="60" w:after="60"/>
+            </w:pPr>
+            <w:r>
+              <w:t>2016.09 - 2020.06</w:t>
+            </w:r>
+          </w:p>
+        </w:tc>
+      </w:tr>
+    </w:tbl>
+    <w:p>
+      <w:r/>
     </w:p>
     <w:p>
-      <w:r>
-        <w:t>学校专业学历时间</w:t>
-      </w:r>
+      <w:pPr>
+        <w:pStyle w:val="Heading2"/>
+      </w:pPr>
+      <w:r>
+        <w:rPr>
+          <w:rFonts w:ascii="Microsoft YaHei" w:eastAsia="Microsoft YaHei" w:hAnsi="Microsoft YaHei" w:cs="Microsoft YaHei" w:hint="eastAsia"/>
+          <w:color w:val="FFFFFF"/>
+          <w:sz w:val="24"/>
+          <w:lang w:eastAsia="zh-CN"/>
+        </w:rPr>
+        <w:t>工 作 经 历</w:t>
+      </w:r>
+      <w:r/>
     </w:p>
     <w:p>
-      <w:r>
-        <w:t>重庆邮电大学（重庆市智能空地协同重点实验室）电子信息硕士2020.09 - 2023.06</w:t>
+      <w:pPr>
+        <w:pStyle w:val="Heading3"/>
+      </w:pPr>
+      <w:r>
+        <w:rPr>
+          <w:rFonts w:ascii="Microsoft YaHei" w:eastAsia="Microsoft YaHei" w:hAnsi="Microsoft YaHei" w:cs="Microsoft YaHei" w:hint="eastAsia"/>
+          <w:color w:val="333333"/>
+          <w:sz w:val="22"/>
+          <w:lang w:eastAsia="zh-CN"/>
+        </w:rPr>
+        <w:t>新华三技术有限公司（H3C） | 2023.07 - 至今（约3年）</w:t>
       </w:r>
     </w:p>
     <w:p>
-      <w:r>
-        <w:t>成都理工大学（双一流）电气工程及其自动化学士2016.09 - 2020.06</w:t>
+      <w:pPr>
+        <w:spacing w:before="75"/>
+      </w:pPr>
+      <w:r>
+        <w:rPr>
+          <w:rFonts w:ascii="Microsoft YaHei" w:eastAsia="Microsoft YaHei" w:hAnsi="Microsoft YaHei" w:cs="Microsoft YaHei" w:hint="eastAsia"/>
+          <w:color w:val="666666"/>
+          <w:sz w:val="21"/>
+          <w:lang w:eastAsia="zh-CN"/>
+        </w:rPr>
+        <w:t>部门：云简网络团队</w:t>
+      </w:r>
+      <w:r>
+        <w:rPr>
+          <w:color w:val="666666"/>
+          <w:sz w:val="21"/>
+        </w:rPr>
+        <w:t xml:space="preserve"> · RRM</w:t>
+      </w:r>
+      <w:r>
+        <w:rPr>
+          <w:rFonts w:ascii="Microsoft YaHei" w:eastAsia="Microsoft YaHei" w:hAnsi="Microsoft YaHei" w:cs="Microsoft YaHei" w:hint="eastAsia"/>
+          <w:color w:val="666666"/>
+          <w:sz w:val="21"/>
+          <w:lang w:eastAsia="zh-CN"/>
+        </w:rPr>
+        <w:t>无线资源管理组</w:t>
+      </w:r>
+      <w:r>
+        <w:rPr>
+          <w:color w:val="666666"/>
+          <w:sz w:val="21"/>
+        </w:rPr>
+        <w:t xml:space="preserve"> · </w:t>
+      </w:r>
+      <w:r>
+        <w:rPr>
+          <w:rFonts w:ascii="Microsoft YaHei" w:eastAsia="Microsoft YaHei" w:hAnsi="Microsoft YaHei" w:cs="Microsoft YaHei" w:hint="eastAsia"/>
+          <w:color w:val="666666"/>
+          <w:sz w:val="21"/>
+          <w:lang w:eastAsia="zh-CN"/>
+        </w:rPr>
+        <w:t>岗位：</w:t>
+      </w:r>
+      <w:r>
+        <w:rPr>
+          <w:color w:val="666666"/>
+          <w:sz w:val="21"/>
+        </w:rPr>
+        <w:t xml:space="preserve">AI </w:t>
+      </w:r>
+      <w:r>
+        <w:rPr>
+          <w:rFonts w:ascii="Microsoft YaHei" w:eastAsia="Microsoft YaHei" w:hAnsi="Microsoft YaHei" w:cs="Microsoft YaHei" w:hint="eastAsia"/>
+          <w:color w:val="666666"/>
+          <w:sz w:val="21"/>
+          <w:lang w:eastAsia="zh-CN"/>
+        </w:rPr>
+        <w:t>应用开发工程师（</w:t>
+      </w:r>
+      <w:r>
+        <w:rPr>
+          <w:color w:val="666666"/>
+          <w:sz w:val="21"/>
+        </w:rPr>
+        <w:t xml:space="preserve">AI </w:t>
+      </w:r>
+      <w:r>
+        <w:rPr>
+          <w:rFonts w:ascii="Microsoft YaHei" w:eastAsia="Microsoft YaHei" w:hAnsi="Microsoft YaHei" w:cs="Microsoft YaHei" w:hint="eastAsia"/>
+          <w:color w:val="666666"/>
+          <w:sz w:val="21"/>
+          <w:lang w:eastAsia="zh-CN"/>
+        </w:rPr>
+        <w:t>系统落地方向）</w:t>
       </w:r>
     </w:p>
     <w:p>
-      <w:r>
-        <w:rPr>
+      <w:pPr>
+        <w:spacing w:before="60"/>
+      </w:pPr>
+      <w:r>
+        <w:rPr>
+          <w:rFonts w:ascii="Microsoft YaHei" w:eastAsia="Microsoft YaHei" w:hAnsi="Microsoft YaHei" w:cs="Microsoft YaHei" w:hint="eastAsia"/>
+          <w:color w:val="666666"/>
+          <w:sz w:val="19"/>
+          <w:lang w:eastAsia="zh-CN"/>
+        </w:rPr>
+        <w:t xml:space="preserve">主导 </w:t>
+      </w:r>
+      <w:r>
+        <w:rPr>
+          <w:rFonts w:ascii="Microsoft YaHei" w:eastAsia="Microsoft YaHei" w:hAnsi="Microsoft YaHei" w:cs="Microsoft YaHei" w:hint="eastAsia"/>
           <w:b/>
-          <w:sz w:val="24"/>
-        </w:rPr>
-        <w:t>工 作 经 历</w:t>
-      </w:r>
+          <w:color w:val="666666"/>
+          <w:sz w:val="19"/>
+          <w:lang w:eastAsia="zh-CN"/>
+        </w:rPr>
+        <w:t>AI RRM 无线智能调优系统</w:t>
+      </w:r>
+      <w:r>
+        <w:rPr>
+          <w:rFonts w:ascii="Microsoft YaHei" w:eastAsia="Microsoft YaHei" w:hAnsi="Microsoft YaHei" w:cs="Microsoft YaHei" w:hint="eastAsia"/>
+          <w:color w:val="666666"/>
+          <w:sz w:val="19"/>
+          <w:lang w:eastAsia="zh-CN"/>
+        </w:rPr>
+        <w:t>的工程化落地：</w:t>
+      </w:r>
+      <w:r>
+        <w:rPr>
+          <w:color w:val="666666"/>
+          <w:sz w:val="19"/>
+        </w:rPr>
+        <w:t xml:space="preserve">AI </w:t>
+      </w:r>
+      <w:r>
+        <w:rPr>
+          <w:rFonts w:ascii="Microsoft YaHei" w:eastAsia="Microsoft YaHei" w:hAnsi="Microsoft YaHei" w:cs="Microsoft YaHei" w:hint="eastAsia"/>
+          <w:color w:val="666666"/>
+          <w:sz w:val="19"/>
+          <w:lang w:eastAsia="zh-CN"/>
+        </w:rPr>
+        <w:t>算法边缘部署、模型轻量化、增量训练、数据闭环，以及微服务架构、</w:t>
+      </w:r>
+      <w:r>
+        <w:rPr>
+          <w:color w:val="666666"/>
+          <w:sz w:val="19"/>
+        </w:rPr>
+        <w:t xml:space="preserve">K8s </w:t>
+      </w:r>
+      <w:r>
+        <w:rPr>
+          <w:rFonts w:ascii="Microsoft YaHei" w:eastAsia="Microsoft YaHei" w:hAnsi="Microsoft YaHei" w:cs="Microsoft YaHei" w:hint="eastAsia"/>
+          <w:color w:val="666666"/>
+          <w:sz w:val="19"/>
+          <w:lang w:eastAsia="zh-CN"/>
+        </w:rPr>
+        <w:t>部署、前端可视化</w:t>
+      </w:r>
+      <w:r>
+        <w:rPr>
+          <w:color w:val="666666"/>
+          <w:sz w:val="19"/>
+        </w:rPr>
+        <w:t>——</w:t>
+      </w:r>
+      <w:r>
+        <w:rPr>
+          <w:rFonts w:ascii="Microsoft YaHei" w:eastAsia="Microsoft YaHei" w:hAnsi="Microsoft YaHei" w:cs="Microsoft YaHei" w:hint="eastAsia"/>
+          <w:b/>
+          <w:color w:val="666666"/>
+          <w:sz w:val="19"/>
+          <w:lang w:eastAsia="zh-CN"/>
+        </w:rPr>
+        <w:t>覆盖"数据 → 模型 → 部署 → 迭代"全流程</w:t>
+      </w:r>
+      <w:r/>
     </w:p>
     <w:p>
-      <w:r>
-        <w:t>新华三技术有限公司（H3C） | 2023.07 - 至今（约3年）</w:t>
-      </w:r>
+      <w:pPr>
+        <w:pStyle w:val="Heading2"/>
+      </w:pPr>
+      <w:r>
+        <w:rPr>
+          <w:rFonts w:ascii="Microsoft YaHei" w:eastAsia="Microsoft YaHei" w:hAnsi="Microsoft YaHei" w:cs="Microsoft YaHei" w:hint="eastAsia"/>
+          <w:color w:val="FFFFFF"/>
+          <w:sz w:val="24"/>
+          <w:lang w:eastAsia="zh-CN"/>
+        </w:rPr>
+        <w:t>核 心 项 目</w:t>
+      </w:r>
+      <w:r/>
+      <w:r/>
     </w:p>
     <w:p>
-      <w:r>
-        <w:t>部门：云简网络团队 · RRM无线资源管理组 · 岗位：AI 应用开发工程师（AI 系统落地方向）</w:t>
-      </w:r>
+      <w:pPr>
+        <w:spacing w:after="180"/>
+      </w:pPr>
+      <w:r/>
+      <w:r>
+        <w:rPr>
+          <w:rFonts w:ascii="Microsoft YaHei" w:eastAsia="Microsoft YaHei" w:hAnsi="Microsoft YaHei" w:cs="Microsoft YaHei" w:hint="eastAsia"/>
+          <w:b/>
+          <w:color w:val="1A1A1A"/>
+          <w:sz w:val="22"/>
+          <w:lang w:eastAsia="zh-CN"/>
+        </w:rPr>
+        <w:t>① AI RRM 系统重构与规模化落地（AI 工程化主打项目）</w:t>
+      </w:r>
+      <w:r/>
+      <w:r>
+        <w:rPr>
+          <w:rFonts w:ascii="Microsoft YaHei" w:eastAsia="Microsoft YaHei" w:hAnsi="Microsoft YaHei" w:cs="Microsoft YaHei" w:hint="eastAsia"/>
+          <w:color w:val="888888"/>
+          <w:sz w:val="18"/>
+          <w:lang w:eastAsia="zh-CN"/>
+        </w:rPr>
+        <w:t>2024.08 - 至今</w:t>
+      </w:r>
+      <w:r/>
     </w:p>
     <w:p>
-      <w:r>
-        <w:t>主导 AI RRM 无线智能调优系统的工程化落地：AI 算法边缘部署、模型轻量化、增量训练、数据闭环，以及微服务架构、K8s 部署、前端可视化——覆盖"数据 → 模型 → 部署 → 迭代"全流程</w:t>
-      </w:r>
+      <w:pPr>
+        <w:spacing w:before="150" w:after="150"/>
+      </w:pPr>
+      <w:r/>
+      <w:r>
+        <w:rPr>
+          <w:rFonts w:ascii="Microsoft YaHei" w:eastAsia="Microsoft YaHei" w:hAnsi="Microsoft YaHei" w:cs="Microsoft YaHei" w:hint="eastAsia"/>
+          <w:color w:val="FFFFFF"/>
+          <w:sz w:val="16"/>
+          <w:lang w:eastAsia="zh-CN"/>
+        </w:rPr>
+        <w:t>AI 系统落地</w:t>
+      </w:r>
+      <w:r/>
+      <w:r>
+        <w:rPr>
+          <w:rFonts w:ascii="Microsoft YaHei" w:eastAsia="Microsoft YaHei" w:hAnsi="Microsoft YaHei" w:cs="Microsoft YaHei" w:hint="eastAsia"/>
+          <w:color w:val="FFFFFF"/>
+          <w:sz w:val="16"/>
+          <w:lang w:eastAsia="zh-CN"/>
+        </w:rPr>
+        <w:t>边缘推理</w:t>
+      </w:r>
+      <w:r/>
+      <w:r>
+        <w:rPr>
+          <w:rFonts w:ascii="Microsoft YaHei" w:eastAsia="Microsoft YaHei" w:hAnsi="Microsoft YaHei" w:cs="Microsoft YaHei" w:hint="eastAsia"/>
+          <w:color w:val="FFFFFF"/>
+          <w:sz w:val="16"/>
+          <w:lang w:eastAsia="zh-CN"/>
+        </w:rPr>
+        <w:t>模型轻量化</w:t>
+      </w:r>
+      <w:r/>
+      <w:r>
+        <w:rPr>
+          <w:rFonts w:ascii="Microsoft YaHei" w:eastAsia="Microsoft YaHei" w:hAnsi="Microsoft YaHei" w:cs="Microsoft YaHei" w:hint="eastAsia"/>
+          <w:color w:val="FFFFFF"/>
+          <w:sz w:val="16"/>
+          <w:lang w:eastAsia="zh-CN"/>
+        </w:rPr>
+        <w:t>增量训练</w:t>
+      </w:r>
+      <w:r/>
+      <w:r>
+        <w:rPr>
+          <w:rFonts w:ascii="Microsoft YaHei" w:eastAsia="Microsoft YaHei" w:hAnsi="Microsoft YaHei" w:cs="Microsoft YaHei" w:hint="eastAsia"/>
+          <w:color w:val="FFFFFF"/>
+          <w:sz w:val="16"/>
+          <w:lang w:eastAsia="zh-CN"/>
+        </w:rPr>
+        <w:t>微服务</w:t>
+      </w:r>
+      <w:r/>
+      <w:r>
+        <w:rPr>
+          <w:rFonts w:ascii="Microsoft YaHei" w:eastAsia="Microsoft YaHei" w:hAnsi="Microsoft YaHei" w:cs="Microsoft YaHei" w:hint="eastAsia"/>
+          <w:color w:val="FFFFFF"/>
+          <w:sz w:val="16"/>
+          <w:lang w:eastAsia="zh-CN"/>
+        </w:rPr>
+        <w:t>Kafka数据管道</w:t>
+      </w:r>
+      <w:r/>
+      <w:r>
+        <w:rPr>
+          <w:color w:val="FFFFFF"/>
+          <w:sz w:val="16"/>
+        </w:rPr>
+        <w:t>K8s</w:t>
+      </w:r>
+      <w:r/>
     </w:p>
     <w:p>
-      <w:r>
-        <w:rPr>
-          <w:b/>
-          <w:sz w:val="24"/>
-        </w:rPr>
-        <w:t>核 心 项 目</w:t>
+      <w:pPr>
+        <w:pStyle w:val="Heading4"/>
+      </w:pPr>
+      <w:r>
+        <w:rPr>
+          <w:rFonts w:ascii="Microsoft YaHei" w:eastAsia="Microsoft YaHei" w:hAnsi="Microsoft YaHei" w:cs="Microsoft YaHei" w:hint="eastAsia"/>
+          <w:color w:val="555555"/>
+          <w:sz w:val="21"/>
+          <w:lang w:eastAsia="zh-CN"/>
+        </w:rPr>
+        <w:t>项目背景</w:t>
       </w:r>
     </w:p>
     <w:p>
-      <w:r>
-        <w:t>① AI RRM 系统重构与规模化落地（AI 工程化主打项目） 2024.08 - 至今</w:t>
+      <w:pPr/>
+      <w:r>
+        <w:rPr>
+          <w:color w:val="555555"/>
+          <w:sz w:val="19"/>
+        </w:rPr>
+        <w:t xml:space="preserve">AI RRM </w:t>
+      </w:r>
+      <w:r>
+        <w:rPr>
+          <w:rFonts w:ascii="Microsoft YaHei" w:eastAsia="Microsoft YaHei" w:hAnsi="Microsoft YaHei" w:cs="Microsoft YaHei" w:hint="eastAsia"/>
+          <w:color w:val="555555"/>
+          <w:sz w:val="19"/>
+          <w:lang w:eastAsia="zh-CN"/>
+        </w:rPr>
+        <w:t>无线调优系统原</w:t>
+      </w:r>
+      <w:r>
+        <w:rPr>
+          <w:color w:val="555555"/>
+          <w:sz w:val="19"/>
+        </w:rPr>
+        <w:t>"</w:t>
+      </w:r>
+      <w:r>
+        <w:rPr>
+          <w:rFonts w:ascii="Microsoft YaHei" w:eastAsia="Microsoft YaHei" w:hAnsi="Microsoft YaHei" w:cs="Microsoft YaHei" w:hint="eastAsia"/>
+          <w:color w:val="555555"/>
+          <w:sz w:val="19"/>
+          <w:lang w:eastAsia="zh-CN"/>
+        </w:rPr>
+        <w:t>云端收集</w:t>
+      </w:r>
+      <w:r>
+        <w:rPr>
+          <w:color w:val="555555"/>
+          <w:sz w:val="19"/>
+        </w:rPr>
+        <w:t>-</w:t>
+      </w:r>
+      <w:r>
+        <w:rPr>
+          <w:rFonts w:ascii="Microsoft YaHei" w:eastAsia="Microsoft YaHei" w:hAnsi="Microsoft YaHei" w:cs="Microsoft YaHei" w:hint="eastAsia"/>
+          <w:color w:val="555555"/>
+          <w:sz w:val="19"/>
+          <w:lang w:eastAsia="zh-CN"/>
+        </w:rPr>
+        <w:t>云端计算</w:t>
+      </w:r>
+      <w:r>
+        <w:rPr>
+          <w:color w:val="555555"/>
+          <w:sz w:val="19"/>
+        </w:rPr>
+        <w:t>-</w:t>
+      </w:r>
+      <w:r>
+        <w:rPr>
+          <w:rFonts w:ascii="Microsoft YaHei" w:eastAsia="Microsoft YaHei" w:hAnsi="Microsoft YaHei" w:cs="Microsoft YaHei" w:hint="eastAsia"/>
+          <w:color w:val="555555"/>
+          <w:sz w:val="19"/>
+          <w:lang w:eastAsia="zh-CN"/>
+        </w:rPr>
+        <w:t>下发</w:t>
+      </w:r>
+      <w:r>
+        <w:rPr>
+          <w:color w:val="555555"/>
+          <w:sz w:val="19"/>
+        </w:rPr>
+        <w:t>"</w:t>
+      </w:r>
+      <w:r>
+        <w:rPr>
+          <w:rFonts w:ascii="Microsoft YaHei" w:eastAsia="Microsoft YaHei" w:hAnsi="Microsoft YaHei" w:cs="Microsoft YaHei" w:hint="eastAsia"/>
+          <w:color w:val="555555"/>
+          <w:sz w:val="19"/>
+          <w:lang w:eastAsia="zh-CN"/>
+        </w:rPr>
+        <w:t>模式运维压力大。主导重构为</w:t>
+      </w:r>
+      <w:r>
+        <w:rPr>
+          <w:rFonts w:ascii="Microsoft YaHei" w:eastAsia="Microsoft YaHei" w:hAnsi="Microsoft YaHei" w:cs="Microsoft YaHei" w:hint="eastAsia"/>
+          <w:b/>
+          <w:color w:val="555555"/>
+          <w:sz w:val="19"/>
+          <w:lang w:eastAsia="zh-CN"/>
+        </w:rPr>
+        <w:t>设备侧+云端双计算</w:t>
+      </w:r>
+      <w:r>
+        <w:rPr>
+          <w:rFonts w:ascii="Microsoft YaHei" w:eastAsia="Microsoft YaHei" w:hAnsi="Microsoft YaHei" w:cs="Microsoft YaHei" w:hint="eastAsia"/>
+          <w:color w:val="555555"/>
+          <w:sz w:val="19"/>
+          <w:lang w:eastAsia="zh-CN"/>
+        </w:rPr>
+        <w:t>架构，二期完成模型轻量化、增量训练与规模化落地。</w:t>
       </w:r>
     </w:p>
     <w:p>
-      <w:r>
-        <w:t>AI 系统落地 边缘推理 模型轻量化 增量训练 微服务 Kafka数据管道 K8s</w:t>
+      <w:pPr>
+        <w:pStyle w:val="Heading4"/>
+      </w:pPr>
+      <w:r>
+        <w:rPr>
+          <w:rFonts w:ascii="Microsoft YaHei" w:eastAsia="Microsoft YaHei" w:hAnsi="Microsoft YaHei" w:cs="Microsoft YaHei" w:hint="eastAsia"/>
+          <w:color w:val="555555"/>
+          <w:sz w:val="21"/>
+          <w:lang w:eastAsia="zh-CN"/>
+        </w:rPr>
+        <w:t>本人分工（AI 工程化 + 全栈）</w:t>
       </w:r>
     </w:p>
     <w:p>
-      <w:r>
-        <w:t>项目背景</w:t>
+      <w:pPr>
+        <w:pStyle w:val="ListBullet"/>
+        <w:spacing w:before="90" w:after="90"/>
+      </w:pPr>
+      <w:r>
+        <w:rPr>
+          <w:rFonts w:ascii="Microsoft YaHei" w:eastAsia="Microsoft YaHei" w:hAnsi="Microsoft YaHei" w:cs="Microsoft YaHei" w:hint="eastAsia"/>
+          <w:b/>
+          <w:color w:val="444444"/>
+          <w:lang w:eastAsia="zh-CN"/>
+        </w:rPr>
+        <w:t>AI 推理部署</w:t>
+      </w:r>
+      <w:r>
+        <w:rPr>
+          <w:rFonts w:ascii="Microsoft YaHei" w:eastAsia="Microsoft YaHei" w:hAnsi="Microsoft YaHei" w:cs="Microsoft YaHei" w:hint="eastAsia"/>
+          <w:color w:val="444444"/>
+          <w:lang w:eastAsia="zh-CN"/>
+        </w:rPr>
+        <w:t>：</w:t>
+      </w:r>
+      <w:r>
+        <w:rPr>
+          <w:color w:val="444444"/>
+        </w:rPr>
+        <w:t xml:space="preserve">AI </w:t>
+      </w:r>
+      <w:r>
+        <w:rPr>
+          <w:rFonts w:ascii="Microsoft YaHei" w:eastAsia="Microsoft YaHei" w:hAnsi="Microsoft YaHei" w:cs="Microsoft YaHei" w:hint="eastAsia"/>
+          <w:color w:val="444444"/>
+          <w:lang w:eastAsia="zh-CN"/>
+        </w:rPr>
+        <w:t>调优模型在设备侧</w:t>
+      </w:r>
+      <w:r>
+        <w:rPr>
+          <w:color w:val="444444"/>
+        </w:rPr>
+        <w:t>/</w:t>
+      </w:r>
+      <w:r>
+        <w:rPr>
+          <w:rFonts w:ascii="Microsoft YaHei" w:eastAsia="Microsoft YaHei" w:hAnsi="Microsoft YaHei" w:cs="Microsoft YaHei" w:hint="eastAsia"/>
+          <w:color w:val="444444"/>
+          <w:lang w:eastAsia="zh-CN"/>
+        </w:rPr>
+        <w:t>云端的部署方案设计，模型轻量化</w:t>
+      </w:r>
+      <w:r>
+        <w:rPr>
+          <w:color w:val="444444"/>
+        </w:rPr>
+        <w:t xml:space="preserve"> + </w:t>
+      </w:r>
+      <w:r>
+        <w:rPr>
+          <w:rFonts w:ascii="Microsoft YaHei" w:eastAsia="Microsoft YaHei" w:hAnsi="Microsoft YaHei" w:cs="Microsoft YaHei" w:hint="eastAsia"/>
+          <w:color w:val="444444"/>
+          <w:lang w:eastAsia="zh-CN"/>
+        </w:rPr>
+        <w:t>边缘推理降低计算耗时</w:t>
       </w:r>
     </w:p>
     <w:p>
-      <w:r>
-        <w:t>AI RRM 无线调优系统原"云端收集-云端计算-下发"模式运维压力大。主导重构为设备侧+云端双计算架构，二期完成模型轻量化、增量训练与规模化落地。</w:t>
+      <w:pPr>
+        <w:pStyle w:val="ListBullet"/>
+        <w:spacing w:before="90" w:after="90"/>
+      </w:pPr>
+      <w:r>
+        <w:rPr>
+          <w:rFonts w:ascii="Microsoft YaHei" w:eastAsia="Microsoft YaHei" w:hAnsi="Microsoft YaHei" w:cs="Microsoft YaHei" w:hint="eastAsia"/>
+          <w:b/>
+          <w:color w:val="444444"/>
+          <w:lang w:eastAsia="zh-CN"/>
+        </w:rPr>
+        <w:t>增量训练机制</w:t>
+      </w:r>
+      <w:r>
+        <w:rPr>
+          <w:rFonts w:ascii="Microsoft YaHei" w:eastAsia="Microsoft YaHei" w:hAnsi="Microsoft YaHei" w:cs="Microsoft YaHei" w:hint="eastAsia"/>
+          <w:color w:val="444444"/>
+          <w:lang w:eastAsia="zh-CN"/>
+        </w:rPr>
+        <w:t>：优化模型泛化能力，适配复杂现网场景（增量数据回流</w:t>
+      </w:r>
+      <w:r>
+        <w:rPr>
+          <w:color w:val="444444"/>
+        </w:rPr>
+        <w:t xml:space="preserve"> → </w:t>
+      </w:r>
+      <w:r>
+        <w:rPr>
+          <w:rFonts w:ascii="Microsoft YaHei" w:eastAsia="Microsoft YaHei" w:hAnsi="Microsoft YaHei" w:cs="Microsoft YaHei" w:hint="eastAsia"/>
+          <w:color w:val="444444"/>
+          <w:lang w:eastAsia="zh-CN"/>
+        </w:rPr>
+        <w:t>再训练</w:t>
+      </w:r>
+      <w:r>
+        <w:rPr>
+          <w:color w:val="444444"/>
+        </w:rPr>
+        <w:t xml:space="preserve"> → </w:t>
+      </w:r>
+      <w:r>
+        <w:rPr>
+          <w:rFonts w:ascii="Microsoft YaHei" w:eastAsia="Microsoft YaHei" w:hAnsi="Microsoft YaHei" w:cs="Microsoft YaHei" w:hint="eastAsia"/>
+          <w:color w:val="444444"/>
+          <w:lang w:eastAsia="zh-CN"/>
+        </w:rPr>
+        <w:t>下发）</w:t>
       </w:r>
     </w:p>
     <w:p>
-      <w:r>
-        <w:t>本人分工（AI 工程化 + 全栈）</w:t>
+      <w:pPr>
+        <w:pStyle w:val="ListBullet"/>
+        <w:spacing w:before="90" w:after="90"/>
+      </w:pPr>
+      <w:r>
+        <w:rPr>
+          <w:rFonts w:ascii="Microsoft YaHei" w:eastAsia="Microsoft YaHei" w:hAnsi="Microsoft YaHei" w:cs="Microsoft YaHei" w:hint="eastAsia"/>
+          <w:b/>
+          <w:color w:val="444444"/>
+          <w:lang w:eastAsia="zh-CN"/>
+        </w:rPr>
+        <w:t>数据闭环</w:t>
+      </w:r>
+      <w:r>
+        <w:rPr>
+          <w:rFonts w:ascii="Microsoft YaHei" w:eastAsia="Microsoft YaHei" w:hAnsi="Microsoft YaHei" w:cs="Microsoft YaHei" w:hint="eastAsia"/>
+          <w:color w:val="444444"/>
+          <w:lang w:eastAsia="zh-CN"/>
+        </w:rPr>
+        <w:t>：</w:t>
+      </w:r>
+      <w:r>
+        <w:rPr>
+          <w:color w:val="444444"/>
+        </w:rPr>
+        <w:t xml:space="preserve">Kafka </w:t>
+      </w:r>
+      <w:r>
+        <w:rPr>
+          <w:rFonts w:ascii="Microsoft YaHei" w:eastAsia="Microsoft YaHei" w:hAnsi="Microsoft YaHei" w:cs="Microsoft YaHei" w:hint="eastAsia"/>
+          <w:color w:val="444444"/>
+          <w:lang w:eastAsia="zh-CN"/>
+        </w:rPr>
+        <w:t>优化</w:t>
+      </w:r>
+      <w:r>
+        <w:rPr>
+          <w:color w:val="444444"/>
+        </w:rPr>
+        <w:t>"</w:t>
+      </w:r>
+      <w:r>
+        <w:rPr>
+          <w:rFonts w:ascii="Microsoft YaHei" w:eastAsia="Microsoft YaHei" w:hAnsi="Microsoft YaHei" w:cs="Microsoft YaHei" w:hint="eastAsia"/>
+          <w:color w:val="444444"/>
+          <w:lang w:eastAsia="zh-CN"/>
+        </w:rPr>
+        <w:t>数据采集</w:t>
+      </w:r>
+      <w:r>
+        <w:rPr>
+          <w:color w:val="444444"/>
+        </w:rPr>
+        <w:t>-</w:t>
+      </w:r>
+      <w:r>
+        <w:rPr>
+          <w:rFonts w:ascii="Microsoft YaHei" w:eastAsia="Microsoft YaHei" w:hAnsi="Microsoft YaHei" w:cs="Microsoft YaHei" w:hint="eastAsia"/>
+          <w:color w:val="444444"/>
+          <w:lang w:eastAsia="zh-CN"/>
+        </w:rPr>
+        <w:t>预处理</w:t>
+      </w:r>
+      <w:r>
+        <w:rPr>
+          <w:color w:val="444444"/>
+        </w:rPr>
+        <w:t>-</w:t>
+      </w:r>
+      <w:r>
+        <w:rPr>
+          <w:rFonts w:ascii="Microsoft YaHei" w:eastAsia="Microsoft YaHei" w:hAnsi="Microsoft YaHei" w:cs="Microsoft YaHei" w:hint="eastAsia"/>
+          <w:color w:val="444444"/>
+          <w:lang w:eastAsia="zh-CN"/>
+        </w:rPr>
+        <w:t>回灌</w:t>
+      </w:r>
+      <w:r>
+        <w:rPr>
+          <w:color w:val="444444"/>
+        </w:rPr>
+        <w:t>"</w:t>
+      </w:r>
+      <w:r>
+        <w:rPr>
+          <w:rFonts w:ascii="Microsoft YaHei" w:eastAsia="Microsoft YaHei" w:hAnsi="Microsoft YaHei" w:cs="Microsoft YaHei" w:hint="eastAsia"/>
+          <w:color w:val="444444"/>
+          <w:lang w:eastAsia="zh-CN"/>
+        </w:rPr>
+        <w:t>全链路，</w:t>
+      </w:r>
+      <w:r>
+        <w:rPr>
+          <w:color w:val="444444"/>
+        </w:rPr>
+        <w:t xml:space="preserve">AI </w:t>
+      </w:r>
+      <w:r>
+        <w:rPr>
+          <w:rFonts w:ascii="Microsoft YaHei" w:eastAsia="Microsoft YaHei" w:hAnsi="Microsoft YaHei" w:cs="Microsoft YaHei" w:hint="eastAsia"/>
+          <w:color w:val="444444"/>
+          <w:lang w:eastAsia="zh-CN"/>
+        </w:rPr>
+        <w:t>训练数据持续回流</w:t>
       </w:r>
     </w:p>
     <w:p>
-      <w:r>
-        <w:t>AI 推理部署：AI 调优模型在设备侧/云端的部署方案设计，模型轻量化 + 边缘推理降低计算耗时</w:t>
+      <w:pPr>
+        <w:pStyle w:val="ListBullet"/>
+        <w:spacing w:before="90" w:after="90"/>
+      </w:pPr>
+      <w:r>
+        <w:rPr>
+          <w:rFonts w:ascii="Microsoft YaHei" w:eastAsia="Microsoft YaHei" w:hAnsi="Microsoft YaHei" w:cs="Microsoft YaHei" w:hint="eastAsia"/>
+          <w:b/>
+          <w:color w:val="444444"/>
+          <w:lang w:eastAsia="zh-CN"/>
+        </w:rPr>
+        <w:t>后端与部署</w:t>
+      </w:r>
+      <w:r>
+        <w:rPr>
+          <w:rFonts w:ascii="Microsoft YaHei" w:eastAsia="Microsoft YaHei" w:hAnsi="Microsoft YaHei" w:cs="Microsoft YaHei" w:hint="eastAsia"/>
+          <w:color w:val="444444"/>
+          <w:lang w:eastAsia="zh-CN"/>
+        </w:rPr>
+        <w:t>：</w:t>
+      </w:r>
+      <w:r>
+        <w:rPr>
+          <w:color w:val="444444"/>
+        </w:rPr>
+        <w:t xml:space="preserve">4 </w:t>
+      </w:r>
+      <w:r>
+        <w:rPr>
+          <w:rFonts w:ascii="Microsoft YaHei" w:eastAsia="Microsoft YaHei" w:hAnsi="Microsoft YaHei" w:cs="Microsoft YaHei" w:hint="eastAsia"/>
+          <w:color w:val="444444"/>
+          <w:lang w:eastAsia="zh-CN"/>
+        </w:rPr>
+        <w:t>微服务架构（调度</w:t>
+      </w:r>
+      <w:r>
+        <w:rPr>
+          <w:color w:val="444444"/>
+        </w:rPr>
+        <w:t>/</w:t>
+      </w:r>
+      <w:r>
+        <w:rPr>
+          <w:rFonts w:ascii="Microsoft YaHei" w:eastAsia="Microsoft YaHei" w:hAnsi="Microsoft YaHei" w:cs="Microsoft YaHei" w:hint="eastAsia"/>
+          <w:color w:val="444444"/>
+          <w:lang w:eastAsia="zh-CN"/>
+        </w:rPr>
+        <w:t>查询</w:t>
+      </w:r>
+      <w:r>
+        <w:rPr>
+          <w:color w:val="444444"/>
+        </w:rPr>
+        <w:t>/</w:t>
+      </w:r>
+      <w:r>
+        <w:rPr>
+          <w:rFonts w:ascii="Microsoft YaHei" w:eastAsia="Microsoft YaHei" w:hAnsi="Microsoft YaHei" w:cs="Microsoft YaHei" w:hint="eastAsia"/>
+          <w:color w:val="444444"/>
+          <w:lang w:eastAsia="zh-CN"/>
+        </w:rPr>
+        <w:t>计算</w:t>
+      </w:r>
+      <w:r>
+        <w:rPr>
+          <w:color w:val="444444"/>
+        </w:rPr>
+        <w:t xml:space="preserve">/AI </w:t>
+      </w:r>
+      <w:r>
+        <w:rPr>
+          <w:rFonts w:ascii="Microsoft YaHei" w:eastAsia="Microsoft YaHei" w:hAnsi="Microsoft YaHei" w:cs="Microsoft YaHei" w:hint="eastAsia"/>
+          <w:color w:val="444444"/>
+          <w:lang w:eastAsia="zh-CN"/>
+        </w:rPr>
+        <w:t>优化）</w:t>
+      </w:r>
+      <w:r>
+        <w:rPr>
+          <w:color w:val="444444"/>
+        </w:rPr>
+        <w:t xml:space="preserve">K8s </w:t>
+      </w:r>
+      <w:r>
+        <w:rPr>
+          <w:rFonts w:ascii="Microsoft YaHei" w:eastAsia="Microsoft YaHei" w:hAnsi="Microsoft YaHei" w:cs="Microsoft YaHei" w:hint="eastAsia"/>
+          <w:color w:val="444444"/>
+          <w:lang w:eastAsia="zh-CN"/>
+        </w:rPr>
+        <w:t>部署与监控，</w:t>
+      </w:r>
+      <w:r>
+        <w:rPr>
+          <w:color w:val="444444"/>
+        </w:rPr>
+        <w:t xml:space="preserve">Redis </w:t>
+      </w:r>
+      <w:r>
+        <w:rPr>
+          <w:rFonts w:ascii="Microsoft YaHei" w:eastAsia="Microsoft YaHei" w:hAnsi="Microsoft YaHei" w:cs="Microsoft YaHei" w:hint="eastAsia"/>
+          <w:color w:val="444444"/>
+          <w:lang w:eastAsia="zh-CN"/>
+        </w:rPr>
+        <w:t>分布式锁、</w:t>
+      </w:r>
+      <w:r>
+        <w:rPr>
+          <w:color w:val="444444"/>
+        </w:rPr>
+        <w:t xml:space="preserve">MongoDB </w:t>
+      </w:r>
+      <w:r>
+        <w:rPr>
+          <w:rFonts w:ascii="Microsoft YaHei" w:eastAsia="Microsoft YaHei" w:hAnsi="Microsoft YaHei" w:cs="Microsoft YaHei" w:hint="eastAsia"/>
+          <w:color w:val="444444"/>
+          <w:lang w:eastAsia="zh-CN"/>
+        </w:rPr>
+        <w:t>分库分表</w:t>
       </w:r>
     </w:p>
     <w:p>
-      <w:r>
-        <w:t>增量训练机制：优化模型泛化能力，适配复杂现网场景（增量数据回流 → 再训练 → 下发）</w:t>
+      <w:pPr>
+        <w:pStyle w:val="ListBullet"/>
+        <w:spacing w:before="90" w:after="90"/>
+      </w:pPr>
+      <w:r>
+        <w:rPr>
+          <w:rFonts w:ascii="Microsoft YaHei" w:eastAsia="Microsoft YaHei" w:hAnsi="Microsoft YaHei" w:cs="Microsoft YaHei" w:hint="eastAsia"/>
+          <w:b/>
+          <w:color w:val="444444"/>
+          <w:lang w:eastAsia="zh-CN"/>
+        </w:rPr>
+        <w:t>前端可视化</w:t>
+      </w:r>
+      <w:r>
+        <w:rPr>
+          <w:rFonts w:ascii="Microsoft YaHei" w:eastAsia="Microsoft YaHei" w:hAnsi="Microsoft YaHei" w:cs="Microsoft YaHei" w:hint="eastAsia"/>
+          <w:color w:val="444444"/>
+          <w:lang w:eastAsia="zh-CN"/>
+        </w:rPr>
+        <w:t>：协助完成调优结果可视化展示模块</w:t>
       </w:r>
     </w:p>
     <w:p>
-      <w:r>
-        <w:t>数据闭环：Kafka 优化"数据采集-预处理-回灌"全链路，AI 训练数据持续回流</w:t>
+      <w:pPr>
+        <w:pStyle w:val="Heading4"/>
+        <w:spacing w:after="120"/>
+      </w:pPr>
+      <w:r>
+        <w:rPr>
+          <w:rFonts w:ascii="Microsoft YaHei" w:eastAsia="Microsoft YaHei" w:hAnsi="Microsoft YaHei" w:cs="Microsoft YaHei" w:hint="eastAsia"/>
+          <w:color w:val="E65100"/>
+          <w:sz w:val="21"/>
+          <w:lang w:eastAsia="zh-CN"/>
+        </w:rPr>
+        <w:t>🔑 技术难点</w:t>
       </w:r>
     </w:p>
     <w:p>
-      <w:r>
-        <w:t>后端与部署：4 微服务架构（调度/查询/计算/AI 优化）K8s 部署与监控，Redis 分布式锁、MongoDB 分库分表</w:t>
+      <w:pPr>
+        <w:pStyle w:val="ListBullet"/>
+        <w:spacing w:before="75" w:after="75"/>
+      </w:pPr>
+      <w:r>
+        <w:rPr>
+          <w:rFonts w:ascii="Microsoft YaHei" w:eastAsia="Microsoft YaHei" w:hAnsi="Microsoft YaHei" w:cs="Microsoft YaHei" w:hint="eastAsia"/>
+          <w:b/>
+          <w:sz w:val="19"/>
+          <w:lang w:eastAsia="zh-CN"/>
+        </w:rPr>
+        <w:t>AI 双计算架构</w:t>
+      </w:r>
+      <w:r>
+        <w:rPr>
+          <w:rFonts w:ascii="Microsoft YaHei" w:eastAsia="Microsoft YaHei" w:hAnsi="Microsoft YaHei" w:cs="Microsoft YaHei" w:hint="eastAsia"/>
+          <w:sz w:val="19"/>
+          <w:lang w:eastAsia="zh-CN"/>
+        </w:rPr>
+        <w:t>：按组网类型动态分配计算节点（</w:t>
+      </w:r>
+      <w:r>
+        <w:rPr>
+          <w:sz w:val="19"/>
+        </w:rPr>
+        <w:t xml:space="preserve">AC+fitap </w:t>
+      </w:r>
+      <w:r>
+        <w:rPr>
+          <w:rFonts w:ascii="Microsoft YaHei" w:eastAsia="Microsoft YaHei" w:hAnsi="Microsoft YaHei" w:cs="Microsoft YaHei" w:hint="eastAsia"/>
+          <w:sz w:val="19"/>
+          <w:lang w:eastAsia="zh-CN"/>
+        </w:rPr>
+        <w:t>设备侧</w:t>
+      </w:r>
+      <w:r>
+        <w:rPr>
+          <w:sz w:val="19"/>
+        </w:rPr>
+        <w:t xml:space="preserve"> / </w:t>
+      </w:r>
+      <w:r>
+        <w:rPr>
+          <w:rFonts w:ascii="Microsoft YaHei" w:eastAsia="Microsoft YaHei" w:hAnsi="Microsoft YaHei" w:cs="Microsoft YaHei" w:hint="eastAsia"/>
+          <w:sz w:val="19"/>
+          <w:lang w:eastAsia="zh-CN"/>
+        </w:rPr>
+        <w:t>云</w:t>
+      </w:r>
+      <w:r>
+        <w:rPr>
+          <w:sz w:val="19"/>
+        </w:rPr>
+        <w:t xml:space="preserve"> AP </w:t>
+      </w:r>
+      <w:r>
+        <w:rPr>
+          <w:rFonts w:ascii="Microsoft YaHei" w:eastAsia="Microsoft YaHei" w:hAnsi="Microsoft YaHei" w:cs="Microsoft YaHei" w:hint="eastAsia"/>
+          <w:sz w:val="19"/>
+          <w:lang w:eastAsia="zh-CN"/>
+        </w:rPr>
+        <w:t>云端）</w:t>
       </w:r>
     </w:p>
     <w:p>
-      <w:r>
-        <w:t>前端可视化：协助完成调优结果可视化展示模块</w:t>
+      <w:pPr>
+        <w:pStyle w:val="ListBullet"/>
+        <w:spacing w:before="75" w:after="75"/>
+      </w:pPr>
+      <w:r>
+        <w:rPr>
+          <w:rFonts w:ascii="Microsoft YaHei" w:eastAsia="Microsoft YaHei" w:hAnsi="Microsoft YaHei" w:cs="Microsoft YaHei" w:hint="eastAsia"/>
+          <w:b/>
+          <w:sz w:val="19"/>
+          <w:lang w:eastAsia="zh-CN"/>
+        </w:rPr>
+        <w:t>模型落地</w:t>
+      </w:r>
+      <w:r>
+        <w:rPr>
+          <w:rFonts w:ascii="Microsoft YaHei" w:eastAsia="Microsoft YaHei" w:hAnsi="Microsoft YaHei" w:cs="Microsoft YaHei" w:hint="eastAsia"/>
+          <w:sz w:val="19"/>
+          <w:lang w:eastAsia="zh-CN"/>
+        </w:rPr>
+        <w:t>：轻量化</w:t>
+      </w:r>
+      <w:r>
+        <w:rPr>
+          <w:sz w:val="19"/>
+        </w:rPr>
+        <w:t xml:space="preserve"> + </w:t>
+      </w:r>
+      <w:r>
+        <w:rPr>
+          <w:rFonts w:ascii="Microsoft YaHei" w:eastAsia="Microsoft YaHei" w:hAnsi="Microsoft YaHei" w:cs="Microsoft YaHei" w:hint="eastAsia"/>
+          <w:sz w:val="19"/>
+          <w:lang w:eastAsia="zh-CN"/>
+        </w:rPr>
+        <w:t>边缘推理解决设备算力受限与推理耗时</w:t>
       </w:r>
     </w:p>
     <w:p>
-      <w:r>
-        <w:t>🔑 技术难点</w:t>
+      <w:pPr>
+        <w:pStyle w:val="ListBullet"/>
+        <w:spacing w:before="75" w:after="75"/>
+      </w:pPr>
+      <w:r>
+        <w:rPr>
+          <w:rFonts w:ascii="Microsoft YaHei" w:eastAsia="Microsoft YaHei" w:hAnsi="Microsoft YaHei" w:cs="Microsoft YaHei" w:hint="eastAsia"/>
+          <w:b/>
+          <w:sz w:val="19"/>
+          <w:lang w:eastAsia="zh-CN"/>
+        </w:rPr>
+        <w:t>数据一致性</w:t>
+      </w:r>
+      <w:r>
+        <w:rPr>
+          <w:rFonts w:ascii="Microsoft YaHei" w:eastAsia="Microsoft YaHei" w:hAnsi="Microsoft YaHei" w:cs="Microsoft YaHei" w:hint="eastAsia"/>
+          <w:sz w:val="19"/>
+          <w:lang w:eastAsia="zh-CN"/>
+        </w:rPr>
+        <w:t>：设备侧与云端数据同步，</w:t>
+      </w:r>
+      <w:r>
+        <w:rPr>
+          <w:sz w:val="19"/>
+        </w:rPr>
+        <w:t xml:space="preserve">MongoDB </w:t>
+      </w:r>
+      <w:r>
+        <w:rPr>
+          <w:rFonts w:ascii="Microsoft YaHei" w:eastAsia="Microsoft YaHei" w:hAnsi="Microsoft YaHei" w:cs="Microsoft YaHei" w:hint="eastAsia"/>
+          <w:sz w:val="19"/>
+          <w:lang w:eastAsia="zh-CN"/>
+        </w:rPr>
+        <w:t>分库分表</w:t>
+      </w:r>
+      <w:r>
+        <w:rPr>
+          <w:sz w:val="19"/>
+        </w:rPr>
+        <w:t xml:space="preserve"> + Kafka </w:t>
+      </w:r>
+      <w:r>
+        <w:rPr>
+          <w:rFonts w:ascii="Microsoft YaHei" w:eastAsia="Microsoft YaHei" w:hAnsi="Microsoft YaHei" w:cs="Microsoft YaHei" w:hint="eastAsia"/>
+          <w:sz w:val="19"/>
+          <w:lang w:eastAsia="zh-CN"/>
+        </w:rPr>
+        <w:t>消息不丢不重</w:t>
       </w:r>
     </w:p>
     <w:p>
-      <w:r>
-        <w:t>AI 双计算架构：按组网类型动态分配计算节点（AC+fitap 设备侧 / 云 AP 云端）</w:t>
+      <w:pPr>
+        <w:pStyle w:val="Heading4"/>
+        <w:spacing w:after="90"/>
+      </w:pPr>
+      <w:r>
+        <w:rPr>
+          <w:rFonts w:ascii="Microsoft YaHei" w:eastAsia="Microsoft YaHei" w:hAnsi="Microsoft YaHei" w:cs="Microsoft YaHei" w:hint="eastAsia"/>
+          <w:color w:val="174EA6"/>
+          <w:sz w:val="19"/>
+          <w:lang w:eastAsia="zh-CN"/>
+        </w:rPr>
+        <w:t>📊 现网规模（生产环境实测）</w:t>
       </w:r>
     </w:p>
     <w:p>
-      <w:r>
-        <w:t>模型落地：轻量化 + 边缘推理解决设备算力受限与推理耗时</w:t>
+      <w:pPr>
+        <w:pStyle w:val="ListBullet"/>
+        <w:spacing w:before="75" w:after="75"/>
+      </w:pPr>
+      <w:r>
+        <w:rPr>
+          <w:rFonts w:ascii="Microsoft YaHei" w:eastAsia="Microsoft YaHei" w:hAnsi="Microsoft YaHei" w:cs="Microsoft YaHei" w:hint="eastAsia"/>
+          <w:color w:val="2E7D32"/>
+          <w:sz w:val="19"/>
+          <w:lang w:eastAsia="zh-CN"/>
+        </w:rPr>
+        <w:t xml:space="preserve">系统纳管无线设备 </w:t>
+      </w:r>
+      <w:r>
+        <w:rPr>
+          <w:rFonts w:ascii="Microsoft YaHei" w:eastAsia="Microsoft YaHei" w:hAnsi="Microsoft YaHei" w:cs="Microsoft YaHei" w:hint="eastAsia"/>
+          <w:b/>
+          <w:color w:val="2E7D32"/>
+          <w:sz w:val="19"/>
+          <w:lang w:eastAsia="zh-CN"/>
+        </w:rPr>
+        <w:t>19.6万+</w:t>
+      </w:r>
+      <w:r>
+        <w:rPr>
+          <w:rFonts w:ascii="Microsoft YaHei" w:eastAsia="Microsoft YaHei" w:hAnsi="Microsoft YaHei" w:cs="Microsoft YaHei" w:hint="eastAsia"/>
+          <w:color w:val="2E7D32"/>
+          <w:sz w:val="19"/>
+          <w:lang w:eastAsia="zh-CN"/>
+        </w:rPr>
+        <w:t>、现网</w:t>
+      </w:r>
+      <w:r>
+        <w:rPr>
+          <w:color w:val="2E7D32"/>
+          <w:sz w:val="19"/>
+        </w:rPr>
+        <w:t xml:space="preserve"> AP </w:t>
+      </w:r>
+      <w:r>
+        <w:rPr>
+          <w:rFonts w:ascii="Microsoft YaHei" w:eastAsia="Microsoft YaHei" w:hAnsi="Microsoft YaHei" w:cs="Microsoft YaHei" w:hint="eastAsia"/>
+          <w:color w:val="2E7D32"/>
+          <w:sz w:val="19"/>
+          <w:lang w:eastAsia="zh-CN"/>
+        </w:rPr>
+        <w:t>数据</w:t>
+      </w:r>
+      <w:r>
+        <w:rPr>
+          <w:color w:val="2E7D32"/>
+          <w:sz w:val="19"/>
+        </w:rPr>
+        <w:t xml:space="preserve"> </w:t>
+      </w:r>
+      <w:r>
+        <w:rPr>
+          <w:rFonts w:ascii="Microsoft YaHei" w:eastAsia="Microsoft YaHei" w:hAnsi="Microsoft YaHei" w:cs="Microsoft YaHei" w:hint="eastAsia"/>
+          <w:b/>
+          <w:color w:val="2E7D32"/>
+          <w:sz w:val="19"/>
+          <w:lang w:eastAsia="zh-CN"/>
+        </w:rPr>
+        <w:t>259万+</w:t>
+      </w:r>
+      <w:r>
+        <w:rPr>
+          <w:rFonts w:ascii="Microsoft YaHei" w:eastAsia="Microsoft YaHei" w:hAnsi="Microsoft YaHei" w:cs="Microsoft YaHei" w:hint="eastAsia"/>
+          <w:color w:val="2E7D32"/>
+          <w:sz w:val="19"/>
+          <w:lang w:eastAsia="zh-CN"/>
+        </w:rPr>
+        <w:t>（腾讯云现网</w:t>
+      </w:r>
+      <w:r>
+        <w:rPr>
+          <w:color w:val="2E7D32"/>
+          <w:sz w:val="19"/>
+        </w:rPr>
+        <w:t xml:space="preserve"> readonly </w:t>
+      </w:r>
+      <w:r>
+        <w:rPr>
+          <w:rFonts w:ascii="Microsoft YaHei" w:eastAsia="Microsoft YaHei" w:hAnsi="Microsoft YaHei" w:cs="Microsoft YaHei" w:hint="eastAsia"/>
+          <w:color w:val="2E7D32"/>
+          <w:sz w:val="19"/>
+          <w:lang w:eastAsia="zh-CN"/>
+        </w:rPr>
+        <w:t>实测）</w:t>
       </w:r>
     </w:p>
     <w:p>
-      <w:r>
-        <w:t>数据一致性：设备侧与云端数据同步，MongoDB 分库分表 + Kafka 消息不丢不重</w:t>
+      <w:pPr>
+        <w:pStyle w:val="ListBullet"/>
+        <w:spacing w:before="75" w:after="75"/>
+      </w:pPr>
+      <w:r>
+        <w:rPr>
+          <w:rFonts w:ascii="Microsoft YaHei" w:eastAsia="Microsoft YaHei" w:hAnsi="Microsoft YaHei" w:cs="Microsoft YaHei" w:hint="eastAsia"/>
+          <w:color w:val="2E7D32"/>
+          <w:sz w:val="19"/>
+          <w:lang w:eastAsia="zh-CN"/>
+        </w:rPr>
+        <w:t xml:space="preserve">累计调优结果明细 </w:t>
+      </w:r>
+      <w:r>
+        <w:rPr>
+          <w:rFonts w:ascii="Microsoft YaHei" w:eastAsia="Microsoft YaHei" w:hAnsi="Microsoft YaHei" w:cs="Microsoft YaHei" w:hint="eastAsia"/>
+          <w:b/>
+          <w:color w:val="2E7D32"/>
+          <w:sz w:val="19"/>
+          <w:lang w:eastAsia="zh-CN"/>
+        </w:rPr>
+        <w:t>2700万+</w:t>
+      </w:r>
+      <w:r>
+        <w:rPr>
+          <w:rFonts w:ascii="Microsoft YaHei" w:eastAsia="Microsoft YaHei" w:hAnsi="Microsoft YaHei" w:cs="Microsoft YaHei" w:hint="eastAsia"/>
+          <w:color w:val="2E7D32"/>
+          <w:sz w:val="19"/>
+          <w:lang w:eastAsia="zh-CN"/>
+        </w:rPr>
+        <w:t xml:space="preserve"> 条、调优任务记录 </w:t>
+      </w:r>
+      <w:r>
+        <w:rPr>
+          <w:rFonts w:ascii="Microsoft YaHei" w:eastAsia="Microsoft YaHei" w:hAnsi="Microsoft YaHei" w:cs="Microsoft YaHei" w:hint="eastAsia"/>
+          <w:b/>
+          <w:color w:val="2E7D32"/>
+          <w:sz w:val="19"/>
+          <w:lang w:eastAsia="zh-CN"/>
+        </w:rPr>
+        <w:t>46万+</w:t>
+      </w:r>
+      <w:r>
+        <w:rPr>
+          <w:rFonts w:ascii="Microsoft YaHei" w:eastAsia="Microsoft YaHei" w:hAnsi="Microsoft YaHei" w:cs="Microsoft YaHei" w:hint="eastAsia"/>
+          <w:color w:val="2E7D32"/>
+          <w:sz w:val="19"/>
+          <w:lang w:eastAsia="zh-CN"/>
+        </w:rPr>
+        <w:t>（</w:t>
+      </w:r>
+      <w:r>
+        <w:rPr>
+          <w:color w:val="2E7D32"/>
+          <w:sz w:val="19"/>
+        </w:rPr>
+        <w:t xml:space="preserve">2026-08 </w:t>
+      </w:r>
+      <w:r>
+        <w:rPr>
+          <w:rFonts w:ascii="Microsoft YaHei" w:eastAsia="Microsoft YaHei" w:hAnsi="Microsoft YaHei" w:cs="Microsoft YaHei" w:hint="eastAsia"/>
+          <w:color w:val="2E7D32"/>
+          <w:sz w:val="19"/>
+          <w:lang w:eastAsia="zh-CN"/>
+        </w:rPr>
+        <w:t>单月</w:t>
+      </w:r>
+      <w:r>
+        <w:rPr>
+          <w:color w:val="2E7D32"/>
+          <w:sz w:val="19"/>
+        </w:rPr>
+        <w:t xml:space="preserve"> </w:t>
+      </w:r>
+      <w:r>
+        <w:rPr>
+          <w:rFonts w:ascii="Microsoft YaHei" w:eastAsia="Microsoft YaHei" w:hAnsi="Microsoft YaHei" w:cs="Microsoft YaHei" w:hint="eastAsia"/>
+          <w:b/>
+          <w:color w:val="2E7D32"/>
+          <w:sz w:val="19"/>
+          <w:lang w:eastAsia="zh-CN"/>
+        </w:rPr>
+        <w:t>14.7万</w:t>
+      </w:r>
+      <w:r>
+        <w:rPr>
+          <w:rFonts w:ascii="Microsoft YaHei" w:eastAsia="Microsoft YaHei" w:hAnsi="Microsoft YaHei" w:cs="Microsoft YaHei" w:hint="eastAsia"/>
+          <w:color w:val="2E7D32"/>
+          <w:sz w:val="19"/>
+          <w:lang w:eastAsia="zh-CN"/>
+        </w:rPr>
+        <w:t xml:space="preserve"> 次）</w:t>
       </w:r>
     </w:p>
     <w:p>
-      <w:r>
-        <w:t>📊 现网规模（生产环境实测）</w:t>
+      <w:pPr>
+        <w:pStyle w:val="Heading4"/>
+        <w:spacing w:after="120"/>
+      </w:pPr>
+      <w:r>
+        <w:rPr>
+          <w:rFonts w:ascii="Microsoft YaHei" w:eastAsia="Microsoft YaHei" w:hAnsi="Microsoft YaHei" w:cs="Microsoft YaHei" w:hint="eastAsia"/>
+          <w:color w:val="2E7D32"/>
+          <w:sz w:val="21"/>
+          <w:lang w:eastAsia="zh-CN"/>
+        </w:rPr>
+        <w:t>✅ 项目成果</w:t>
       </w:r>
     </w:p>
     <w:p>
-      <w:r>
-        <w:t>系统纳管无线设备 19.6万+、现网 AP 数据 259万+（腾讯云现网 readonly 实测）</w:t>
+      <w:pPr>
+        <w:pStyle w:val="ListBullet"/>
+        <w:spacing w:before="75" w:after="75"/>
+      </w:pPr>
+      <w:r>
+        <w:rPr>
+          <w:rFonts w:ascii="Microsoft YaHei" w:eastAsia="Microsoft YaHei" w:hAnsi="Microsoft YaHei" w:cs="Microsoft YaHei" w:hint="eastAsia"/>
+          <w:color w:val="2E7D32"/>
+          <w:sz w:val="19"/>
+          <w:lang w:eastAsia="zh-CN"/>
+        </w:rPr>
+        <w:t xml:space="preserve">适配现网 </w:t>
+      </w:r>
+      <w:r>
+        <w:rPr>
+          <w:b/>
+          <w:color w:val="2E7D32"/>
+          <w:sz w:val="19"/>
+        </w:rPr>
+        <w:t>98%+</w:t>
+      </w:r>
+      <w:r>
+        <w:rPr>
+          <w:color w:val="2E7D32"/>
+          <w:sz w:val="19"/>
+        </w:rPr>
+        <w:t xml:space="preserve"> </w:t>
+      </w:r>
+      <w:r>
+        <w:rPr>
+          <w:rFonts w:ascii="Microsoft YaHei" w:eastAsia="Microsoft YaHei" w:hAnsi="Microsoft YaHei" w:cs="Microsoft YaHei" w:hint="eastAsia"/>
+          <w:color w:val="2E7D32"/>
+          <w:sz w:val="19"/>
+          <w:lang w:eastAsia="zh-CN"/>
+        </w:rPr>
+        <w:t>组网，</w:t>
+      </w:r>
+      <w:r>
+        <w:rPr>
+          <w:color w:val="2E7D32"/>
+          <w:sz w:val="19"/>
+        </w:rPr>
+        <w:t xml:space="preserve">AI </w:t>
+      </w:r>
+      <w:r>
+        <w:rPr>
+          <w:rFonts w:ascii="Microsoft YaHei" w:eastAsia="Microsoft YaHei" w:hAnsi="Microsoft YaHei" w:cs="Microsoft YaHei" w:hint="eastAsia"/>
+          <w:color w:val="2E7D32"/>
+          <w:sz w:val="19"/>
+          <w:lang w:eastAsia="zh-CN"/>
+        </w:rPr>
+        <w:t>调优实时性、精度、泛化能力全面提升</w:t>
       </w:r>
     </w:p>
     <w:p>
-      <w:r>
-        <w:t>累计调优结果明细 2700万+ 条、调优任务记录 46万+（2026-08 单月 14.7万 次）</w:t>
-      </w:r>
+      <w:pPr>
+        <w:pStyle w:val="ListBullet"/>
+        <w:spacing w:before="75" w:after="75"/>
+      </w:pPr>
+      <w:r>
+        <w:rPr>
+          <w:rFonts w:ascii="Microsoft YaHei" w:eastAsia="Microsoft YaHei" w:hAnsi="Microsoft YaHei" w:cs="Microsoft YaHei" w:hint="eastAsia"/>
+          <w:color w:val="2E7D32"/>
+          <w:sz w:val="19"/>
+          <w:lang w:eastAsia="zh-CN"/>
+        </w:rPr>
+        <w:t>主导项目全流程：需求</w:t>
+      </w:r>
+      <w:r>
+        <w:rPr>
+          <w:color w:val="2E7D32"/>
+          <w:sz w:val="19"/>
+        </w:rPr>
+        <w:t xml:space="preserve"> → </w:t>
+      </w:r>
+      <w:r>
+        <w:rPr>
+          <w:rFonts w:ascii="Microsoft YaHei" w:eastAsia="Microsoft YaHei" w:hAnsi="Microsoft YaHei" w:cs="Microsoft YaHei" w:hint="eastAsia"/>
+          <w:color w:val="2E7D32"/>
+          <w:sz w:val="19"/>
+          <w:lang w:eastAsia="zh-CN"/>
+        </w:rPr>
+        <w:t>架构</w:t>
+      </w:r>
+      <w:r>
+        <w:rPr>
+          <w:color w:val="2E7D32"/>
+          <w:sz w:val="19"/>
+        </w:rPr>
+        <w:t xml:space="preserve"> → </w:t>
+      </w:r>
+      <w:r>
+        <w:rPr>
+          <w:rFonts w:ascii="Microsoft YaHei" w:eastAsia="Microsoft YaHei" w:hAnsi="Microsoft YaHei" w:cs="Microsoft YaHei" w:hint="eastAsia"/>
+          <w:color w:val="2E7D32"/>
+          <w:sz w:val="19"/>
+          <w:lang w:eastAsia="zh-CN"/>
+        </w:rPr>
+        <w:t>开发</w:t>
+      </w:r>
+      <w:r>
+        <w:rPr>
+          <w:color w:val="2E7D32"/>
+          <w:sz w:val="19"/>
+        </w:rPr>
+        <w:t xml:space="preserve"> → </w:t>
+      </w:r>
+      <w:r>
+        <w:rPr>
+          <w:rFonts w:ascii="Microsoft YaHei" w:eastAsia="Microsoft YaHei" w:hAnsi="Microsoft YaHei" w:cs="Microsoft YaHei" w:hint="eastAsia"/>
+          <w:color w:val="2E7D32"/>
+          <w:sz w:val="19"/>
+          <w:lang w:eastAsia="zh-CN"/>
+        </w:rPr>
+        <w:t>部署</w:t>
+      </w:r>
+      <w:r>
+        <w:rPr>
+          <w:color w:val="2E7D32"/>
+          <w:sz w:val="19"/>
+        </w:rPr>
+        <w:t xml:space="preserve"> → </w:t>
+      </w:r>
+      <w:r>
+        <w:rPr>
+          <w:rFonts w:ascii="Microsoft YaHei" w:eastAsia="Microsoft YaHei" w:hAnsi="Microsoft YaHei" w:cs="Microsoft YaHei" w:hint="eastAsia"/>
+          <w:color w:val="2E7D32"/>
+          <w:sz w:val="19"/>
+          <w:lang w:eastAsia="zh-CN"/>
+        </w:rPr>
+        <w:t>规模化落地</w:t>
+      </w:r>
+      <w:r/>
+      <w:r/>
     </w:p>
     <w:p>
-      <w:r>
-        <w:t>✅ 项目成果</w:t>
-      </w:r>
+      <w:pPr>
+        <w:spacing w:after="180"/>
+      </w:pPr>
+      <w:r/>
+      <w:r>
+        <w:rPr>
+          <w:rFonts w:ascii="Microsoft YaHei" w:eastAsia="Microsoft YaHei" w:hAnsi="Microsoft YaHei" w:cs="Microsoft YaHei" w:hint="eastAsia"/>
+          <w:b/>
+          <w:color w:val="1A1A1A"/>
+          <w:sz w:val="22"/>
+          <w:lang w:eastAsia="zh-CN"/>
+        </w:rPr>
+        <w:t>② RRM 支持 WiFi7（6GHz 全链路改造）</w:t>
+      </w:r>
+      <w:r/>
+      <w:r>
+        <w:rPr>
+          <w:color w:val="888888"/>
+          <w:sz w:val="18"/>
+        </w:rPr>
+        <w:t>2024.01 - 2024.12</w:t>
+      </w:r>
+      <w:r/>
     </w:p>
     <w:p>
-      <w:r>
-        <w:t>适配现网 98%+ 组网，AI 调优实时性、精度、泛化能力全面提升</w:t>
-      </w:r>
+      <w:pPr>
+        <w:spacing w:before="150" w:after="150"/>
+      </w:pPr>
+      <w:r/>
+      <w:r>
+        <w:rPr>
+          <w:rFonts w:ascii="Microsoft YaHei" w:eastAsia="Microsoft YaHei" w:hAnsi="Microsoft YaHei" w:cs="Microsoft YaHei" w:hint="eastAsia"/>
+          <w:color w:val="FFFFFF"/>
+          <w:sz w:val="16"/>
+          <w:lang w:eastAsia="zh-CN"/>
+        </w:rPr>
+        <w:t>后端开发</w:t>
+      </w:r>
+      <w:r/>
+      <w:r>
+        <w:rPr>
+          <w:color w:val="FFFFFF"/>
+          <w:sz w:val="16"/>
+        </w:rPr>
+        <w:t>Kafka</w:t>
+      </w:r>
+      <w:r/>
+      <w:r>
+        <w:rPr>
+          <w:color w:val="FFFFFF"/>
+          <w:sz w:val="16"/>
+        </w:rPr>
+        <w:t>MongoDB</w:t>
+      </w:r>
+      <w:r/>
+      <w:r>
+        <w:rPr>
+          <w:color w:val="FFFFFF"/>
+          <w:sz w:val="16"/>
+        </w:rPr>
+        <w:t>K8s</w:t>
+      </w:r>
+      <w:r/>
     </w:p>
     <w:p>
-      <w:r>
-        <w:t>主导项目全流程：需求 → 架构 → 开发 → 部署 → 规模化落地</w:t>
+      <w:pPr>
+        <w:pStyle w:val="Heading4"/>
+      </w:pPr>
+      <w:r>
+        <w:rPr>
+          <w:rFonts w:ascii="Microsoft YaHei" w:eastAsia="Microsoft YaHei" w:hAnsi="Microsoft YaHei" w:cs="Microsoft YaHei" w:hint="eastAsia"/>
+          <w:color w:val="555555"/>
+          <w:sz w:val="21"/>
+          <w:lang w:eastAsia="zh-CN"/>
+        </w:rPr>
+        <w:t>本人分工</w:t>
       </w:r>
     </w:p>
     <w:p>
-      <w:r>
-        <w:t>② RRM 支持 WiFi7（6GHz 全链路改造） 2024.01 - 2024.12</w:t>
+      <w:pPr>
+        <w:pStyle w:val="ListBullet"/>
+        <w:spacing w:before="90" w:after="90"/>
+      </w:pPr>
+      <w:r>
+        <w:rPr>
+          <w:rFonts w:ascii="Microsoft YaHei" w:eastAsia="Microsoft YaHei" w:hAnsi="Microsoft YaHei" w:cs="Microsoft YaHei" w:hint="eastAsia"/>
+          <w:color w:val="444444"/>
+          <w:lang w:eastAsia="zh-CN"/>
+        </w:rPr>
+        <w:t>梳理</w:t>
+      </w:r>
+      <w:r>
+        <w:rPr>
+          <w:color w:val="444444"/>
+        </w:rPr>
+        <w:t xml:space="preserve"> 4 </w:t>
+      </w:r>
+      <w:r>
+        <w:rPr>
+          <w:rFonts w:ascii="Microsoft YaHei" w:eastAsia="Microsoft YaHei" w:hAnsi="Microsoft YaHei" w:cs="Microsoft YaHei" w:hint="eastAsia"/>
+          <w:color w:val="444444"/>
+          <w:lang w:eastAsia="zh-CN"/>
+        </w:rPr>
+        <w:t>微服务调用链路，主导</w:t>
+      </w:r>
+      <w:r>
+        <w:rPr>
+          <w:color w:val="444444"/>
+        </w:rPr>
+        <w:t xml:space="preserve"> 6GHz </w:t>
+      </w:r>
+      <w:r>
+        <w:rPr>
+          <w:rFonts w:ascii="Microsoft YaHei" w:eastAsia="Microsoft YaHei" w:hAnsi="Microsoft YaHei" w:cs="Microsoft YaHei" w:hint="eastAsia"/>
+          <w:color w:val="444444"/>
+          <w:lang w:eastAsia="zh-CN"/>
+        </w:rPr>
+        <w:t>频段采集</w:t>
+      </w:r>
+      <w:r>
+        <w:rPr>
+          <w:color w:val="444444"/>
+        </w:rPr>
+        <w:t>/</w:t>
+      </w:r>
+      <w:r>
+        <w:rPr>
+          <w:rFonts w:ascii="Microsoft YaHei" w:eastAsia="Microsoft YaHei" w:hAnsi="Microsoft YaHei" w:cs="Microsoft YaHei" w:hint="eastAsia"/>
+          <w:color w:val="444444"/>
+          <w:lang w:eastAsia="zh-CN"/>
+        </w:rPr>
+        <w:t>扫描</w:t>
+      </w:r>
+      <w:r>
+        <w:rPr>
+          <w:color w:val="444444"/>
+        </w:rPr>
+        <w:t>/</w:t>
+      </w:r>
+      <w:r>
+        <w:rPr>
+          <w:rFonts w:ascii="Microsoft YaHei" w:eastAsia="Microsoft YaHei" w:hAnsi="Microsoft YaHei" w:cs="Microsoft YaHei" w:hint="eastAsia"/>
+          <w:color w:val="444444"/>
+          <w:lang w:eastAsia="zh-CN"/>
+        </w:rPr>
+        <w:t>计算</w:t>
+      </w:r>
+      <w:r>
+        <w:rPr>
+          <w:color w:val="444444"/>
+        </w:rPr>
+        <w:t>/</w:t>
+      </w:r>
+      <w:r>
+        <w:rPr>
+          <w:rFonts w:ascii="Microsoft YaHei" w:eastAsia="Microsoft YaHei" w:hAnsi="Microsoft YaHei" w:cs="Microsoft YaHei" w:hint="eastAsia"/>
+          <w:color w:val="444444"/>
+          <w:lang w:eastAsia="zh-CN"/>
+        </w:rPr>
+        <w:t>调优全链路改造</w:t>
       </w:r>
     </w:p>
     <w:p>
-      <w:r>
-        <w:t>后端开发 Kafka MongoDB K8s</w:t>
+      <w:pPr>
+        <w:pStyle w:val="ListBullet"/>
+        <w:spacing w:before="90" w:after="90"/>
+      </w:pPr>
+      <w:r>
+        <w:rPr>
+          <w:rFonts w:ascii="Microsoft YaHei" w:eastAsia="Microsoft YaHei" w:hAnsi="Microsoft YaHei" w:cs="Microsoft YaHei" w:hint="eastAsia"/>
+          <w:color w:val="444444"/>
+          <w:lang w:eastAsia="zh-CN"/>
+        </w:rPr>
+        <w:t>维护</w:t>
+      </w:r>
+      <w:r>
+        <w:rPr>
+          <w:color w:val="444444"/>
+        </w:rPr>
+        <w:t xml:space="preserve"> Kafka/RabbitMQ </w:t>
+      </w:r>
+      <w:r>
+        <w:rPr>
+          <w:rFonts w:ascii="Microsoft YaHei" w:eastAsia="Microsoft YaHei" w:hAnsi="Microsoft YaHei" w:cs="Microsoft YaHei" w:hint="eastAsia"/>
+          <w:color w:val="444444"/>
+          <w:lang w:eastAsia="zh-CN"/>
+        </w:rPr>
+        <w:t>消息、</w:t>
+      </w:r>
+      <w:r>
+        <w:rPr>
+          <w:color w:val="444444"/>
+        </w:rPr>
+        <w:t xml:space="preserve">Redis </w:t>
+      </w:r>
+      <w:r>
+        <w:rPr>
+          <w:rFonts w:ascii="Microsoft YaHei" w:eastAsia="Microsoft YaHei" w:hAnsi="Microsoft YaHei" w:cs="Microsoft YaHei" w:hint="eastAsia"/>
+          <w:color w:val="444444"/>
+          <w:lang w:eastAsia="zh-CN"/>
+        </w:rPr>
+        <w:t>分布式锁、</w:t>
+      </w:r>
+      <w:r>
+        <w:rPr>
+          <w:color w:val="444444"/>
+        </w:rPr>
+        <w:t xml:space="preserve">K8s </w:t>
+      </w:r>
+      <w:r>
+        <w:rPr>
+          <w:rFonts w:ascii="Microsoft YaHei" w:eastAsia="Microsoft YaHei" w:hAnsi="Microsoft YaHei" w:cs="Microsoft YaHei" w:hint="eastAsia"/>
+          <w:color w:val="444444"/>
+          <w:lang w:eastAsia="zh-CN"/>
+        </w:rPr>
+        <w:t>容器管理</w:t>
       </w:r>
     </w:p>
     <w:p>
-      <w:r>
-        <w:t>本人分工</w:t>
+      <w:pPr>
+        <w:pStyle w:val="Heading4"/>
+        <w:spacing w:after="120"/>
+      </w:pPr>
+      <w:r>
+        <w:rPr>
+          <w:rFonts w:ascii="Microsoft YaHei" w:eastAsia="Microsoft YaHei" w:hAnsi="Microsoft YaHei" w:cs="Microsoft YaHei" w:hint="eastAsia"/>
+          <w:color w:val="2E7D32"/>
+          <w:sz w:val="21"/>
+          <w:lang w:eastAsia="zh-CN"/>
+        </w:rPr>
+        <w:t>✅ 项目成果</w:t>
       </w:r>
     </w:p>
     <w:p>
-      <w:r>
-        <w:t>梳理 4 微服务调用链路，主导 6GHz 频段采集/扫描/计算/调优全链路改造</w:t>
-      </w:r>
+      <w:pPr>
+        <w:pStyle w:val="ListBullet"/>
+        <w:spacing w:before="75" w:after="75"/>
+      </w:pPr>
+      <w:r>
+        <w:rPr>
+          <w:color w:val="2E7D32"/>
+          <w:sz w:val="19"/>
+        </w:rPr>
+        <w:t xml:space="preserve">2.4G/5G/6G </w:t>
+      </w:r>
+      <w:r>
+        <w:rPr>
+          <w:rFonts w:ascii="Microsoft YaHei" w:eastAsia="Microsoft YaHei" w:hAnsi="Microsoft YaHei" w:cs="Microsoft YaHei" w:hint="eastAsia"/>
+          <w:color w:val="2E7D32"/>
+          <w:sz w:val="19"/>
+          <w:lang w:eastAsia="zh-CN"/>
+        </w:rPr>
+        <w:t>三频段统一</w:t>
+      </w:r>
+      <w:r>
+        <w:rPr>
+          <w:color w:val="2E7D32"/>
+          <w:sz w:val="19"/>
+        </w:rPr>
+        <w:t xml:space="preserve"> RRM </w:t>
+      </w:r>
+      <w:r>
+        <w:rPr>
+          <w:rFonts w:ascii="Microsoft YaHei" w:eastAsia="Microsoft YaHei" w:hAnsi="Microsoft YaHei" w:cs="Microsoft YaHei" w:hint="eastAsia"/>
+          <w:color w:val="2E7D32"/>
+          <w:sz w:val="19"/>
+          <w:lang w:eastAsia="zh-CN"/>
+        </w:rPr>
+        <w:t>调度，完整支持</w:t>
+      </w:r>
+      <w:r>
+        <w:rPr>
+          <w:color w:val="2E7D32"/>
+          <w:sz w:val="19"/>
+        </w:rPr>
+        <w:t xml:space="preserve"> WiFi7 </w:t>
+      </w:r>
+      <w:r>
+        <w:rPr>
+          <w:rFonts w:ascii="Microsoft YaHei" w:eastAsia="Microsoft YaHei" w:hAnsi="Microsoft YaHei" w:cs="Microsoft YaHei" w:hint="eastAsia"/>
+          <w:color w:val="2E7D32"/>
+          <w:sz w:val="19"/>
+          <w:lang w:eastAsia="zh-CN"/>
+        </w:rPr>
+        <w:t>商用</w:t>
+      </w:r>
+      <w:r/>
+      <w:r/>
     </w:p>
     <w:p>
-      <w:r>
-        <w:t>维护 Kafka/RabbitMQ 消息、Redis 分布式锁、K8s 容器管理</w:t>
-      </w:r>
+      <w:pPr>
+        <w:spacing w:after="180"/>
+      </w:pPr>
+      <w:r/>
+      <w:r>
+        <w:rPr>
+          <w:rFonts w:ascii="Microsoft YaHei" w:eastAsia="Microsoft YaHei" w:hAnsi="Microsoft YaHei" w:cs="Microsoft YaHei" w:hint="eastAsia"/>
+          <w:b/>
+          <w:color w:val="1A1A1A"/>
+          <w:sz w:val="22"/>
+          <w:lang w:eastAsia="zh-CN"/>
+        </w:rPr>
+        <w:t>③ personalAgent — AI Agent 编排框架（业余项目）</w:t>
+      </w:r>
+      <w:r/>
+      <w:r>
+        <w:rPr>
+          <w:rFonts w:ascii="Microsoft YaHei" w:eastAsia="Microsoft YaHei" w:hAnsi="Microsoft YaHei" w:cs="Microsoft YaHei" w:hint="eastAsia"/>
+          <w:color w:val="888888"/>
+          <w:sz w:val="18"/>
+          <w:lang w:eastAsia="zh-CN"/>
+        </w:rPr>
+        <w:t>2025 - 至今</w:t>
+      </w:r>
+      <w:r/>
     </w:p>
     <w:p>
-      <w:r>
-        <w:t>✅ 项目成果</w:t>
-      </w:r>
+      <w:pPr>
+        <w:spacing w:before="150" w:after="150"/>
+      </w:pPr>
+      <w:r/>
+      <w:r>
+        <w:rPr>
+          <w:rFonts w:ascii="Microsoft YaHei" w:eastAsia="Microsoft YaHei" w:hAnsi="Microsoft YaHei" w:cs="Microsoft YaHei" w:hint="eastAsia"/>
+          <w:color w:val="FFFFFF"/>
+          <w:sz w:val="16"/>
+          <w:lang w:eastAsia="zh-CN"/>
+        </w:rPr>
+        <w:t>LLM 应用</w:t>
+      </w:r>
+      <w:r/>
+      <w:r>
+        <w:rPr>
+          <w:rFonts w:ascii="Microsoft YaHei" w:eastAsia="Microsoft YaHei" w:hAnsi="Microsoft YaHei" w:cs="Microsoft YaHei" w:hint="eastAsia"/>
+          <w:color w:val="FFFFFF"/>
+          <w:sz w:val="16"/>
+          <w:lang w:eastAsia="zh-CN"/>
+        </w:rPr>
+        <w:t>Agent 编排</w:t>
+      </w:r>
+      <w:r/>
+      <w:r>
+        <w:rPr>
+          <w:rFonts w:ascii="Microsoft YaHei" w:eastAsia="Microsoft YaHei" w:hAnsi="Microsoft YaHei" w:cs="Microsoft YaHei" w:hint="eastAsia"/>
+          <w:color w:val="FFFFFF"/>
+          <w:sz w:val="16"/>
+          <w:lang w:eastAsia="zh-CN"/>
+        </w:rPr>
+        <w:t>DAG 工作流</w:t>
+      </w:r>
+      <w:r/>
+      <w:r>
+        <w:rPr>
+          <w:color w:val="FFFFFF"/>
+          <w:sz w:val="16"/>
+        </w:rPr>
+        <w:t>Function Calling</w:t>
+      </w:r>
+      <w:r/>
+      <w:r>
+        <w:rPr>
+          <w:color w:val="FFFFFF"/>
+          <w:sz w:val="16"/>
+        </w:rPr>
+        <w:t>Node.js/TS</w:t>
+      </w:r>
+      <w:r/>
     </w:p>
     <w:p>
-      <w:r>
-        <w:t>2.4G/5G/6G 三频段统一 RRM 调度，完整支持 WiFi7 商用</w:t>
+      <w:pPr>
+        <w:pStyle w:val="Heading4"/>
+      </w:pPr>
+      <w:r>
+        <w:rPr>
+          <w:rFonts w:ascii="Microsoft YaHei" w:eastAsia="Microsoft YaHei" w:hAnsi="Microsoft YaHei" w:cs="Microsoft YaHei" w:hint="eastAsia"/>
+          <w:color w:val="555555"/>
+          <w:sz w:val="21"/>
+          <w:lang w:eastAsia="zh-CN"/>
+        </w:rPr>
+        <w:t>项目简介（业余时间自研 · 了解基础知识）</w:t>
       </w:r>
     </w:p>
     <w:p>
-      <w:r>
-        <w:t>③ personalAgent — AI Agent 编排框架（业余项目） 2025 - 至今</w:t>
+      <w:pPr/>
+      <w:r>
+        <w:rPr>
+          <w:rFonts w:ascii="Microsoft YaHei" w:eastAsia="Microsoft YaHei" w:hAnsi="Microsoft YaHei" w:cs="Microsoft YaHei" w:hint="eastAsia"/>
+          <w:color w:val="555555"/>
+          <w:sz w:val="19"/>
+          <w:lang w:eastAsia="zh-CN"/>
+        </w:rPr>
+        <w:t>业余时间自研的</w:t>
+      </w:r>
+      <w:r>
+        <w:rPr>
+          <w:color w:val="555555"/>
+          <w:sz w:val="19"/>
+        </w:rPr>
+        <w:t xml:space="preserve"> AI Agent </w:t>
+      </w:r>
+      <w:r>
+        <w:rPr>
+          <w:rFonts w:ascii="Microsoft YaHei" w:eastAsia="Microsoft YaHei" w:hAnsi="Microsoft YaHei" w:cs="Microsoft YaHei" w:hint="eastAsia"/>
+          <w:color w:val="555555"/>
+          <w:sz w:val="19"/>
+          <w:lang w:eastAsia="zh-CN"/>
+        </w:rPr>
+        <w:t>编排框架，用于学习与验证</w:t>
+      </w:r>
+      <w:r>
+        <w:rPr>
+          <w:color w:val="555555"/>
+          <w:sz w:val="19"/>
+        </w:rPr>
+        <w:t xml:space="preserve"> LLM </w:t>
+      </w:r>
+      <w:r>
+        <w:rPr>
+          <w:rFonts w:ascii="Microsoft YaHei" w:eastAsia="Microsoft YaHei" w:hAnsi="Microsoft YaHei" w:cs="Microsoft YaHei" w:hint="eastAsia"/>
+          <w:color w:val="555555"/>
+          <w:sz w:val="19"/>
+          <w:lang w:eastAsia="zh-CN"/>
+        </w:rPr>
+        <w:t>应用开发的基础概念。</w:t>
       </w:r>
     </w:p>
     <w:p>
-      <w:r>
-        <w:t>LLM 应用 Agent 编排 DAG 工作流 Function Calling Node.js/TS</w:t>
+      <w:pPr>
+        <w:pStyle w:val="Heading4"/>
+      </w:pPr>
+      <w:r>
+        <w:rPr>
+          <w:rFonts w:ascii="Microsoft YaHei" w:eastAsia="Microsoft YaHei" w:hAnsi="Microsoft YaHei" w:cs="Microsoft YaHei" w:hint="eastAsia"/>
+          <w:color w:val="555555"/>
+          <w:sz w:val="21"/>
+          <w:lang w:eastAsia="zh-CN"/>
+        </w:rPr>
+        <w:t>学习实践内容</w:t>
       </w:r>
     </w:p>
     <w:p>
-      <w:r>
-        <w:t>项目简介（业余时间自研 · 了解基础知识）</w:t>
+      <w:pPr>
+        <w:pStyle w:val="ListBullet"/>
+        <w:spacing w:before="90" w:after="90"/>
+      </w:pPr>
+      <w:r>
+        <w:rPr>
+          <w:rFonts w:ascii="Microsoft YaHei" w:eastAsia="Microsoft YaHei" w:hAnsi="Microsoft YaHei" w:cs="Microsoft YaHei" w:hint="eastAsia"/>
+          <w:color w:val="444444"/>
+          <w:lang w:eastAsia="zh-CN"/>
+        </w:rPr>
+        <w:t>实践</w:t>
+      </w:r>
+      <w:r>
+        <w:rPr>
+          <w:color w:val="444444"/>
+        </w:rPr>
+        <w:t xml:space="preserve"> LLM </w:t>
+      </w:r>
+      <w:r>
+        <w:rPr>
+          <w:rFonts w:ascii="Microsoft YaHei" w:eastAsia="Microsoft YaHei" w:hAnsi="Microsoft YaHei" w:cs="Microsoft YaHei" w:hint="eastAsia"/>
+          <w:color w:val="444444"/>
+          <w:lang w:eastAsia="zh-CN"/>
+        </w:rPr>
+        <w:t>应用基础：</w:t>
+      </w:r>
+      <w:r>
+        <w:rPr>
+          <w:color w:val="444444"/>
+        </w:rPr>
+        <w:t xml:space="preserve">Prompt </w:t>
+      </w:r>
+      <w:r>
+        <w:rPr>
+          <w:rFonts w:ascii="Microsoft YaHei" w:eastAsia="Microsoft YaHei" w:hAnsi="Microsoft YaHei" w:cs="Microsoft YaHei" w:hint="eastAsia"/>
+          <w:color w:val="444444"/>
+          <w:lang w:eastAsia="zh-CN"/>
+        </w:rPr>
+        <w:t>工程、</w:t>
+      </w:r>
+      <w:r>
+        <w:rPr>
+          <w:color w:val="444444"/>
+        </w:rPr>
+        <w:t xml:space="preserve">Function Calling </w:t>
+      </w:r>
+      <w:r>
+        <w:rPr>
+          <w:rFonts w:ascii="Microsoft YaHei" w:eastAsia="Microsoft YaHei" w:hAnsi="Microsoft YaHei" w:cs="Microsoft YaHei" w:hint="eastAsia"/>
+          <w:color w:val="444444"/>
+          <w:lang w:eastAsia="zh-CN"/>
+        </w:rPr>
+        <w:t>工具调用、多轮上下文管理</w:t>
       </w:r>
     </w:p>
     <w:p>
-      <w:r>
-        <w:t>业余时间自研的 AI Agent 编排框架，用于学习与验证 LLM 应用开发的基础概念。</w:t>
+      <w:pPr>
+        <w:pStyle w:val="ListBullet"/>
+        <w:spacing w:before="90" w:after="90"/>
+      </w:pPr>
+      <w:r>
+        <w:rPr>
+          <w:rFonts w:ascii="Microsoft YaHei" w:eastAsia="Microsoft YaHei" w:hAnsi="Microsoft YaHei" w:cs="Microsoft YaHei" w:hint="eastAsia"/>
+          <w:color w:val="444444"/>
+          <w:lang w:eastAsia="zh-CN"/>
+        </w:rPr>
+        <w:t>基于</w:t>
+      </w:r>
+      <w:r>
+        <w:rPr>
+          <w:color w:val="444444"/>
+        </w:rPr>
+        <w:t xml:space="preserve"> DAG </w:t>
+      </w:r>
+      <w:r>
+        <w:rPr>
+          <w:rFonts w:ascii="Microsoft YaHei" w:eastAsia="Microsoft YaHei" w:hAnsi="Microsoft YaHei" w:cs="Microsoft YaHei" w:hint="eastAsia"/>
+          <w:color w:val="444444"/>
+          <w:lang w:eastAsia="zh-CN"/>
+        </w:rPr>
+        <w:t>工作流概念设计任务编排骨架，了解多</w:t>
+      </w:r>
+      <w:r>
+        <w:rPr>
+          <w:color w:val="444444"/>
+        </w:rPr>
+        <w:t xml:space="preserve"> Agent </w:t>
+      </w:r>
+      <w:r>
+        <w:rPr>
+          <w:rFonts w:ascii="Microsoft YaHei" w:eastAsia="Microsoft YaHei" w:hAnsi="Microsoft YaHei" w:cs="Microsoft YaHei" w:hint="eastAsia"/>
+          <w:color w:val="444444"/>
+          <w:lang w:eastAsia="zh-CN"/>
+        </w:rPr>
+        <w:t>协作与任务调度</w:t>
       </w:r>
     </w:p>
     <w:p>
-      <w:r>
-        <w:t>学习实践内容</w:t>
+      <w:pPr>
+        <w:pStyle w:val="ListBullet"/>
+        <w:spacing w:before="90" w:after="90"/>
+      </w:pPr>
+      <w:r>
+        <w:rPr>
+          <w:rFonts w:ascii="Microsoft YaHei" w:eastAsia="Microsoft YaHei" w:hAnsi="Microsoft YaHei" w:cs="Microsoft YaHei" w:hint="eastAsia"/>
+          <w:color w:val="444444"/>
+          <w:lang w:eastAsia="zh-CN"/>
+        </w:rPr>
+        <w:t>理解</w:t>
+      </w:r>
+      <w:r>
+        <w:rPr>
+          <w:color w:val="444444"/>
+        </w:rPr>
+        <w:t xml:space="preserve"> Agent </w:t>
+      </w:r>
+      <w:r>
+        <w:rPr>
+          <w:rFonts w:ascii="Microsoft YaHei" w:eastAsia="Microsoft YaHei" w:hAnsi="Microsoft YaHei" w:cs="Microsoft YaHei" w:hint="eastAsia"/>
+          <w:color w:val="444444"/>
+          <w:lang w:eastAsia="zh-CN"/>
+        </w:rPr>
+        <w:t>与外部系统（</w:t>
+      </w:r>
+      <w:r>
+        <w:rPr>
+          <w:color w:val="444444"/>
+        </w:rPr>
+        <w:t>API/</w:t>
+      </w:r>
+      <w:r>
+        <w:rPr>
+          <w:rFonts w:ascii="Microsoft YaHei" w:eastAsia="Microsoft YaHei" w:hAnsi="Microsoft YaHei" w:cs="Microsoft YaHei" w:hint="eastAsia"/>
+          <w:color w:val="444444"/>
+          <w:lang w:eastAsia="zh-CN"/>
+        </w:rPr>
+        <w:t>数据）交互的工程化要点</w:t>
       </w:r>
     </w:p>
     <w:p>
-      <w:r>
-        <w:t>实践 LLM 应用基础：Prompt 工程、Function Calling 工具调用、多轮上下文管理</w:t>
+      <w:pPr>
+        <w:pStyle w:val="Heading4"/>
+        <w:spacing w:after="120"/>
+      </w:pPr>
+      <w:r>
+        <w:rPr>
+          <w:rFonts w:ascii="Microsoft YaHei" w:eastAsia="Microsoft YaHei" w:hAnsi="Microsoft YaHei" w:cs="Microsoft YaHei" w:hint="eastAsia"/>
+          <w:color w:val="2E7D32"/>
+          <w:sz w:val="21"/>
+          <w:lang w:eastAsia="zh-CN"/>
+        </w:rPr>
+        <w:t>✅ 定位</w:t>
       </w:r>
     </w:p>
     <w:p>
-      <w:r>
-        <w:t>基于 DAG 工作流概念设计任务编排骨架，了解多 Agent 协作与任务调度</w:t>
+      <w:pPr>
+        <w:pStyle w:val="ListBullet"/>
+        <w:spacing w:before="75" w:after="75"/>
+      </w:pPr>
+      <w:r>
+        <w:rPr>
+          <w:rFonts w:ascii="Microsoft YaHei" w:eastAsia="Microsoft YaHei" w:hAnsi="Microsoft YaHei" w:cs="Microsoft YaHei" w:hint="eastAsia"/>
+          <w:color w:val="2E7D32"/>
+          <w:sz w:val="19"/>
+          <w:lang w:eastAsia="zh-CN"/>
+        </w:rPr>
+        <w:t>个人业余学习项目，验证</w:t>
+      </w:r>
+      <w:r>
+        <w:rPr>
+          <w:color w:val="2E7D32"/>
+          <w:sz w:val="19"/>
+        </w:rPr>
+        <w:t xml:space="preserve"> LLM </w:t>
+      </w:r>
+      <w:r>
+        <w:rPr>
+          <w:rFonts w:ascii="Microsoft YaHei" w:eastAsia="Microsoft YaHei" w:hAnsi="Microsoft YaHei" w:cs="Microsoft YaHei" w:hint="eastAsia"/>
+          <w:color w:val="2E7D32"/>
+          <w:sz w:val="19"/>
+          <w:lang w:eastAsia="zh-CN"/>
+        </w:rPr>
+        <w:t>应用开发基础知识（</w:t>
+      </w:r>
+      <w:r>
+        <w:rPr>
+          <w:color w:val="2E7D32"/>
+          <w:sz w:val="19"/>
+        </w:rPr>
+        <w:t xml:space="preserve">Prompt / Agent </w:t>
+      </w:r>
+      <w:r>
+        <w:rPr>
+          <w:rFonts w:ascii="Microsoft YaHei" w:eastAsia="Microsoft YaHei" w:hAnsi="Microsoft YaHei" w:cs="Microsoft YaHei" w:hint="eastAsia"/>
+          <w:color w:val="2E7D32"/>
+          <w:sz w:val="19"/>
+          <w:lang w:eastAsia="zh-CN"/>
+        </w:rPr>
+        <w:t>编排</w:t>
+      </w:r>
+      <w:r>
+        <w:rPr>
+          <w:color w:val="2E7D32"/>
+          <w:sz w:val="19"/>
+        </w:rPr>
+        <w:t xml:space="preserve"> / </w:t>
+      </w:r>
+      <w:r>
+        <w:rPr>
+          <w:rFonts w:ascii="Microsoft YaHei" w:eastAsia="Microsoft YaHei" w:hAnsi="Microsoft YaHei" w:cs="Microsoft YaHei" w:hint="eastAsia"/>
+          <w:color w:val="2E7D32"/>
+          <w:sz w:val="19"/>
+          <w:lang w:eastAsia="zh-CN"/>
+        </w:rPr>
+        <w:t>工具调用）</w:t>
       </w:r>
     </w:p>
     <w:p>
-      <w:r>
-        <w:t>理解 Agent 与外部系统（API/数据）交互的工程化要点</w:t>
-      </w:r>
+      <w:pPr>
+        <w:pStyle w:val="ListBullet"/>
+        <w:spacing w:before="75" w:after="75"/>
+      </w:pPr>
+      <w:r>
+        <w:rPr>
+          <w:rFonts w:ascii="Microsoft YaHei" w:eastAsia="Microsoft YaHei" w:hAnsi="Microsoft YaHei" w:cs="Microsoft YaHei" w:hint="eastAsia"/>
+          <w:color w:val="2E7D32"/>
+          <w:sz w:val="19"/>
+          <w:lang w:eastAsia="zh-CN"/>
+        </w:rPr>
+        <w:t>体现对</w:t>
+      </w:r>
+      <w:r>
+        <w:rPr>
+          <w:color w:val="2E7D32"/>
+          <w:sz w:val="19"/>
+        </w:rPr>
+        <w:t xml:space="preserve"> LLM </w:t>
+      </w:r>
+      <w:r>
+        <w:rPr>
+          <w:rFonts w:ascii="Microsoft YaHei" w:eastAsia="Microsoft YaHei" w:hAnsi="Microsoft YaHei" w:cs="Microsoft YaHei" w:hint="eastAsia"/>
+          <w:color w:val="2E7D32"/>
+          <w:sz w:val="19"/>
+          <w:lang w:eastAsia="zh-CN"/>
+        </w:rPr>
+        <w:t>方向的学习热情与动手能力</w:t>
+      </w:r>
+      <w:r/>
     </w:p>
     <w:p>
-      <w:r>
-        <w:t>✅ 定位</w:t>
-      </w:r>
+      <w:pPr>
+        <w:pStyle w:val="Heading2"/>
+      </w:pPr>
+      <w:r>
+        <w:rPr>
+          <w:rFonts w:ascii="Microsoft YaHei" w:eastAsia="Microsoft YaHei" w:hAnsi="Microsoft YaHei" w:cs="Microsoft YaHei" w:hint="eastAsia"/>
+          <w:color w:val="FFFFFF"/>
+          <w:sz w:val="24"/>
+          <w:lang w:eastAsia="zh-CN"/>
+        </w:rPr>
+        <w:t>技 术 栈</w:t>
+      </w:r>
+      <w:r/>
     </w:p>
     <w:p>
-      <w:r>
-        <w:t>个人业余学习项目，验证 LLM 应用开发基础知识（Prompt / Agent 编排 / 工具调用）</w:t>
+      <w:pPr>
+        <w:pStyle w:val="Heading4"/>
+        <w:spacing w:after="90"/>
+        <w:pBdr>
+          <w:top w:val="none" w:sz="6" w:space="0" w:color="auto"/>
+          <w:bottom w:val="none" w:sz="6" w:space="0" w:color="auto"/>
+          <w:left w:val="none" w:sz="6" w:space="0" w:color="auto"/>
+          <w:right w:val="none" w:sz="6" w:space="0" w:color="auto"/>
+        </w:pBdr>
+      </w:pPr>
+      <w:r>
+        <w:rPr>
+          <w:rFonts w:ascii="Microsoft YaHei" w:eastAsia="Microsoft YaHei" w:hAnsi="Microsoft YaHei" w:cs="Microsoft YaHei" w:hint="eastAsia"/>
+          <w:color w:val="1A1A1A"/>
+          <w:sz w:val="21"/>
+          <w:lang w:eastAsia="zh-CN"/>
+        </w:rPr>
+        <w:t>AI 工程化（核心卖点）</w:t>
       </w:r>
     </w:p>
     <w:p>
-      <w:r>
-        <w:t>体现对 LLM 方向的学习热情与动手能力</w:t>
+      <w:pPr/>
+      <w:r>
+        <w:rPr>
+          <w:rFonts w:ascii="Microsoft YaHei" w:eastAsia="Microsoft YaHei" w:hAnsi="Microsoft YaHei" w:cs="Microsoft YaHei" w:hint="eastAsia"/>
+          <w:b/>
+          <w:color w:val="666666"/>
+          <w:sz w:val="19"/>
+          <w:lang w:eastAsia="zh-CN"/>
+        </w:rPr>
+        <w:t>模型部署与推理</w:t>
+      </w:r>
+      <w:r>
+        <w:rPr>
+          <w:rFonts w:ascii="Microsoft YaHei" w:eastAsia="Microsoft YaHei" w:hAnsi="Microsoft YaHei" w:cs="Microsoft YaHei" w:hint="eastAsia"/>
+          <w:color w:val="666666"/>
+          <w:sz w:val="19"/>
+          <w:lang w:eastAsia="zh-CN"/>
+        </w:rPr>
+        <w:t>（轻量化</w:t>
+      </w:r>
+      <w:r>
+        <w:rPr>
+          <w:color w:val="666666"/>
+          <w:sz w:val="19"/>
+        </w:rPr>
+        <w:t>/</w:t>
+      </w:r>
+      <w:r>
+        <w:rPr>
+          <w:rFonts w:ascii="Microsoft YaHei" w:eastAsia="Microsoft YaHei" w:hAnsi="Microsoft YaHei" w:cs="Microsoft YaHei" w:hint="eastAsia"/>
+          <w:color w:val="666666"/>
+          <w:sz w:val="19"/>
+          <w:lang w:eastAsia="zh-CN"/>
+        </w:rPr>
+        <w:t>边缘推理</w:t>
+      </w:r>
+      <w:r>
+        <w:rPr>
+          <w:color w:val="666666"/>
+          <w:sz w:val="19"/>
+        </w:rPr>
+        <w:t>/</w:t>
+      </w:r>
+      <w:r>
+        <w:rPr>
+          <w:rFonts w:ascii="Microsoft YaHei" w:eastAsia="Microsoft YaHei" w:hAnsi="Microsoft YaHei" w:cs="Microsoft YaHei" w:hint="eastAsia"/>
+          <w:color w:val="666666"/>
+          <w:sz w:val="19"/>
+          <w:lang w:eastAsia="zh-CN"/>
+        </w:rPr>
+        <w:t>增量训练）</w:t>
+      </w:r>
+      <w:r>
+        <w:rPr>
+          <w:color w:val="666666"/>
+          <w:sz w:val="19"/>
+        </w:rPr>
+        <w:t xml:space="preserve">· </w:t>
+      </w:r>
+      <w:r>
+        <w:rPr>
+          <w:rFonts w:ascii="Microsoft YaHei" w:eastAsia="Microsoft YaHei" w:hAnsi="Microsoft YaHei" w:cs="Microsoft YaHei" w:hint="eastAsia"/>
+          <w:b/>
+          <w:color w:val="666666"/>
+          <w:sz w:val="19"/>
+          <w:lang w:eastAsia="zh-CN"/>
+        </w:rPr>
+        <w:t>数据闭环</w:t>
+      </w:r>
+      <w:r>
+        <w:rPr>
+          <w:rFonts w:ascii="Microsoft YaHei" w:eastAsia="Microsoft YaHei" w:hAnsi="Microsoft YaHei" w:cs="Microsoft YaHei" w:hint="eastAsia"/>
+          <w:color w:val="666666"/>
+          <w:sz w:val="19"/>
+          <w:lang w:eastAsia="zh-CN"/>
+        </w:rPr>
+        <w:t>（采集</w:t>
+      </w:r>
+      <w:r>
+        <w:rPr>
+          <w:color w:val="666666"/>
+          <w:sz w:val="19"/>
+        </w:rPr>
+        <w:t>-</w:t>
+      </w:r>
+      <w:r>
+        <w:rPr>
+          <w:rFonts w:ascii="Microsoft YaHei" w:eastAsia="Microsoft YaHei" w:hAnsi="Microsoft YaHei" w:cs="Microsoft YaHei" w:hint="eastAsia"/>
+          <w:color w:val="666666"/>
+          <w:sz w:val="19"/>
+          <w:lang w:eastAsia="zh-CN"/>
+        </w:rPr>
+        <w:t>预处理</w:t>
+      </w:r>
+      <w:r>
+        <w:rPr>
+          <w:color w:val="666666"/>
+          <w:sz w:val="19"/>
+        </w:rPr>
+        <w:t>-</w:t>
+      </w:r>
+      <w:r>
+        <w:rPr>
+          <w:rFonts w:ascii="Microsoft YaHei" w:eastAsia="Microsoft YaHei" w:hAnsi="Microsoft YaHei" w:cs="Microsoft YaHei" w:hint="eastAsia"/>
+          <w:color w:val="666666"/>
+          <w:sz w:val="19"/>
+          <w:lang w:eastAsia="zh-CN"/>
+        </w:rPr>
+        <w:t>回灌）</w:t>
+      </w:r>
+      <w:r>
+        <w:rPr>
+          <w:color w:val="666666"/>
+          <w:sz w:val="19"/>
+        </w:rPr>
+        <w:t xml:space="preserve">· </w:t>
+      </w:r>
+      <w:r>
+        <w:rPr>
+          <w:rFonts w:ascii="Microsoft YaHei" w:eastAsia="Microsoft YaHei" w:hAnsi="Microsoft YaHei" w:cs="Microsoft YaHei" w:hint="eastAsia"/>
+          <w:color w:val="666666"/>
+          <w:sz w:val="19"/>
+          <w:lang w:eastAsia="zh-CN"/>
+        </w:rPr>
+        <w:t>训练数据管理</w:t>
+      </w:r>
+      <w:r>
+        <w:rPr>
+          <w:color w:val="666666"/>
+          <w:sz w:val="19"/>
+        </w:rPr>
+        <w:t xml:space="preserve"> · AI </w:t>
+      </w:r>
+      <w:r>
+        <w:rPr>
+          <w:rFonts w:ascii="Microsoft YaHei" w:eastAsia="Microsoft YaHei" w:hAnsi="Microsoft YaHei" w:cs="Microsoft YaHei" w:hint="eastAsia"/>
+          <w:color w:val="666666"/>
+          <w:sz w:val="19"/>
+          <w:lang w:eastAsia="zh-CN"/>
+        </w:rPr>
+        <w:t>系统架构设计</w:t>
       </w:r>
     </w:p>
     <w:p>
-      <w:r>
-        <w:rPr>
-          <w:b/>
-          <w:sz w:val="24"/>
-        </w:rPr>
-        <w:t>技 术 栈</w:t>
+      <w:pPr>
+        <w:pStyle w:val="Heading4"/>
+        <w:spacing w:after="90"/>
+        <w:pBdr>
+          <w:top w:val="none" w:sz="6" w:space="0" w:color="auto"/>
+          <w:bottom w:val="none" w:sz="6" w:space="0" w:color="auto"/>
+          <w:left w:val="none" w:sz="6" w:space="0" w:color="auto"/>
+          <w:right w:val="none" w:sz="6" w:space="0" w:color="auto"/>
+        </w:pBdr>
+      </w:pPr>
+      <w:r>
+        <w:rPr>
+          <w:rFonts w:ascii="Microsoft YaHei" w:eastAsia="Microsoft YaHei" w:hAnsi="Microsoft YaHei" w:cs="Microsoft YaHei" w:hint="eastAsia"/>
+          <w:color w:val="1A1A1A"/>
+          <w:sz w:val="21"/>
+          <w:lang w:eastAsia="zh-CN"/>
+        </w:rPr>
+        <w:t>LLM 应用（业余实践 · 掌握基础）</w:t>
       </w:r>
     </w:p>
     <w:p>
-      <w:r>
-        <w:t>AI 工程化（核心卖点）</w:t>
+      <w:pPr/>
+      <w:r>
+        <w:rPr>
+          <w:color w:val="666666"/>
+          <w:sz w:val="19"/>
+        </w:rPr>
+        <w:t xml:space="preserve">Prompt </w:t>
+      </w:r>
+      <w:r>
+        <w:rPr>
+          <w:rFonts w:ascii="Microsoft YaHei" w:eastAsia="Microsoft YaHei" w:hAnsi="Microsoft YaHei" w:cs="Microsoft YaHei" w:hint="eastAsia"/>
+          <w:color w:val="666666"/>
+          <w:sz w:val="19"/>
+          <w:lang w:eastAsia="zh-CN"/>
+        </w:rPr>
+        <w:t>工程</w:t>
+      </w:r>
+      <w:r>
+        <w:rPr>
+          <w:color w:val="666666"/>
+          <w:sz w:val="19"/>
+        </w:rPr>
+        <w:t xml:space="preserve"> · Function Calling </w:t>
+      </w:r>
+      <w:r>
+        <w:rPr>
+          <w:rFonts w:ascii="Microsoft YaHei" w:eastAsia="Microsoft YaHei" w:hAnsi="Microsoft YaHei" w:cs="Microsoft YaHei" w:hint="eastAsia"/>
+          <w:color w:val="666666"/>
+          <w:sz w:val="19"/>
+          <w:lang w:eastAsia="zh-CN"/>
+        </w:rPr>
+        <w:t>工具调用</w:t>
+      </w:r>
+      <w:r>
+        <w:rPr>
+          <w:color w:val="666666"/>
+          <w:sz w:val="19"/>
+        </w:rPr>
+        <w:t xml:space="preserve"> · Agent </w:t>
+      </w:r>
+      <w:r>
+        <w:rPr>
+          <w:rFonts w:ascii="Microsoft YaHei" w:eastAsia="Microsoft YaHei" w:hAnsi="Microsoft YaHei" w:cs="Microsoft YaHei" w:hint="eastAsia"/>
+          <w:color w:val="666666"/>
+          <w:sz w:val="19"/>
+          <w:lang w:eastAsia="zh-CN"/>
+        </w:rPr>
+        <w:t>编排</w:t>
+      </w:r>
+      <w:r>
+        <w:rPr>
+          <w:color w:val="666666"/>
+          <w:sz w:val="19"/>
+        </w:rPr>
+        <w:t xml:space="preserve"> · DAG </w:t>
+      </w:r>
+      <w:r>
+        <w:rPr>
+          <w:rFonts w:ascii="Microsoft YaHei" w:eastAsia="Microsoft YaHei" w:hAnsi="Microsoft YaHei" w:cs="Microsoft YaHei" w:hint="eastAsia"/>
+          <w:color w:val="666666"/>
+          <w:sz w:val="19"/>
+          <w:lang w:eastAsia="zh-CN"/>
+        </w:rPr>
+        <w:t>工作流</w:t>
+      </w:r>
+      <w:r>
+        <w:rPr>
+          <w:color w:val="666666"/>
+          <w:sz w:val="19"/>
+        </w:rPr>
+        <w:t xml:space="preserve"> · RAG </w:t>
+      </w:r>
+      <w:r>
+        <w:rPr>
+          <w:rFonts w:ascii="Microsoft YaHei" w:eastAsia="Microsoft YaHei" w:hAnsi="Microsoft YaHei" w:cs="Microsoft YaHei" w:hint="eastAsia"/>
+          <w:color w:val="666666"/>
+          <w:sz w:val="19"/>
+          <w:lang w:eastAsia="zh-CN"/>
+        </w:rPr>
+        <w:t>概念（自研业余项目实践，掌握基础知识）</w:t>
       </w:r>
     </w:p>
     <w:p>
-      <w:r>
-        <w:t>模型部署与推理（轻量化/边缘推理/增量训练）· 数据闭环（采集-预处理-回灌）· 训练数据管理 · AI 系统架构设计</w:t>
+      <w:pPr>
+        <w:pStyle w:val="Heading4"/>
+        <w:spacing w:after="90"/>
+        <w:pBdr>
+          <w:top w:val="none" w:sz="6" w:space="0" w:color="auto"/>
+          <w:bottom w:val="none" w:sz="6" w:space="0" w:color="auto"/>
+          <w:left w:val="none" w:sz="6" w:space="0" w:color="auto"/>
+          <w:right w:val="none" w:sz="6" w:space="0" w:color="auto"/>
+        </w:pBdr>
+      </w:pPr>
+      <w:r>
+        <w:rPr>
+          <w:rFonts w:ascii="Microsoft YaHei" w:eastAsia="Microsoft YaHei" w:hAnsi="Microsoft YaHei" w:cs="Microsoft YaHei" w:hint="eastAsia"/>
+          <w:color w:val="1A1A1A"/>
+          <w:sz w:val="21"/>
+          <w:lang w:eastAsia="zh-CN"/>
+        </w:rPr>
+        <w:t>后端开发</w:t>
       </w:r>
     </w:p>
     <w:p>
-      <w:r>
-        <w:t>LLM 应用（业余实践 · 掌握基础）</w:t>
+      <w:pPr/>
+      <w:r>
+        <w:rPr>
+          <w:color w:val="666666"/>
+          <w:sz w:val="19"/>
+        </w:rPr>
+        <w:t xml:space="preserve">Node.js/TypeScript · </w:t>
+      </w:r>
+      <w:r>
+        <w:rPr>
+          <w:rFonts w:ascii="Microsoft YaHei" w:eastAsia="Microsoft YaHei" w:hAnsi="Microsoft YaHei" w:cs="Microsoft YaHei" w:hint="eastAsia"/>
+          <w:color w:val="666666"/>
+          <w:sz w:val="19"/>
+          <w:lang w:eastAsia="zh-CN"/>
+        </w:rPr>
+        <w:t>微服务架构</w:t>
+      </w:r>
+      <w:r>
+        <w:rPr>
+          <w:color w:val="666666"/>
+          <w:sz w:val="19"/>
+        </w:rPr>
+        <w:t xml:space="preserve"> · RESTful API · WebSocket · </w:t>
+      </w:r>
+      <w:r>
+        <w:rPr>
+          <w:rFonts w:ascii="Microsoft YaHei" w:eastAsia="Microsoft YaHei" w:hAnsi="Microsoft YaHei" w:cs="Microsoft YaHei" w:hint="eastAsia"/>
+          <w:color w:val="666666"/>
+          <w:sz w:val="19"/>
+          <w:lang w:eastAsia="zh-CN"/>
+        </w:rPr>
+        <w:t>异步编程</w:t>
       </w:r>
     </w:p>
     <w:p>
-      <w:r>
-        <w:t>Prompt 工程 · Function Calling 工具调用 · Agent 编排 · DAG 工作流 · RAG 概念（自研业余项目实践，掌握基础知识）</w:t>
+      <w:pPr>
+        <w:pStyle w:val="Heading4"/>
+        <w:spacing w:after="90"/>
+        <w:pBdr>
+          <w:top w:val="none" w:sz="6" w:space="0" w:color="auto"/>
+          <w:bottom w:val="none" w:sz="6" w:space="0" w:color="auto"/>
+          <w:left w:val="none" w:sz="6" w:space="0" w:color="auto"/>
+          <w:right w:val="none" w:sz="6" w:space="0" w:color="auto"/>
+        </w:pBdr>
+      </w:pPr>
+      <w:r>
+        <w:rPr>
+          <w:rFonts w:ascii="Microsoft YaHei" w:eastAsia="Microsoft YaHei" w:hAnsi="Microsoft YaHei" w:cs="Microsoft YaHei" w:hint="eastAsia"/>
+          <w:color w:val="1A1A1A"/>
+          <w:sz w:val="21"/>
+          <w:lang w:eastAsia="zh-CN"/>
+        </w:rPr>
+        <w:t>数据与中间件</w:t>
       </w:r>
     </w:p>
     <w:p>
-      <w:r>
-        <w:t>后端开发</w:t>
+      <w:pPr/>
+      <w:r>
+        <w:rPr>
+          <w:color w:val="666666"/>
+          <w:sz w:val="19"/>
+        </w:rPr>
+        <w:t>MongoDB</w:t>
+      </w:r>
+      <w:r>
+        <w:rPr>
+          <w:rFonts w:ascii="Microsoft YaHei" w:eastAsia="Microsoft YaHei" w:hAnsi="Microsoft YaHei" w:cs="Microsoft YaHei" w:hint="eastAsia"/>
+          <w:color w:val="666666"/>
+          <w:sz w:val="19"/>
+          <w:lang w:eastAsia="zh-CN"/>
+        </w:rPr>
+        <w:t>（分库分表</w:t>
+      </w:r>
+      <w:r>
+        <w:rPr>
+          <w:color w:val="666666"/>
+          <w:sz w:val="19"/>
+        </w:rPr>
+        <w:t>/</w:t>
+      </w:r>
+      <w:r>
+        <w:rPr>
+          <w:rFonts w:ascii="Microsoft YaHei" w:eastAsia="Microsoft YaHei" w:hAnsi="Microsoft YaHei" w:cs="Microsoft YaHei" w:hint="eastAsia"/>
+          <w:color w:val="666666"/>
+          <w:sz w:val="19"/>
+          <w:lang w:eastAsia="zh-CN"/>
+        </w:rPr>
+        <w:t>聚合）</w:t>
+      </w:r>
+      <w:r>
+        <w:rPr>
+          <w:color w:val="666666"/>
+          <w:sz w:val="19"/>
+        </w:rPr>
+        <w:t>· Redis</w:t>
+      </w:r>
+      <w:r>
+        <w:rPr>
+          <w:rFonts w:ascii="Microsoft YaHei" w:eastAsia="Microsoft YaHei" w:hAnsi="Microsoft YaHei" w:cs="Microsoft YaHei" w:hint="eastAsia"/>
+          <w:color w:val="666666"/>
+          <w:sz w:val="19"/>
+          <w:lang w:eastAsia="zh-CN"/>
+        </w:rPr>
+        <w:t>（分布式锁</w:t>
+      </w:r>
+      <w:r>
+        <w:rPr>
+          <w:color w:val="666666"/>
+          <w:sz w:val="19"/>
+        </w:rPr>
+        <w:t>/</w:t>
+      </w:r>
+      <w:r>
+        <w:rPr>
+          <w:rFonts w:ascii="Microsoft YaHei" w:eastAsia="Microsoft YaHei" w:hAnsi="Microsoft YaHei" w:cs="Microsoft YaHei" w:hint="eastAsia"/>
+          <w:color w:val="666666"/>
+          <w:sz w:val="19"/>
+          <w:lang w:eastAsia="zh-CN"/>
+        </w:rPr>
+        <w:t>缓存）</w:t>
+      </w:r>
+      <w:r>
+        <w:rPr>
+          <w:color w:val="666666"/>
+          <w:sz w:val="19"/>
+        </w:rPr>
+        <w:t>· Kafka</w:t>
+      </w:r>
+      <w:r>
+        <w:rPr>
+          <w:rFonts w:ascii="Microsoft YaHei" w:eastAsia="Microsoft YaHei" w:hAnsi="Microsoft YaHei" w:cs="Microsoft YaHei" w:hint="eastAsia"/>
+          <w:color w:val="666666"/>
+          <w:sz w:val="19"/>
+          <w:lang w:eastAsia="zh-CN"/>
+        </w:rPr>
+        <w:t>（数据管道</w:t>
+      </w:r>
+      <w:r>
+        <w:rPr>
+          <w:color w:val="666666"/>
+          <w:sz w:val="19"/>
+        </w:rPr>
+        <w:t>/</w:t>
+      </w:r>
+      <w:r>
+        <w:rPr>
+          <w:rFonts w:ascii="Microsoft YaHei" w:eastAsia="Microsoft YaHei" w:hAnsi="Microsoft YaHei" w:cs="Microsoft YaHei" w:hint="eastAsia"/>
+          <w:color w:val="666666"/>
+          <w:sz w:val="19"/>
+          <w:lang w:eastAsia="zh-CN"/>
+        </w:rPr>
+        <w:t>消息可靠）</w:t>
+      </w:r>
+      <w:r>
+        <w:rPr>
+          <w:color w:val="666666"/>
+          <w:sz w:val="19"/>
+        </w:rPr>
+        <w:t>· MySQL</w:t>
       </w:r>
     </w:p>
     <w:p>
-      <w:r>
-        <w:t>Node.js/TypeScript · 微服务架构 · RESTful API · WebSocket · 异步编程</w:t>
+      <w:pPr>
+        <w:pStyle w:val="Heading4"/>
+        <w:spacing w:after="90"/>
+        <w:pBdr>
+          <w:top w:val="none" w:sz="6" w:space="0" w:color="auto"/>
+          <w:bottom w:val="none" w:sz="6" w:space="0" w:color="auto"/>
+          <w:left w:val="none" w:sz="6" w:space="0" w:color="auto"/>
+          <w:right w:val="none" w:sz="6" w:space="0" w:color="auto"/>
+        </w:pBdr>
+      </w:pPr>
+      <w:r>
+        <w:rPr>
+          <w:rFonts w:ascii="Microsoft YaHei" w:eastAsia="Microsoft YaHei" w:hAnsi="Microsoft YaHei" w:cs="Microsoft YaHei" w:hint="eastAsia"/>
+          <w:color w:val="1A1A1A"/>
+          <w:sz w:val="21"/>
+          <w:lang w:eastAsia="zh-CN"/>
+        </w:rPr>
+        <w:t>部署与运维</w:t>
       </w:r>
     </w:p>
     <w:p>
-      <w:r>
-        <w:t>数据与中间件</w:t>
+      <w:pPr/>
+      <w:r>
+        <w:rPr>
+          <w:color w:val="666666"/>
+          <w:sz w:val="19"/>
+        </w:rPr>
+        <w:t xml:space="preserve">K8s · Docker · CI/CD · </w:t>
+      </w:r>
+      <w:r>
+        <w:rPr>
+          <w:rFonts w:ascii="Microsoft YaHei" w:eastAsia="Microsoft YaHei" w:hAnsi="Microsoft YaHei" w:cs="Microsoft YaHei" w:hint="eastAsia"/>
+          <w:color w:val="666666"/>
+          <w:sz w:val="19"/>
+          <w:lang w:eastAsia="zh-CN"/>
+        </w:rPr>
+        <w:t>配置中心</w:t>
+      </w:r>
+      <w:r>
+        <w:rPr>
+          <w:color w:val="666666"/>
+          <w:sz w:val="19"/>
+        </w:rPr>
+        <w:t xml:space="preserve"> · </w:t>
+      </w:r>
+      <w:r>
+        <w:rPr>
+          <w:rFonts w:ascii="Microsoft YaHei" w:eastAsia="Microsoft YaHei" w:hAnsi="Microsoft YaHei" w:cs="Microsoft YaHei" w:hint="eastAsia"/>
+          <w:color w:val="666666"/>
+          <w:sz w:val="19"/>
+          <w:lang w:eastAsia="zh-CN"/>
+        </w:rPr>
+        <w:t>监控告警</w:t>
+      </w:r>
+      <w:r>
+        <w:rPr>
+          <w:color w:val="666666"/>
+          <w:sz w:val="19"/>
+        </w:rPr>
+        <w:t xml:space="preserve"> · SonarQube</w:t>
       </w:r>
     </w:p>
     <w:p>
-      <w:r>
-        <w:t>MongoDB（分库分表/聚合）· Redis（分布式锁/缓存）· Kafka（数据管道/消息可靠）· MySQL</w:t>
+      <w:pPr>
+        <w:pStyle w:val="Heading4"/>
+        <w:spacing w:after="90"/>
+        <w:pBdr>
+          <w:top w:val="none" w:sz="6" w:space="0" w:color="auto"/>
+          <w:bottom w:val="none" w:sz="6" w:space="0" w:color="auto"/>
+          <w:left w:val="none" w:sz="6" w:space="0" w:color="auto"/>
+          <w:right w:val="none" w:sz="6" w:space="0" w:color="auto"/>
+        </w:pBdr>
+      </w:pPr>
+      <w:r>
+        <w:rPr>
+          <w:rFonts w:ascii="Microsoft YaHei" w:eastAsia="Microsoft YaHei" w:hAnsi="Microsoft YaHei" w:cs="Microsoft YaHei" w:hint="eastAsia"/>
+          <w:color w:val="1A1A1A"/>
+          <w:sz w:val="21"/>
+          <w:lang w:eastAsia="zh-CN"/>
+        </w:rPr>
+        <w:t>前端（辅助）</w:t>
       </w:r>
     </w:p>
     <w:p>
-      <w:r>
-        <w:t>部署与运维</w:t>
-      </w:r>
+      <w:pPr/>
+      <w:r>
+        <w:rPr>
+          <w:color w:val="666666"/>
+          <w:sz w:val="19"/>
+        </w:rPr>
+        <w:t>Angular.js</w:t>
+      </w:r>
+      <w:r>
+        <w:rPr>
+          <w:rFonts w:ascii="Microsoft YaHei" w:eastAsia="Microsoft YaHei" w:hAnsi="Microsoft YaHei" w:cs="Microsoft YaHei" w:hint="eastAsia"/>
+          <w:color w:val="666666"/>
+          <w:sz w:val="19"/>
+          <w:lang w:eastAsia="zh-CN"/>
+        </w:rPr>
+        <w:t>（调优结果可视化）</w:t>
+      </w:r>
+      <w:r>
+        <w:rPr>
+          <w:color w:val="666666"/>
+          <w:sz w:val="19"/>
+        </w:rPr>
+        <w:t xml:space="preserve">· </w:t>
+      </w:r>
+      <w:r>
+        <w:rPr>
+          <w:rFonts w:ascii="Microsoft YaHei" w:eastAsia="Microsoft YaHei" w:hAnsi="Microsoft YaHei" w:cs="Microsoft YaHei" w:hint="eastAsia"/>
+          <w:color w:val="666666"/>
+          <w:sz w:val="19"/>
+          <w:lang w:eastAsia="zh-CN"/>
+        </w:rPr>
+        <w:t>前后端联调</w:t>
+      </w:r>
+      <w:r>
+        <w:rPr>
+          <w:color w:val="666666"/>
+          <w:sz w:val="19"/>
+        </w:rPr>
+        <w:t xml:space="preserve"> · </w:t>
+      </w:r>
+      <w:r>
+        <w:rPr>
+          <w:rFonts w:ascii="Microsoft YaHei" w:eastAsia="Microsoft YaHei" w:hAnsi="Microsoft YaHei" w:cs="Microsoft YaHei" w:hint="eastAsia"/>
+          <w:color w:val="666666"/>
+          <w:sz w:val="19"/>
+          <w:lang w:eastAsia="zh-CN"/>
+        </w:rPr>
+        <w:t>数据可视化展示</w:t>
+      </w:r>
+      <w:r/>
     </w:p>
     <w:p>
-      <w:r>
-        <w:t>K8s · Docker · CI/CD · 配置中心 · 监控告警 · SonarQube</w:t>
-      </w:r>
+      <w:pPr>
+        <w:spacing w:before="120"/>
+        <w:pBdr>
+          <w:top w:val="dashed" w:sz="6" w:space="0" w:color="6366F1"/>
+          <w:bottom w:val="dashed" w:sz="6" w:space="0" w:color="6366F1"/>
+          <w:left w:val="dashed" w:sz="6" w:space="0" w:color="6366F1"/>
+          <w:right w:val="dashed" w:sz="6" w:space="0" w:color="6366F1"/>
+        </w:pBdr>
+        <w:shd w:val="clear" w:color="auto" w:fill="EEF2FF"/>
+      </w:pPr>
+      <w:r>
+        <w:rPr>
+          <w:rFonts w:ascii="Microsoft YaHei" w:eastAsia="Microsoft YaHei" w:hAnsi="Microsoft YaHei" w:cs="Microsoft YaHei" w:hint="eastAsia"/>
+          <w:color w:val="4338CA"/>
+          <w:sz w:val="18"/>
+          <w:lang w:eastAsia="zh-CN"/>
+        </w:rPr>
+        <w:t>📌 方向说明：3 年专注 AI 系统的工程化落地（AI RRM：边缘推理/模型轻量化/增量训练/数据闭环）；LLM 应用（Prompt/Agent 编排/RAG）为业余项目实践，掌握基础知识，可快速上手。</w:t>
+      </w:r>
+      <w:r/>
     </w:p>
     <w:p>
-      <w:r>
-        <w:t>前端（辅助）</w:t>
-      </w:r>
+      <w:pPr>
+        <w:pStyle w:val="Heading2"/>
+      </w:pPr>
+      <w:r>
+        <w:rPr>
+          <w:rFonts w:ascii="Microsoft YaHei" w:eastAsia="Microsoft YaHei" w:hAnsi="Microsoft YaHei" w:cs="Microsoft YaHei" w:hint="eastAsia"/>
+          <w:color w:val="FFFFFF"/>
+          <w:sz w:val="24"/>
+          <w:lang w:eastAsia="zh-CN"/>
+        </w:rPr>
+        <w:t>竞 赛 与 获 奖</w:t>
+      </w:r>
+      <w:r/>
+    </w:p>
+    <w:tbl>
+      <w:tblPr>
+        <w:tblW w:type="pct" w:w="5000"/>
+        <w:tblLook w:firstColumn="1" w:firstRow="1" w:lastColumn="0" w:lastRow="0" w:noHBand="0" w:noVBand="1" w:val="04A0"/>
+        <w:tblLayout w:type="autofit"/>
+      </w:tblPr>
+      <w:tblGrid>
+        <w:gridCol w:w="2880"/>
+        <w:gridCol w:w="2880"/>
+        <w:gridCol w:w="2880"/>
+      </w:tblGrid>
+      <w:tr>
+        <w:tc>
+          <w:tcPr>
+            <w:tcW w:type="dxa" w:w="2880"/>
+            <w:tcBorders>
+              <w:top w:val="single" w:sz="6" w:space="0" w:color="DDDDDD"/>
+              <w:bottom w:val="single" w:sz="6" w:space="0" w:color="DDDDDD"/>
+              <w:left w:val="single" w:sz="6" w:space="0" w:color="DDDDDD"/>
+              <w:right w:val="single" w:sz="6" w:space="0" w:color="DDDDDD"/>
+            </w:tcBorders>
+            <w:shd w:val="clear" w:color="auto" w:fill="F5F5F5"/>
+            <w:vAlign w:val="center"/>
+            <w:tcMar>
+              <w:top w:w="150" w:type="dxa"/>
+              <w:bottom w:w="150" w:type="dxa"/>
+              <w:left w:w="180" w:type="dxa"/>
+              <w:right w:w="180" w:type="dxa"/>
+            </w:tcMar>
+          </w:tcPr>
+          <w:p>
+            <w:pPr>
+              <w:jc w:val="left"/>
+              <w:spacing w:line="240" w:lineRule="auto" w:before="60" w:after="60"/>
+            </w:pPr>
+            <w:r>
+              <w:rPr>
+                <w:b/>
+              </w:rPr>
+              <w:t>时间</w:t>
+            </w:r>
+          </w:p>
+        </w:tc>
+        <w:tc>
+          <w:tcPr>
+            <w:tcW w:type="dxa" w:w="2880"/>
+            <w:tcBorders>
+              <w:top w:val="single" w:sz="6" w:space="0" w:color="DDDDDD"/>
+              <w:bottom w:val="single" w:sz="6" w:space="0" w:color="DDDDDD"/>
+              <w:left w:val="single" w:sz="6" w:space="0" w:color="DDDDDD"/>
+              <w:right w:val="single" w:sz="6" w:space="0" w:color="DDDDDD"/>
+            </w:tcBorders>
+            <w:shd w:val="clear" w:color="auto" w:fill="F5F5F5"/>
+            <w:vAlign w:val="center"/>
+            <w:tcMar>
+              <w:top w:w="150" w:type="dxa"/>
+              <w:bottom w:w="150" w:type="dxa"/>
+              <w:left w:w="180" w:type="dxa"/>
+              <w:right w:w="180" w:type="dxa"/>
+            </w:tcMar>
+          </w:tcPr>
+          <w:p>
+            <w:pPr>
+              <w:jc w:val="left"/>
+              <w:spacing w:line="240" w:lineRule="auto" w:before="60" w:after="60"/>
+            </w:pPr>
+            <w:r>
+              <w:rPr>
+                <w:b/>
+              </w:rPr>
+              <w:t>级别</w:t>
+            </w:r>
+          </w:p>
+        </w:tc>
+        <w:tc>
+          <w:tcPr>
+            <w:tcW w:type="dxa" w:w="2880"/>
+            <w:tcBorders>
+              <w:top w:val="single" w:sz="6" w:space="0" w:color="DDDDDD"/>
+              <w:bottom w:val="single" w:sz="6" w:space="0" w:color="DDDDDD"/>
+              <w:left w:val="single" w:sz="6" w:space="0" w:color="DDDDDD"/>
+              <w:right w:val="single" w:sz="6" w:space="0" w:color="DDDDDD"/>
+            </w:tcBorders>
+            <w:shd w:val="clear" w:color="auto" w:fill="F5F5F5"/>
+            <w:vAlign w:val="center"/>
+            <w:tcMar>
+              <w:top w:w="150" w:type="dxa"/>
+              <w:bottom w:w="150" w:type="dxa"/>
+              <w:left w:w="180" w:type="dxa"/>
+              <w:right w:w="180" w:type="dxa"/>
+            </w:tcMar>
+          </w:tcPr>
+          <w:p>
+            <w:pPr>
+              <w:jc w:val="left"/>
+              <w:spacing w:line="240" w:lineRule="auto" w:before="60" w:after="60"/>
+            </w:pPr>
+            <w:r>
+              <w:rPr>
+                <w:b/>
+              </w:rPr>
+              <w:t>奖项</w:t>
+            </w:r>
+          </w:p>
+        </w:tc>
+      </w:tr>
+      <w:tr>
+        <w:tc>
+          <w:tcPr>
+            <w:tcW w:type="dxa" w:w="2880"/>
+            <w:tcBorders>
+              <w:top w:val="single" w:sz="6" w:space="0" w:color="DDDDDD"/>
+              <w:bottom w:val="single" w:sz="6" w:space="0" w:color="DDDDDD"/>
+              <w:left w:val="single" w:sz="6" w:space="0" w:color="DDDDDD"/>
+              <w:right w:val="single" w:sz="6" w:space="0" w:color="DDDDDD"/>
+            </w:tcBorders>
+            <w:vAlign w:val="center"/>
+            <w:tcMar>
+              <w:top w:w="150" w:type="dxa"/>
+              <w:bottom w:w="150" w:type="dxa"/>
+              <w:left w:w="180" w:type="dxa"/>
+              <w:right w:w="180" w:type="dxa"/>
+            </w:tcMar>
+          </w:tcPr>
+          <w:p>
+            <w:pPr>
+              <w:jc w:val="left"/>
+              <w:spacing w:line="240" w:lineRule="auto" w:before="60" w:after="60"/>
+            </w:pPr>
+            <w:r>
+              <w:t>2019.09</w:t>
+            </w:r>
+          </w:p>
+        </w:tc>
+        <w:tc>
+          <w:tcPr>
+            <w:tcW w:type="dxa" w:w="2880"/>
+            <w:tcBorders>
+              <w:top w:val="single" w:sz="6" w:space="0" w:color="DDDDDD"/>
+              <w:bottom w:val="single" w:sz="6" w:space="0" w:color="DDDDDD"/>
+              <w:left w:val="single" w:sz="6" w:space="0" w:color="DDDDDD"/>
+              <w:right w:val="single" w:sz="6" w:space="0" w:color="DDDDDD"/>
+            </w:tcBorders>
+            <w:vAlign w:val="center"/>
+            <w:tcMar>
+              <w:top w:w="150" w:type="dxa"/>
+              <w:bottom w:w="150" w:type="dxa"/>
+              <w:left w:w="180" w:type="dxa"/>
+              <w:right w:w="180" w:type="dxa"/>
+            </w:tcMar>
+          </w:tcPr>
+          <w:p>
+            <w:pPr>
+              <w:jc w:val="left"/>
+              <w:spacing w:line="240" w:lineRule="auto" w:before="60" w:after="60"/>
+            </w:pPr>
+            <w:r>
+              <w:t>国家级</w:t>
+            </w:r>
+          </w:p>
+        </w:tc>
+        <w:tc>
+          <w:tcPr>
+            <w:tcW w:type="dxa" w:w="2880"/>
+            <w:tcBorders>
+              <w:top w:val="single" w:sz="6" w:space="0" w:color="DDDDDD"/>
+              <w:bottom w:val="single" w:sz="6" w:space="0" w:color="DDDDDD"/>
+              <w:left w:val="single" w:sz="6" w:space="0" w:color="DDDDDD"/>
+              <w:right w:val="single" w:sz="6" w:space="0" w:color="DDDDDD"/>
+            </w:tcBorders>
+            <w:vAlign w:val="center"/>
+            <w:tcMar>
+              <w:top w:w="150" w:type="dxa"/>
+              <w:bottom w:w="150" w:type="dxa"/>
+              <w:left w:w="180" w:type="dxa"/>
+              <w:right w:w="180" w:type="dxa"/>
+            </w:tcMar>
+          </w:tcPr>
+          <w:p>
+            <w:pPr>
+              <w:jc w:val="left"/>
+              <w:spacing w:line="240" w:lineRule="auto" w:before="60" w:after="60"/>
+            </w:pPr>
+            <w:r>
+              <w:t>第</w:t>
+            </w:r>
+            <w:r>
+              <w:t xml:space="preserve"> </w:t>
+            </w:r>
+            <w:r>
+              <w:t>13</w:t>
+            </w:r>
+            <w:r>
+              <w:t xml:space="preserve"> </w:t>
+            </w:r>
+            <w:r>
+              <w:t>届</w:t>
+            </w:r>
+            <w:r>
+              <w:t xml:space="preserve"> </w:t>
+            </w:r>
+            <w:r>
+              <w:t>"</w:t>
+            </w:r>
+            <w:r>
+              <w:t xml:space="preserve"> </w:t>
+            </w:r>
+            <w:r>
+              <w:t>西门子杯</w:t>
+            </w:r>
+            <w:r>
+              <w:t xml:space="preserve"> </w:t>
+            </w:r>
+            <w:r>
+              <w:t>"</w:t>
+            </w:r>
+            <w:r>
+              <w:t xml:space="preserve"> </w:t>
+            </w:r>
+            <w:r>
+              <w:t>中国智能制造挑战赛全国总决赛</w:t>
+            </w:r>
+            <w:r>
+              <w:t xml:space="preserve"> </w:t>
+            </w:r>
+            <w:r>
+              <w:rPr>
+                <w:b/>
+              </w:rPr>
+              <w:t>特等奖</w:t>
+            </w:r>
+          </w:p>
+        </w:tc>
+      </w:tr>
+      <w:tr>
+        <w:tc>
+          <w:tcPr>
+            <w:tcW w:type="dxa" w:w="2880"/>
+            <w:tcBorders>
+              <w:top w:val="single" w:sz="6" w:space="0" w:color="DDDDDD"/>
+              <w:bottom w:val="single" w:sz="6" w:space="0" w:color="DDDDDD"/>
+              <w:left w:val="single" w:sz="6" w:space="0" w:color="DDDDDD"/>
+              <w:right w:val="single" w:sz="6" w:space="0" w:color="DDDDDD"/>
+            </w:tcBorders>
+            <w:vAlign w:val="center"/>
+            <w:tcMar>
+              <w:top w:w="150" w:type="dxa"/>
+              <w:bottom w:w="150" w:type="dxa"/>
+              <w:left w:w="180" w:type="dxa"/>
+              <w:right w:w="180" w:type="dxa"/>
+            </w:tcMar>
+          </w:tcPr>
+          <w:p>
+            <w:pPr>
+              <w:jc w:val="left"/>
+              <w:spacing w:line="240" w:lineRule="auto" w:before="60" w:after="60"/>
+            </w:pPr>
+            <w:r>
+              <w:t>2021.07</w:t>
+            </w:r>
+          </w:p>
+        </w:tc>
+        <w:tc>
+          <w:tcPr>
+            <w:tcW w:type="dxa" w:w="2880"/>
+            <w:tcBorders>
+              <w:top w:val="single" w:sz="6" w:space="0" w:color="DDDDDD"/>
+              <w:bottom w:val="single" w:sz="6" w:space="0" w:color="DDDDDD"/>
+              <w:left w:val="single" w:sz="6" w:space="0" w:color="DDDDDD"/>
+              <w:right w:val="single" w:sz="6" w:space="0" w:color="DDDDDD"/>
+            </w:tcBorders>
+            <w:vAlign w:val="center"/>
+            <w:tcMar>
+              <w:top w:w="150" w:type="dxa"/>
+              <w:bottom w:w="150" w:type="dxa"/>
+              <w:left w:w="180" w:type="dxa"/>
+              <w:right w:w="180" w:type="dxa"/>
+            </w:tcMar>
+          </w:tcPr>
+          <w:p>
+            <w:pPr>
+              <w:jc w:val="left"/>
+              <w:spacing w:line="240" w:lineRule="auto" w:before="60" w:after="60"/>
+            </w:pPr>
+            <w:r>
+              <w:t>国家级</w:t>
+            </w:r>
+          </w:p>
+        </w:tc>
+        <w:tc>
+          <w:tcPr>
+            <w:tcW w:type="dxa" w:w="2880"/>
+            <w:tcBorders>
+              <w:top w:val="single" w:sz="6" w:space="0" w:color="DDDDDD"/>
+              <w:bottom w:val="single" w:sz="6" w:space="0" w:color="DDDDDD"/>
+              <w:left w:val="single" w:sz="6" w:space="0" w:color="DDDDDD"/>
+              <w:right w:val="single" w:sz="6" w:space="0" w:color="DDDDDD"/>
+            </w:tcBorders>
+            <w:vAlign w:val="center"/>
+            <w:tcMar>
+              <w:top w:w="150" w:type="dxa"/>
+              <w:bottom w:w="150" w:type="dxa"/>
+              <w:left w:w="180" w:type="dxa"/>
+              <w:right w:w="180" w:type="dxa"/>
+            </w:tcMar>
+          </w:tcPr>
+          <w:p>
+            <w:pPr>
+              <w:jc w:val="left"/>
+              <w:spacing w:line="240" w:lineRule="auto" w:before="60" w:after="60"/>
+            </w:pPr>
+            <w:r>
+              <w:t>第</w:t>
+            </w:r>
+            <w:r>
+              <w:t xml:space="preserve"> </w:t>
+            </w:r>
+            <w:r>
+              <w:t>13</w:t>
+            </w:r>
+            <w:r>
+              <w:t xml:space="preserve"> </w:t>
+            </w:r>
+            <w:r>
+              <w:t>届</w:t>
+            </w:r>
+            <w:r>
+              <w:t xml:space="preserve"> </w:t>
+            </w:r>
+            <w:r>
+              <w:t>"</w:t>
+            </w:r>
+            <w:r>
+              <w:t xml:space="preserve"> </w:t>
+            </w:r>
+            <w:r>
+              <w:t>电工杯</w:t>
+            </w:r>
+            <w:r>
+              <w:t xml:space="preserve"> </w:t>
+            </w:r>
+            <w:r>
+              <w:t>"</w:t>
+            </w:r>
+            <w:r>
+              <w:t xml:space="preserve"> </w:t>
+            </w:r>
+            <w:r>
+              <w:t>中国大学生数学建模竞赛</w:t>
+            </w:r>
+            <w:r>
+              <w:t xml:space="preserve"> </w:t>
+            </w:r>
+            <w:r>
+              <w:rPr>
+                <w:b/>
+              </w:rPr>
+              <w:t>二等奖</w:t>
+            </w:r>
+          </w:p>
+        </w:tc>
+      </w:tr>
+      <w:tr>
+        <w:tc>
+          <w:tcPr>
+            <w:tcW w:type="dxa" w:w="2880"/>
+            <w:tcBorders>
+              <w:top w:val="single" w:sz="6" w:space="0" w:color="DDDDDD"/>
+              <w:bottom w:val="single" w:sz="6" w:space="0" w:color="DDDDDD"/>
+              <w:left w:val="single" w:sz="6" w:space="0" w:color="DDDDDD"/>
+              <w:right w:val="single" w:sz="6" w:space="0" w:color="DDDDDD"/>
+            </w:tcBorders>
+            <w:vAlign w:val="center"/>
+            <w:tcMar>
+              <w:top w:w="150" w:type="dxa"/>
+              <w:bottom w:w="150" w:type="dxa"/>
+              <w:left w:w="180" w:type="dxa"/>
+              <w:right w:w="180" w:type="dxa"/>
+            </w:tcMar>
+          </w:tcPr>
+          <w:p>
+            <w:pPr>
+              <w:jc w:val="left"/>
+              <w:spacing w:line="240" w:lineRule="auto" w:before="60" w:after="60"/>
+            </w:pPr>
+            <w:r>
+              <w:t>2021.09</w:t>
+            </w:r>
+          </w:p>
+        </w:tc>
+        <w:tc>
+          <w:tcPr>
+            <w:tcW w:type="dxa" w:w="2880"/>
+            <w:tcBorders>
+              <w:top w:val="single" w:sz="6" w:space="0" w:color="DDDDDD"/>
+              <w:bottom w:val="single" w:sz="6" w:space="0" w:color="DDDDDD"/>
+              <w:left w:val="single" w:sz="6" w:space="0" w:color="DDDDDD"/>
+              <w:right w:val="single" w:sz="6" w:space="0" w:color="DDDDDD"/>
+            </w:tcBorders>
+            <w:vAlign w:val="center"/>
+            <w:tcMar>
+              <w:top w:w="150" w:type="dxa"/>
+              <w:bottom w:w="150" w:type="dxa"/>
+              <w:left w:w="180" w:type="dxa"/>
+              <w:right w:w="180" w:type="dxa"/>
+            </w:tcMar>
+          </w:tcPr>
+          <w:p>
+            <w:pPr>
+              <w:jc w:val="left"/>
+              <w:spacing w:line="240" w:lineRule="auto" w:before="60" w:after="60"/>
+            </w:pPr>
+            <w:r>
+              <w:t>校级</w:t>
+            </w:r>
+          </w:p>
+        </w:tc>
+        <w:tc>
+          <w:tcPr>
+            <w:tcW w:type="dxa" w:w="2880"/>
+            <w:tcBorders>
+              <w:top w:val="single" w:sz="6" w:space="0" w:color="DDDDDD"/>
+              <w:bottom w:val="single" w:sz="6" w:space="0" w:color="DDDDDD"/>
+              <w:left w:val="single" w:sz="6" w:space="0" w:color="DDDDDD"/>
+              <w:right w:val="single" w:sz="6" w:space="0" w:color="DDDDDD"/>
+            </w:tcBorders>
+            <w:vAlign w:val="center"/>
+            <w:tcMar>
+              <w:top w:w="150" w:type="dxa"/>
+              <w:bottom w:w="150" w:type="dxa"/>
+              <w:left w:w="180" w:type="dxa"/>
+              <w:right w:w="180" w:type="dxa"/>
+            </w:tcMar>
+          </w:tcPr>
+          <w:p>
+            <w:pPr>
+              <w:jc w:val="left"/>
+              <w:spacing w:line="240" w:lineRule="auto" w:before="60" w:after="60"/>
+            </w:pPr>
+            <w:r>
+              <w:t>研究生一等奖学金（</w:t>
+            </w:r>
+            <w:r>
+              <w:t xml:space="preserve"> </w:t>
+            </w:r>
+            <w:r>
+              <w:t>TOP 2%</w:t>
+            </w:r>
+            <w:r>
+              <w:t xml:space="preserve"> </w:t>
+            </w:r>
+            <w:r>
+              <w:t>）</w:t>
+            </w:r>
+          </w:p>
+        </w:tc>
+      </w:tr>
+      <w:tr>
+        <w:tc>
+          <w:tcPr>
+            <w:tcW w:type="dxa" w:w="2880"/>
+            <w:tcBorders>
+              <w:top w:val="single" w:sz="6" w:space="0" w:color="DDDDDD"/>
+              <w:bottom w:val="single" w:sz="6" w:space="0" w:color="DDDDDD"/>
+              <w:left w:val="single" w:sz="6" w:space="0" w:color="DDDDDD"/>
+              <w:right w:val="single" w:sz="6" w:space="0" w:color="DDDDDD"/>
+            </w:tcBorders>
+            <w:vAlign w:val="center"/>
+            <w:tcMar>
+              <w:top w:w="150" w:type="dxa"/>
+              <w:bottom w:w="150" w:type="dxa"/>
+              <w:left w:w="180" w:type="dxa"/>
+              <w:right w:w="180" w:type="dxa"/>
+            </w:tcMar>
+          </w:tcPr>
+          <w:p>
+            <w:pPr>
+              <w:jc w:val="left"/>
+              <w:spacing w:line="240" w:lineRule="auto" w:before="60" w:after="60"/>
+            </w:pPr>
+            <w:r>
+              <w:t>2023-2026</w:t>
+            </w:r>
+          </w:p>
+        </w:tc>
+        <w:tc>
+          <w:tcPr>
+            <w:tcW w:type="dxa" w:w="2880"/>
+            <w:tcBorders>
+              <w:top w:val="single" w:sz="6" w:space="0" w:color="DDDDDD"/>
+              <w:bottom w:val="single" w:sz="6" w:space="0" w:color="DDDDDD"/>
+              <w:left w:val="single" w:sz="6" w:space="0" w:color="DDDDDD"/>
+              <w:right w:val="single" w:sz="6" w:space="0" w:color="DDDDDD"/>
+            </w:tcBorders>
+            <w:vAlign w:val="center"/>
+            <w:tcMar>
+              <w:top w:w="150" w:type="dxa"/>
+              <w:bottom w:w="150" w:type="dxa"/>
+              <w:left w:w="180" w:type="dxa"/>
+              <w:right w:w="180" w:type="dxa"/>
+            </w:tcMar>
+          </w:tcPr>
+          <w:p>
+            <w:pPr>
+              <w:jc w:val="left"/>
+              <w:spacing w:line="240" w:lineRule="auto" w:before="60" w:after="60"/>
+            </w:pPr>
+            <w:r>
+              <w:t>工作期间</w:t>
+            </w:r>
+          </w:p>
+        </w:tc>
+        <w:tc>
+          <w:tcPr>
+            <w:tcW w:type="dxa" w:w="2880"/>
+            <w:tcBorders>
+              <w:top w:val="single" w:sz="6" w:space="0" w:color="DDDDDD"/>
+              <w:bottom w:val="single" w:sz="6" w:space="0" w:color="DDDDDD"/>
+              <w:left w:val="single" w:sz="6" w:space="0" w:color="DDDDDD"/>
+              <w:right w:val="single" w:sz="6" w:space="0" w:color="DDDDDD"/>
+            </w:tcBorders>
+            <w:vAlign w:val="center"/>
+            <w:tcMar>
+              <w:top w:w="150" w:type="dxa"/>
+              <w:bottom w:w="150" w:type="dxa"/>
+              <w:left w:w="180" w:type="dxa"/>
+              <w:right w:w="180" w:type="dxa"/>
+            </w:tcMar>
+          </w:tcPr>
+          <w:p>
+            <w:pPr>
+              <w:jc w:val="left"/>
+              <w:spacing w:line="240" w:lineRule="auto" w:before="60" w:after="60"/>
+            </w:pPr>
+            <w:r>
+              <w:t>主导</w:t>
+            </w:r>
+            <w:r>
+              <w:t xml:space="preserve"> </w:t>
+            </w:r>
+            <w:r>
+              <w:t xml:space="preserve"> AI RRM </w:t>
+            </w:r>
+            <w:r>
+              <w:t xml:space="preserve"> </w:t>
+            </w:r>
+            <w:r>
+              <w:t>创新特性（设备侧</w:t>
+            </w:r>
+            <w:r>
+              <w:t xml:space="preserve"> </w:t>
+            </w:r>
+            <w:r>
+              <w:t>+</w:t>
+            </w:r>
+            <w:r>
+              <w:t xml:space="preserve"> </w:t>
+            </w:r>
+            <w:r>
+              <w:t>云端双计算，覆盖</w:t>
+            </w:r>
+            <w:r>
+              <w:t xml:space="preserve"> </w:t>
+            </w:r>
+            <w:r>
+              <w:t xml:space="preserve"> 98%+ </w:t>
+            </w:r>
+            <w:r>
+              <w:t xml:space="preserve"> </w:t>
+            </w:r>
+            <w:r>
+              <w:t>组网）；持续季度稳定交付、主导</w:t>
+            </w:r>
+            <w:r>
+              <w:t xml:space="preserve"> </w:t>
+            </w:r>
+            <w:r>
+              <w:t xml:space="preserve"> P0/P1 </w:t>
+            </w:r>
+            <w:r>
+              <w:t xml:space="preserve"> </w:t>
+            </w:r>
+            <w:r>
+              <w:t>故障复盘与</w:t>
+            </w:r>
+            <w:r>
+              <w:t xml:space="preserve"> </w:t>
+            </w:r>
+            <w:r>
+              <w:t xml:space="preserve"> SLA </w:t>
+            </w:r>
+            <w:r>
+              <w:t xml:space="preserve"> </w:t>
+            </w:r>
+            <w:r>
+              <w:t>闭环</w:t>
+            </w:r>
+          </w:p>
+        </w:tc>
+      </w:tr>
+    </w:tbl>
+    <w:p>
+      <w:r/>
     </w:p>
     <w:p>
-      <w:r>
-        <w:t>Angular.js（调优结果可视化）· 前后端联调 · 数据可视化展示</w:t>
-      </w:r>
+      <w:pPr>
+        <w:pStyle w:val="Heading2"/>
+      </w:pPr>
+      <w:r>
+        <w:rPr>
+          <w:rFonts w:ascii="Microsoft YaHei" w:eastAsia="Microsoft YaHei" w:hAnsi="Microsoft YaHei" w:cs="Microsoft YaHei" w:hint="eastAsia"/>
+          <w:color w:val="FFFFFF"/>
+          <w:sz w:val="24"/>
+          <w:lang w:eastAsia="zh-CN"/>
+        </w:rPr>
+        <w:t>自 我 评 价</w:t>
+      </w:r>
+      <w:r/>
     </w:p>
     <w:p>
-      <w:r>
-        <w:t>📌 方向说明：3 年专注 AI 系统的工程化落地（AI RRM：边缘推理/模型轻量化/增量训练/数据闭环）；LLM 应用（Prompt/Agent 编排/RAG）为业余项目实践，掌握基础知识，可快速上手。</w:t>
+      <w:pPr>
+        <w:pStyle w:val="ListBullet"/>
+      </w:pPr>
+      <w:r>
+        <w:rPr>
+          <w:rFonts w:ascii="Microsoft YaHei" w:eastAsia="Microsoft YaHei" w:hAnsi="Microsoft YaHei" w:cs="Microsoft YaHei" w:hint="eastAsia"/>
+          <w:b/>
+          <w:lang w:eastAsia="zh-CN"/>
+        </w:rPr>
+        <w:t>AI 系统落地经验</w:t>
+      </w:r>
+      <w:r>
+        <w:rPr>
+          <w:rFonts w:ascii="Microsoft YaHei" w:eastAsia="Microsoft YaHei" w:hAnsi="Microsoft YaHei" w:cs="Microsoft YaHei" w:hint="eastAsia"/>
+          <w:lang w:eastAsia="zh-CN"/>
+        </w:rPr>
+        <w:t>：完整经历</w:t>
+      </w:r>
+      <w:r>
+        <w:t xml:space="preserve"> AI </w:t>
+      </w:r>
+      <w:r>
+        <w:rPr>
+          <w:rFonts w:ascii="Microsoft YaHei" w:eastAsia="Microsoft YaHei" w:hAnsi="Microsoft YaHei" w:cs="Microsoft YaHei" w:hint="eastAsia"/>
+          <w:lang w:eastAsia="zh-CN"/>
+        </w:rPr>
+        <w:t>算法从模型到生产的工程化全流程（部署</w:t>
+      </w:r>
+      <w:r>
+        <w:t>/</w:t>
+      </w:r>
+      <w:r>
+        <w:rPr>
+          <w:rFonts w:ascii="Microsoft YaHei" w:eastAsia="Microsoft YaHei" w:hAnsi="Microsoft YaHei" w:cs="Microsoft YaHei" w:hint="eastAsia"/>
+          <w:lang w:eastAsia="zh-CN"/>
+        </w:rPr>
+        <w:t>优化</w:t>
+      </w:r>
+      <w:r>
+        <w:t>/</w:t>
+      </w:r>
+      <w:r>
+        <w:rPr>
+          <w:rFonts w:ascii="Microsoft YaHei" w:eastAsia="Microsoft YaHei" w:hAnsi="Microsoft YaHei" w:cs="Microsoft YaHei" w:hint="eastAsia"/>
+          <w:lang w:eastAsia="zh-CN"/>
+        </w:rPr>
+        <w:t>迭代）</w:t>
       </w:r>
     </w:p>
     <w:p>
-      <w:r>
-        <w:rPr>
+      <w:pPr>
+        <w:pStyle w:val="ListBullet"/>
+      </w:pPr>
+      <w:r>
+        <w:rPr>
+          <w:rFonts w:ascii="Microsoft YaHei" w:eastAsia="Microsoft YaHei" w:hAnsi="Microsoft YaHei" w:cs="Microsoft YaHei" w:hint="eastAsia"/>
           <w:b/>
-          <w:sz w:val="24"/>
-        </w:rPr>
-        <w:t>竞 赛 与 获 奖</w:t>
+          <w:lang w:eastAsia="zh-CN"/>
+        </w:rPr>
+        <w:t>全栈能力</w:t>
+      </w:r>
+      <w:r>
+        <w:rPr>
+          <w:rFonts w:ascii="Microsoft YaHei" w:eastAsia="Microsoft YaHei" w:hAnsi="Microsoft YaHei" w:cs="Microsoft YaHei" w:hint="eastAsia"/>
+          <w:lang w:eastAsia="zh-CN"/>
+        </w:rPr>
+        <w:t>：后端微服务</w:t>
+      </w:r>
+      <w:r>
+        <w:t xml:space="preserve"> + </w:t>
+      </w:r>
+      <w:r>
+        <w:rPr>
+          <w:rFonts w:ascii="Microsoft YaHei" w:eastAsia="Microsoft YaHei" w:hAnsi="Microsoft YaHei" w:cs="Microsoft YaHei" w:hint="eastAsia"/>
+          <w:lang w:eastAsia="zh-CN"/>
+        </w:rPr>
+        <w:t>前端可视化</w:t>
+      </w:r>
+      <w:r>
+        <w:t xml:space="preserve"> + K8s </w:t>
+      </w:r>
+      <w:r>
+        <w:rPr>
+          <w:rFonts w:ascii="Microsoft YaHei" w:eastAsia="Microsoft YaHei" w:hAnsi="Microsoft YaHei" w:cs="Microsoft YaHei" w:hint="eastAsia"/>
+          <w:lang w:eastAsia="zh-CN"/>
+        </w:rPr>
+        <w:t>部署运维，能独立打通</w:t>
+      </w:r>
+      <w:r>
+        <w:t>"</w:t>
+      </w:r>
+      <w:r>
+        <w:rPr>
+          <w:rFonts w:ascii="Microsoft YaHei" w:eastAsia="Microsoft YaHei" w:hAnsi="Microsoft YaHei" w:cs="Microsoft YaHei" w:hint="eastAsia"/>
+          <w:lang w:eastAsia="zh-CN"/>
+        </w:rPr>
+        <w:t>数据</w:t>
+      </w:r>
+      <w:r>
+        <w:t xml:space="preserve"> → </w:t>
+      </w:r>
+      <w:r>
+        <w:rPr>
+          <w:rFonts w:ascii="Microsoft YaHei" w:eastAsia="Microsoft YaHei" w:hAnsi="Microsoft YaHei" w:cs="Microsoft YaHei" w:hint="eastAsia"/>
+          <w:lang w:eastAsia="zh-CN"/>
+        </w:rPr>
+        <w:t>模型</w:t>
+      </w:r>
+      <w:r>
+        <w:t xml:space="preserve"> → </w:t>
+      </w:r>
+      <w:r>
+        <w:rPr>
+          <w:rFonts w:ascii="Microsoft YaHei" w:eastAsia="Microsoft YaHei" w:hAnsi="Microsoft YaHei" w:cs="Microsoft YaHei" w:hint="eastAsia"/>
+          <w:lang w:eastAsia="zh-CN"/>
+        </w:rPr>
+        <w:t>应用</w:t>
+      </w:r>
+      <w:r>
+        <w:t>"</w:t>
       </w:r>
     </w:p>
     <w:p>
-      <w:r>
-        <w:t>时间级别奖项</w:t>
+      <w:pPr>
+        <w:pStyle w:val="ListBullet"/>
+      </w:pPr>
+      <w:r>
+        <w:rPr>
+          <w:rFonts w:ascii="Microsoft YaHei" w:eastAsia="Microsoft YaHei" w:hAnsi="Microsoft YaHei" w:cs="Microsoft YaHei" w:hint="eastAsia"/>
+          <w:b/>
+          <w:lang w:eastAsia="zh-CN"/>
+        </w:rPr>
+        <w:t>架构设计</w:t>
+      </w:r>
+      <w:r>
+        <w:rPr>
+          <w:rFonts w:ascii="Microsoft YaHei" w:eastAsia="Microsoft YaHei" w:hAnsi="Microsoft YaHei" w:cs="Microsoft YaHei" w:hint="eastAsia"/>
+          <w:lang w:eastAsia="zh-CN"/>
+        </w:rPr>
+        <w:t>：主导</w:t>
+      </w:r>
+      <w:r>
+        <w:t xml:space="preserve"> AI </w:t>
+      </w:r>
+      <w:r>
+        <w:rPr>
+          <w:rFonts w:ascii="Microsoft YaHei" w:eastAsia="Microsoft YaHei" w:hAnsi="Microsoft YaHei" w:cs="Microsoft YaHei" w:hint="eastAsia"/>
+          <w:lang w:eastAsia="zh-CN"/>
+        </w:rPr>
+        <w:t>双计算架构设计，具备系统级拆分与分布式一致性经验</w:t>
       </w:r>
     </w:p>
     <w:p>
-      <w:r>
-        <w:t>2019.09国家级第13届"西门子杯"中国智能制造挑战赛全国总决赛特等奖</w:t>
+      <w:pPr>
+        <w:pStyle w:val="ListBullet"/>
+      </w:pPr>
+      <w:r>
+        <w:rPr>
+          <w:rFonts w:ascii="Microsoft YaHei" w:eastAsia="Microsoft YaHei" w:hAnsi="Microsoft YaHei" w:cs="Microsoft YaHei" w:hint="eastAsia"/>
+          <w:b/>
+          <w:lang w:eastAsia="zh-CN"/>
+        </w:rPr>
+        <w:t>数据工程</w:t>
+      </w:r>
+      <w:r>
+        <w:rPr>
+          <w:rFonts w:ascii="Microsoft YaHei" w:eastAsia="Microsoft YaHei" w:hAnsi="Microsoft YaHei" w:cs="Microsoft YaHei" w:hint="eastAsia"/>
+          <w:lang w:eastAsia="zh-CN"/>
+        </w:rPr>
+        <w:t>：</w:t>
+      </w:r>
+      <w:r>
+        <w:t xml:space="preserve">Kafka </w:t>
+      </w:r>
+      <w:r>
+        <w:rPr>
+          <w:rFonts w:ascii="Microsoft YaHei" w:eastAsia="Microsoft YaHei" w:hAnsi="Microsoft YaHei" w:cs="Microsoft YaHei" w:hint="eastAsia"/>
+          <w:lang w:eastAsia="zh-CN"/>
+        </w:rPr>
+        <w:t>数据管道、</w:t>
+      </w:r>
+      <w:r>
+        <w:t xml:space="preserve">MongoDB </w:t>
+      </w:r>
+      <w:r>
+        <w:rPr>
+          <w:rFonts w:ascii="Microsoft YaHei" w:eastAsia="Microsoft YaHei" w:hAnsi="Microsoft YaHei" w:cs="Microsoft YaHei" w:hint="eastAsia"/>
+          <w:lang w:eastAsia="zh-CN"/>
+        </w:rPr>
+        <w:t>分库分表、数据闭环设计实战</w:t>
       </w:r>
     </w:p>
     <w:p>
-      <w:r>
-        <w:t>2021.07国家级第13届"电工杯"中国大学生数学建模竞赛二等奖</w:t>
+      <w:pPr>
+        <w:pStyle w:val="ListBullet"/>
+      </w:pPr>
+      <w:r>
+        <w:rPr>
+          <w:rFonts w:ascii="Microsoft YaHei" w:eastAsia="Microsoft YaHei" w:hAnsi="Microsoft YaHei" w:cs="Microsoft YaHei" w:hint="eastAsia"/>
+          <w:b/>
+          <w:lang w:eastAsia="zh-CN"/>
+        </w:rPr>
+        <w:t>LLM 深度实践</w:t>
+      </w:r>
+      <w:r>
+        <w:rPr>
+          <w:rFonts w:ascii="Microsoft YaHei" w:eastAsia="Microsoft YaHei" w:hAnsi="Microsoft YaHei" w:cs="Microsoft YaHei" w:hint="eastAsia"/>
+          <w:lang w:eastAsia="zh-CN"/>
+        </w:rPr>
+        <w:t>：日常使用</w:t>
+      </w:r>
+      <w:r>
+        <w:t xml:space="preserve"> LLM </w:t>
+      </w:r>
+      <w:r>
+        <w:rPr>
+          <w:rFonts w:ascii="Microsoft YaHei" w:eastAsia="Microsoft YaHei" w:hAnsi="Microsoft YaHei" w:cs="Microsoft YaHei" w:hint="eastAsia"/>
+          <w:lang w:eastAsia="zh-CN"/>
+        </w:rPr>
+        <w:t>辅助需求分析</w:t>
+      </w:r>
+      <w:r>
+        <w:t>/</w:t>
+      </w:r>
+      <w:r>
+        <w:rPr>
+          <w:rFonts w:ascii="Microsoft YaHei" w:eastAsia="Microsoft YaHei" w:hAnsi="Microsoft YaHei" w:cs="Microsoft YaHei" w:hint="eastAsia"/>
+          <w:lang w:eastAsia="zh-CN"/>
+        </w:rPr>
+        <w:t>代码生成</w:t>
+      </w:r>
+      <w:r>
+        <w:t>/</w:t>
+      </w:r>
+      <w:r>
+        <w:rPr>
+          <w:rFonts w:ascii="Microsoft YaHei" w:eastAsia="Microsoft YaHei" w:hAnsi="Microsoft YaHei" w:cs="Microsoft YaHei" w:hint="eastAsia"/>
+          <w:lang w:eastAsia="zh-CN"/>
+        </w:rPr>
+        <w:t>排障，效率提升</w:t>
+      </w:r>
+      <w:r>
+        <w:t xml:space="preserve"> </w:t>
+      </w:r>
+      <w:r>
+        <w:rPr>
+          <w:b/>
+          <w:color w:val="2E7D32"/>
+        </w:rPr>
+        <w:t>30%+</w:t>
+      </w:r>
+      <w:r>
+        <w:rPr>
+          <w:rFonts w:ascii="Microsoft YaHei" w:eastAsia="Microsoft YaHei" w:hAnsi="Microsoft YaHei" w:cs="Microsoft YaHei" w:hint="eastAsia"/>
+          <w:lang w:eastAsia="zh-CN"/>
+        </w:rPr>
+        <w:t>；自研</w:t>
+      </w:r>
+      <w:r>
+        <w:t xml:space="preserve"> Agent </w:t>
+      </w:r>
+      <w:r>
+        <w:rPr>
+          <w:rFonts w:ascii="Microsoft YaHei" w:eastAsia="Microsoft YaHei" w:hAnsi="Microsoft YaHei" w:cs="Microsoft YaHei" w:hint="eastAsia"/>
+          <w:lang w:eastAsia="zh-CN"/>
+        </w:rPr>
+        <w:t>编排框架（</w:t>
+      </w:r>
+      <w:r>
+        <w:t>Prompt/Function Calling/DAG</w:t>
+      </w:r>
+      <w:r>
+        <w:rPr>
+          <w:rFonts w:ascii="Microsoft YaHei" w:eastAsia="Microsoft YaHei" w:hAnsi="Microsoft YaHei" w:cs="Microsoft YaHei" w:hint="eastAsia"/>
+          <w:lang w:eastAsia="zh-CN"/>
+        </w:rPr>
+        <w:t>）</w:t>
       </w:r>
     </w:p>
     <w:p>
-      <w:r>
-        <w:t>2021.09校级研究生一等奖学金（TOP 2%）</w:t>
-      </w:r>
+      <w:pPr>
+        <w:pStyle w:val="ListBullet"/>
+      </w:pPr>
+      <w:r>
+        <w:rPr>
+          <w:rFonts w:ascii="Microsoft YaHei" w:eastAsia="Microsoft YaHei" w:hAnsi="Microsoft YaHei" w:cs="Microsoft YaHei" w:hint="eastAsia"/>
+          <w:b/>
+          <w:lang w:eastAsia="zh-CN"/>
+        </w:rPr>
+        <w:t>学习能力</w:t>
+      </w:r>
+      <w:r>
+        <w:rPr>
+          <w:rFonts w:ascii="Microsoft YaHei" w:eastAsia="Microsoft YaHei" w:hAnsi="Microsoft YaHei" w:cs="Microsoft YaHei" w:hint="eastAsia"/>
+          <w:lang w:eastAsia="zh-CN"/>
+        </w:rPr>
+        <w:t>：电子信息硕士，</w:t>
+      </w:r>
+      <w:r>
+        <w:t xml:space="preserve">AI </w:t>
+      </w:r>
+      <w:r>
+        <w:rPr>
+          <w:rFonts w:ascii="Microsoft YaHei" w:eastAsia="Microsoft YaHei" w:hAnsi="Microsoft YaHei" w:cs="Microsoft YaHei" w:hint="eastAsia"/>
+          <w:lang w:eastAsia="zh-CN"/>
+        </w:rPr>
+        <w:t>与</w:t>
+      </w:r>
+      <w:r>
+        <w:t xml:space="preserve"> LLM </w:t>
+      </w:r>
+      <w:r>
+        <w:rPr>
+          <w:rFonts w:ascii="Microsoft YaHei" w:eastAsia="Microsoft YaHei" w:hAnsi="Microsoft YaHei" w:cs="Microsoft YaHei" w:hint="eastAsia"/>
+          <w:lang w:eastAsia="zh-CN"/>
+        </w:rPr>
+        <w:t>应用方向持续学习，上手快</w:t>
+      </w:r>
+      <w:r/>
     </w:p>
     <w:p>
-      <w:r>
-        <w:t>2023-2026工作期间主导 AI RRM 创新特性（设备侧+云端双计算，覆盖 98%+ 组网）；季度稳定交付，现网 0 重大事故</w:t>
-      </w:r>
-    </w:p>
-    <w:p>
-      <w:r>
-        <w:rPr>
-          <w:b/>
-          <w:sz w:val="24"/>
-        </w:rPr>
-        <w:t>自 我 评 价</w:t>
-      </w:r>
-    </w:p>
-    <w:p>
-      <w:r>
-        <w:t>AI 系统落地经验：完整经历 AI 算法从模型到生产的工程化全流程（部署/优化/迭代）</w:t>
-      </w:r>
-    </w:p>
-    <w:p>
-      <w:r>
-        <w:t>全栈能力：后端微服务 + 前端可视化 + K8s 部署运维，能独立打通"数据 → 模型 → 应用"</w:t>
-      </w:r>
-    </w:p>
-    <w:p>
-      <w:r>
-        <w:t>架构设计：主导 AI 双计算架构设计，具备系统级拆分与分布式一致性经验</w:t>
-      </w:r>
-    </w:p>
-    <w:p>
-      <w:r>
-        <w:t>数据工程：Kafka 数据管道、MongoDB 分库分表、数据闭环设计实战</w:t>
-      </w:r>
-    </w:p>
-    <w:p>
-      <w:r>
-        <w:t>LLM 深度实践：日常使用 LLM 辅助需求分析/代码生成/排障，效率提升 30%+；自研 Agent 编排框架（Prompt/Function Calling/DAG）</w:t>
-      </w:r>
-    </w:p>
-    <w:p>
-      <w:r>
-        <w:t>学习能力：电子信息硕士，AI 与 LLM 应用方向持续学习，上手快</w:t>
-      </w:r>
-    </w:p>
-    <w:p>
-      <w:r>
+      <w:pPr>
+        <w:spacing w:before="600"/>
+        <w:jc w:val="center"/>
+        <w:pBdr>
+          <w:top w:val="single" w:sz="6" w:space="0" w:color="EEEEEE"/>
+        </w:pBdr>
+      </w:pPr>
+      <w:r>
+        <w:rPr>
+          <w:rFonts w:ascii="Microsoft YaHei" w:eastAsia="Microsoft YaHei" w:hAnsi="Microsoft YaHei" w:cs="Microsoft YaHei" w:hint="eastAsia"/>
+          <w:color w:val="999999"/>
+          <w:sz w:val="19"/>
+          <w:lang w:eastAsia="zh-CN"/>
+        </w:rPr>
         <w:t>感谢您的阅读</w:t>
       </w:r>
+      <w:r/>
+      <w:r/>
+      <w:r/>
     </w:p>
     <w:sectPr>
-      <w:pgSz w:w="12240" w:h="15840"/>
-      <w:pgMar w:top="1440" w:right="1800" w:bottom="1440" w:left="1800" w:header="720" w:footer="720" w:gutter="0"/>
+      <w:pgSz w:w="11906" w:h="16838"/>
+      <w:pgMar w:top="1440" w:right="1797" w:bottom="1440" w:left="1797" w:header="720" w:footer="720" w:gutter="0"/>
       <w:cols w:space="720"/>
       <w:docGrid w:linePitch="360"/>
     </w:sectPr>
@@ -820,9 +4582,12 @@
     <w:name w:val="Normal"/>
     <w:qFormat/>
     <w:rsid w:val="00FC693F"/>
+    <w:pPr>
+      <w:spacing w:line="347" w:lineRule="auto"/>
+    </w:pPr>
     <w:rPr>
-      <w:rFonts w:ascii="微软雅黑" w:hAnsi="微软雅黑"/>
-      <w:sz w:val="21"/>
+      <w:rFonts w:ascii="Microsoft YaHei" w:hAnsi="Microsoft YaHei" w:eastAsia="Microsoft YaHei"/>
+      <w:color w:val="333333"/>
     </w:rPr>
   </w:style>
   <w:style w:type="paragraph" w:styleId="Header">
@@ -911,8 +4676,8 @@
       <w:rFonts w:asciiTheme="majorHAnsi" w:eastAsiaTheme="majorEastAsia" w:hAnsiTheme="majorHAnsi" w:cstheme="majorBidi"/>
       <w:b/>
       <w:bCs/>
-      <w:color w:val="4F81BD" w:themeColor="accent1"/>
-      <w:sz w:val="26"/>
+      <w:color w:val="FFFFFF"/>
+      <w:sz w:val="24"/>
       <w:szCs w:val="26"/>
     </w:rPr>
   </w:style>
@@ -935,7 +4700,8 @@
       <w:rFonts w:asciiTheme="majorHAnsi" w:eastAsiaTheme="majorEastAsia" w:hAnsiTheme="majorHAnsi" w:cstheme="majorBidi"/>
       <w:b/>
       <w:bCs/>
-      <w:color w:val="4F81BD" w:themeColor="accent1"/>
+      <w:color w:val="333333"/>
+      <w:sz w:val="22"/>
     </w:rPr>
   </w:style>
   <w:style w:type="paragraph" w:styleId="Heading4">
@@ -960,7 +4726,8 @@
       <w:bCs/>
       <w:i/>
       <w:iCs/>
-      <w:color w:val="4F81BD" w:themeColor="accent1"/>
+      <w:color w:val="555555"/>
+      <w:sz w:val="21"/>
     </w:rPr>
   </w:style>
   <w:style w:type="paragraph" w:styleId="Heading5">
